--- a/04-滤波电路/04-带阻滤波/无源带阻滤波电路/无源带阻滤波电路.docx
+++ b/04-滤波电路/04-带阻滤波/无源带阻滤波电路/无源带阻滤波电路.docx
@@ -3416,6 +3416,20 @@
     </w:p>
     <w:bookmarkEnd w:id="26"/>
     <w:bookmarkEnd w:id="27"/>
+    <w:p>
+      <w:pPr>
+        <w:spacing w:before="360"/>
+        <w:jc w:val="center"/>
+      </w:pPr>
+      <w:r>
+        <w:rPr>
+          <w:rFonts w:ascii="Times New Roman" w:hAnsi="Times New Roman"/>
+          <w:color w:val="555555"/>
+          <w:sz w:val="21"/>
+        </w:rPr>
+        <w:t>材料收集者：杜文杰</w:t>
+      </w:r>
+    </w:p>
     <w:sectPr>
       <w:headerReference r:id="rId9" w:type="default"/>
       <w:footerReference r:id="rId10" w:type="default"/>

--- a/04-滤波电路/04-带阻滤波/无源带阻滤波电路/无源带阻滤波电路.docx
+++ b/04-滤波电路/04-带阻滤波/无源带阻滤波电路/无源带阻滤波电路.docx
@@ -1,6 +1,6 @@
 
 <file path=word/document.xml><?xml version="1.0" encoding="utf-8"?>
-<w:document xmlns:w="http://schemas.openxmlformats.org/wordprocessingml/2006/main" xmlns:m="http://schemas.openxmlformats.org/officeDocument/2006/math" xmlns:r="http://schemas.openxmlformats.org/officeDocument/2006/relationships" xmlns:o="urn:schemas-microsoft-com:office:office" xmlns:v="urn:schemas-microsoft-com:vml" xmlns:w10="urn:schemas-microsoft-com:office:word" xmlns:a="http://schemas.openxmlformats.org/drawingml/2006/main" xmlns:pic="http://schemas.openxmlformats.org/drawingml/2006/picture" xmlns:wp="http://schemas.openxmlformats.org/drawingml/2006/wordprocessingDrawing">
+<w:document xmlns:m="http://schemas.openxmlformats.org/officeDocument/2006/math" xmlns:r="http://schemas.openxmlformats.org/officeDocument/2006/relationships" xmlns:w="http://schemas.openxmlformats.org/wordprocessingml/2006/main" xmlns:o="urn:schemas-microsoft-com:office:office" xmlns:v="urn:schemas-microsoft-com:vml" xmlns:w10="urn:schemas-microsoft-com:office:word" xmlns:a="http://schemas.openxmlformats.org/drawingml/2006/main" xmlns:pic="http://schemas.openxmlformats.org/drawingml/2006/picture" xmlns:wp="http://schemas.openxmlformats.org/drawingml/2006/wordprocessingDrawing">
   <w:body>
     <w:bookmarkStart w:id="27" w:name="无源带阻滤波电路双-t-陷波"/>
     <w:p>
@@ -9,16 +9,19 @@
       </w:pPr>
       <w:r>
         <w:rPr>
-          <w:rFonts w:hint="eastAsia"/>
+          <w:rFonts w:hint="eastAsia" w:eastAsia="黑体"/>
         </w:rPr>
         <w:t xml:space="preserve">无源带阻滤波电路（双</w:t>
       </w:r>
       <w:r>
+        <w:rPr>
+          <w:rFonts w:eastAsia="黑体"/>
+        </w:rPr>
         <w:t xml:space="preserve"> T </w:t>
       </w:r>
       <w:r>
         <w:rPr>
-          <w:rFonts w:hint="eastAsia"/>
+          <w:rFonts w:hint="eastAsia" w:eastAsia="黑体"/>
         </w:rPr>
         <w:t xml:space="preserve">陷波）</w:t>
       </w:r>
@@ -30,7 +33,7 @@
       </w:pPr>
       <w:r>
         <w:rPr>
-          <w:rFonts w:hint="eastAsia"/>
+          <w:rFonts w:hint="eastAsia" w:eastAsia="黑体"/>
         </w:rPr>
         <w:t xml:space="preserve">拓扑描述</w:t>
       </w:r>
@@ -41,16 +44,19 @@
       </w:pPr>
       <w:r>
         <w:rPr>
-          <w:rFonts w:hint="eastAsia"/>
+          <w:rFonts w:hint="eastAsia" w:eastAsia="黑体"/>
         </w:rPr>
         <w:t xml:space="preserve">本电路由</w:t>
       </w:r>
       <w:r>
+        <w:rPr>
+          <w:rFonts w:eastAsia="黑体"/>
+        </w:rPr>
         <w:t xml:space="preserve"> </w:t>
       </w:r>
       <w:r>
         <w:rPr>
-          <w:rFonts w:hint="eastAsia"/>
+          <w:rFonts w:hint="eastAsia" w:eastAsia="黑体"/>
           <w:b/>
           <w:bCs/>
         </w:rPr>
@@ -58,6 +64,7 @@
       </w:r>
       <w:r>
         <w:rPr>
+          <w:rFonts w:eastAsia="黑体"/>
           <w:b/>
           <w:bCs/>
         </w:rPr>
@@ -79,6 +86,7 @@
       </m:oMath>
       <w:r>
         <w:rPr>
+          <w:rFonts w:eastAsia="黑体"/>
           <w:b/>
           <w:bCs/>
         </w:rPr>
@@ -100,6 +108,7 @@
       </m:oMath>
       <w:r>
         <w:rPr>
+          <w:rFonts w:eastAsia="黑体"/>
           <w:b/>
           <w:bCs/>
         </w:rPr>
@@ -121,6 +130,7 @@
       </m:oMath>
       <w:r>
         <w:rPr>
+          <w:rFonts w:eastAsia="黑体"/>
           <w:b/>
           <w:bCs/>
         </w:rPr>
@@ -142,7 +152,7 @@
       </m:oMath>
       <w:r>
         <w:rPr>
-          <w:rFonts w:hint="eastAsia"/>
+          <w:rFonts w:hint="eastAsia" w:eastAsia="黑体"/>
           <w:b/>
           <w:bCs/>
         </w:rPr>
@@ -150,6 +160,7 @@
       </w:r>
       <w:r>
         <w:rPr>
+          <w:rFonts w:eastAsia="黑体"/>
           <w:b/>
           <w:bCs/>
         </w:rPr>
@@ -157,7 +168,7 @@
       </w:r>
       <w:r>
         <w:rPr>
-          <w:rFonts w:hint="eastAsia"/>
+          <w:rFonts w:hint="eastAsia" w:eastAsia="黑体"/>
           <w:b/>
           <w:bCs/>
         </w:rPr>
@@ -165,6 +176,7 @@
       </w:r>
       <w:r>
         <w:rPr>
+          <w:rFonts w:eastAsia="黑体"/>
           <w:b/>
           <w:bCs/>
         </w:rPr>
@@ -186,6 +198,7 @@
       </m:oMath>
       <w:r>
         <w:rPr>
+          <w:rFonts w:eastAsia="黑体"/>
           <w:b/>
           <w:bCs/>
         </w:rPr>
@@ -207,7 +220,7 @@
       </m:oMath>
       <w:r>
         <w:rPr>
-          <w:rFonts w:hint="eastAsia"/>
+          <w:rFonts w:hint="eastAsia" w:eastAsia="黑体"/>
           <w:b/>
           <w:bCs/>
         </w:rPr>
@@ -215,6 +228,7 @@
       </w:r>
       <w:r>
         <w:rPr>
+          <w:rFonts w:eastAsia="黑体"/>
           <w:b/>
           <w:bCs/>
         </w:rPr>
@@ -236,7 +250,7 @@
       </m:oMath>
       <w:r>
         <w:rPr>
-          <w:rFonts w:hint="eastAsia"/>
+          <w:rFonts w:hint="eastAsia" w:eastAsia="黑体"/>
           <w:b/>
           <w:bCs/>
         </w:rPr>
@@ -244,6 +258,7 @@
       </w:r>
       <w:r>
         <w:rPr>
+          <w:rFonts w:eastAsia="黑体"/>
           <w:b/>
           <w:bCs/>
         </w:rPr>
@@ -251,7 +266,7 @@
       </w:r>
       <w:r>
         <w:rPr>
-          <w:rFonts w:hint="eastAsia"/>
+          <w:rFonts w:hint="eastAsia" w:eastAsia="黑体"/>
           <w:b/>
           <w:bCs/>
         </w:rPr>
@@ -259,6 +274,7 @@
       </w:r>
       <w:r>
         <w:rPr>
+          <w:rFonts w:eastAsia="黑体"/>
           <w:b/>
           <w:bCs/>
         </w:rPr>
@@ -280,7 +296,7 @@
       </m:oMath>
       <w:r>
         <w:rPr>
-          <w:rFonts w:hint="eastAsia"/>
+          <w:rFonts w:hint="eastAsia" w:eastAsia="黑体"/>
           <w:b/>
           <w:bCs/>
         </w:rPr>
@@ -288,6 +304,7 @@
       </w:r>
       <w:r>
         <w:rPr>
+          <w:rFonts w:eastAsia="黑体"/>
           <w:b/>
           <w:bCs/>
         </w:rPr>
@@ -309,6 +326,7 @@
       </m:oMath>
       <w:r>
         <w:rPr>
+          <w:rFonts w:eastAsia="黑体"/>
           <w:b/>
           <w:bCs/>
         </w:rPr>
@@ -330,6 +348,7 @@
       </m:oMath>
       <w:r>
         <w:rPr>
+          <w:rFonts w:eastAsia="黑体"/>
           <w:b/>
           <w:bCs/>
         </w:rPr>
@@ -350,38 +369,50 @@
         </m:sSub>
       </m:oMath>
       <w:r>
+        <w:rPr>
+          <w:rFonts w:eastAsia="黑体"/>
+        </w:rPr>
         <w:t xml:space="preserve"> </w:t>
       </w:r>
       <w:r>
         <w:rPr>
-          <w:rFonts w:hint="eastAsia"/>
+          <w:rFonts w:hint="eastAsia" w:eastAsia="黑体"/>
         </w:rPr>
         <w:t xml:space="preserve">组成的无源双</w:t>
       </w:r>
       <w:r>
+        <w:rPr>
+          <w:rFonts w:eastAsia="黑体"/>
+        </w:rPr>
         <w:t xml:space="preserve"> T </w:t>
       </w:r>
       <w:r>
         <w:rPr>
-          <w:rFonts w:hint="eastAsia"/>
+          <w:rFonts w:hint="eastAsia" w:eastAsia="黑体"/>
         </w:rPr>
         <w:t xml:space="preserve">形网络。两条</w:t>
       </w:r>
       <w:r>
+        <w:rPr>
+          <w:rFonts w:eastAsia="黑体"/>
+        </w:rPr>
         <w:t xml:space="preserve"> T </w:t>
       </w:r>
       <w:r>
         <w:rPr>
-          <w:rFonts w:hint="eastAsia"/>
+          <w:rFonts w:hint="eastAsia" w:eastAsia="黑体"/>
         </w:rPr>
         <w:t xml:space="preserve">形支路并联：一条为</w:t>
       </w:r>
       <w:r>
+        <w:rPr>
+          <w:rFonts w:eastAsia="黑体"/>
+        </w:rPr>
         <w:t xml:space="preserve"> </w:t>
       </w:r>
       <w:r>
         <w:rPr>
-          <w:rFonts w:hint="eastAsia"/>
+          <w:rFonts w:hint="eastAsia" w:eastAsia="黑体"/>
         </w:rPr>
         <w:t xml:space="preserve">R–R–C（</w:t>
       </w:r>
@@ -400,6 +431,9 @@
         </m:sSub>
       </m:oMath>
       <w:r>
+        <w:rPr>
+          <w:rFonts w:eastAsia="黑体"/>
+        </w:rPr>
         <w:t xml:space="preserve">、</w:t>
       </w:r>
       <m:oMath>
@@ -417,15 +451,21 @@
         </m:sSub>
       </m:oMath>
       <w:r>
+        <w:rPr>
+          <w:rFonts w:eastAsia="黑体"/>
+        </w:rPr>
         <w:t xml:space="preserve"> </w:t>
       </w:r>
       <w:r>
         <w:rPr>
-          <w:rFonts w:hint="eastAsia"/>
+          <w:rFonts w:hint="eastAsia" w:eastAsia="黑体"/>
         </w:rPr>
         <w:t xml:space="preserve">串联，中点经</w:t>
       </w:r>
       <w:r>
+        <w:rPr>
+          <w:rFonts w:eastAsia="黑体"/>
+        </w:rPr>
         <w:t xml:space="preserve"> </w:t>
       </w:r>
       <m:oMath>
@@ -443,20 +483,26 @@
         </m:sSub>
       </m:oMath>
       <w:r>
+        <w:rPr>
+          <w:rFonts w:eastAsia="黑体"/>
+        </w:rPr>
         <w:t xml:space="preserve"> </w:t>
       </w:r>
       <w:r>
         <w:rPr>
-          <w:rFonts w:hint="eastAsia"/>
+          <w:rFonts w:hint="eastAsia" w:eastAsia="黑体"/>
         </w:rPr>
         <w:t xml:space="preserve">接地），另一条为</w:t>
       </w:r>
       <w:r>
+        <w:rPr>
+          <w:rFonts w:eastAsia="黑体"/>
+        </w:rPr>
         <w:t xml:space="preserve"> </w:t>
       </w:r>
       <w:r>
         <w:rPr>
-          <w:rFonts w:hint="eastAsia"/>
+          <w:rFonts w:hint="eastAsia" w:eastAsia="黑体"/>
         </w:rPr>
         <w:t xml:space="preserve">C–C–R（</w:t>
       </w:r>
@@ -475,6 +521,9 @@
         </m:sSub>
       </m:oMath>
       <w:r>
+        <w:rPr>
+          <w:rFonts w:eastAsia="黑体"/>
+        </w:rPr>
         <w:t xml:space="preserve">、</w:t>
       </w:r>
       <m:oMath>
@@ -492,15 +541,21 @@
         </m:sSub>
       </m:oMath>
       <w:r>
+        <w:rPr>
+          <w:rFonts w:eastAsia="黑体"/>
+        </w:rPr>
         <w:t xml:space="preserve"> </w:t>
       </w:r>
       <w:r>
         <w:rPr>
-          <w:rFonts w:hint="eastAsia"/>
+          <w:rFonts w:hint="eastAsia" w:eastAsia="黑体"/>
         </w:rPr>
         <w:t xml:space="preserve">串联，中点经</w:t>
       </w:r>
       <w:r>
+        <w:rPr>
+          <w:rFonts w:eastAsia="黑体"/>
+        </w:rPr>
         <w:t xml:space="preserve"> </w:t>
       </w:r>
       <m:oMath>
@@ -518,15 +573,21 @@
         </m:sSub>
       </m:oMath>
       <w:r>
+        <w:rPr>
+          <w:rFonts w:eastAsia="黑体"/>
+        </w:rPr>
         <w:t xml:space="preserve"> </w:t>
       </w:r>
       <w:r>
         <w:rPr>
-          <w:rFonts w:hint="eastAsia"/>
+          <w:rFonts w:hint="eastAsia" w:eastAsia="黑体"/>
         </w:rPr>
         <w:t xml:space="preserve">接地）。关键节点命名如下：输入节点</w:t>
       </w:r>
       <w:r>
+        <w:rPr>
+          <w:rFonts w:eastAsia="黑体"/>
+        </w:rPr>
         <w:t xml:space="preserve"> </w:t>
       </w:r>
       <m:oMath>
@@ -547,24 +608,33 @@
         </m:sSub>
       </m:oMath>
       <w:r>
+        <w:rPr>
+          <w:rFonts w:eastAsia="黑体"/>
+        </w:rPr>
         <w:t xml:space="preserve"> </w:t>
       </w:r>
       <w:r>
         <w:rPr>
-          <w:rFonts w:hint="eastAsia"/>
+          <w:rFonts w:hint="eastAsia" w:eastAsia="黑体"/>
         </w:rPr>
         <w:t xml:space="preserve">为两条</w:t>
       </w:r>
       <w:r>
+        <w:rPr>
+          <w:rFonts w:eastAsia="黑体"/>
+        </w:rPr>
         <w:t xml:space="preserve"> T </w:t>
       </w:r>
       <w:r>
         <w:rPr>
-          <w:rFonts w:hint="eastAsia"/>
+          <w:rFonts w:hint="eastAsia" w:eastAsia="黑体"/>
         </w:rPr>
         <w:t xml:space="preserve">形支路的公共输入端，输出节点</w:t>
       </w:r>
       <w:r>
+        <w:rPr>
+          <w:rFonts w:eastAsia="黑体"/>
+        </w:rPr>
         <w:t xml:space="preserve"> </w:t>
       </w:r>
       <m:oMath>
@@ -588,24 +658,33 @@
         </m:sSub>
       </m:oMath>
       <w:r>
+        <w:rPr>
+          <w:rFonts w:eastAsia="黑体"/>
+        </w:rPr>
         <w:t xml:space="preserve"> </w:t>
       </w:r>
       <w:r>
         <w:rPr>
-          <w:rFonts w:hint="eastAsia"/>
+          <w:rFonts w:hint="eastAsia" w:eastAsia="黑体"/>
         </w:rPr>
         <w:t xml:space="preserve">为两条</w:t>
       </w:r>
       <w:r>
+        <w:rPr>
+          <w:rFonts w:eastAsia="黑体"/>
+        </w:rPr>
         <w:t xml:space="preserve"> T </w:t>
       </w:r>
       <w:r>
         <w:rPr>
-          <w:rFonts w:hint="eastAsia"/>
+          <w:rFonts w:hint="eastAsia" w:eastAsia="黑体"/>
         </w:rPr>
         <w:t xml:space="preserve">形支路的公共输出端，地节点</w:t>
       </w:r>
       <w:r>
+        <w:rPr>
+          <w:rFonts w:eastAsia="黑体"/>
+        </w:rPr>
         <w:t xml:space="preserve"> </w:t>
       </w:r>
       <m:oMath>
@@ -620,15 +699,21 @@
         </m:r>
       </m:oMath>
       <w:r>
+        <w:rPr>
+          <w:rFonts w:eastAsia="黑体"/>
+        </w:rPr>
         <w:t xml:space="preserve"> </w:t>
       </w:r>
       <w:r>
         <w:rPr>
-          <w:rFonts w:hint="eastAsia"/>
+          <w:rFonts w:hint="eastAsia" w:eastAsia="黑体"/>
         </w:rPr>
         <w:t xml:space="preserve">为</w:t>
       </w:r>
       <w:r>
+        <w:rPr>
+          <w:rFonts w:eastAsia="黑体"/>
+        </w:rPr>
         <w:t xml:space="preserve"> </w:t>
       </w:r>
       <m:oMath>
@@ -646,15 +731,21 @@
         </m:sSub>
       </m:oMath>
       <w:r>
+        <w:rPr>
+          <w:rFonts w:eastAsia="黑体"/>
+        </w:rPr>
         <w:t xml:space="preserve"> </w:t>
       </w:r>
       <w:r>
         <w:rPr>
-          <w:rFonts w:hint="eastAsia"/>
+          <w:rFonts w:hint="eastAsia" w:eastAsia="黑体"/>
         </w:rPr>
         <w:t xml:space="preserve">与</w:t>
       </w:r>
       <w:r>
+        <w:rPr>
+          <w:rFonts w:eastAsia="黑体"/>
+        </w:rPr>
         <w:t xml:space="preserve"> </w:t>
       </w:r>
       <m:oMath>
@@ -672,15 +763,21 @@
         </m:sSub>
       </m:oMath>
       <w:r>
+        <w:rPr>
+          <w:rFonts w:eastAsia="黑体"/>
+        </w:rPr>
         <w:t xml:space="preserve"> </w:t>
       </w:r>
       <w:r>
         <w:rPr>
-          <w:rFonts w:hint="eastAsia"/>
+          <w:rFonts w:hint="eastAsia" w:eastAsia="黑体"/>
         </w:rPr>
         <w:t xml:space="preserve">的下端公共参考；中间节点</w:t>
       </w:r>
       <w:r>
+        <w:rPr>
+          <w:rFonts w:eastAsia="黑体"/>
+        </w:rPr>
         <w:t xml:space="preserve"> </w:t>
       </w:r>
       <m:oMath>
@@ -698,15 +795,21 @@
         </m:sSub>
       </m:oMath>
       <w:r>
+        <w:rPr>
+          <w:rFonts w:eastAsia="黑体"/>
+        </w:rPr>
         <w:t xml:space="preserve"> </w:t>
       </w:r>
       <w:r>
         <w:rPr>
-          <w:rFonts w:hint="eastAsia"/>
+          <w:rFonts w:hint="eastAsia" w:eastAsia="黑体"/>
         </w:rPr>
         <w:t xml:space="preserve">为</w:t>
       </w:r>
       <w:r>
+        <w:rPr>
+          <w:rFonts w:eastAsia="黑体"/>
+        </w:rPr>
         <w:t xml:space="preserve"> </w:t>
       </w:r>
       <m:oMath>
@@ -724,15 +827,21 @@
         </m:sSub>
       </m:oMath>
       <w:r>
+        <w:rPr>
+          <w:rFonts w:eastAsia="黑体"/>
+        </w:rPr>
         <w:t xml:space="preserve"> </w:t>
       </w:r>
       <w:r>
         <w:rPr>
-          <w:rFonts w:hint="eastAsia"/>
+          <w:rFonts w:hint="eastAsia" w:eastAsia="黑体"/>
         </w:rPr>
         <w:t xml:space="preserve">与</w:t>
       </w:r>
       <w:r>
+        <w:rPr>
+          <w:rFonts w:eastAsia="黑体"/>
+        </w:rPr>
         <w:t xml:space="preserve"> </w:t>
       </w:r>
       <m:oMath>
@@ -750,15 +859,21 @@
         </m:sSub>
       </m:oMath>
       <w:r>
+        <w:rPr>
+          <w:rFonts w:eastAsia="黑体"/>
+        </w:rPr>
         <w:t xml:space="preserve"> </w:t>
       </w:r>
       <w:r>
         <w:rPr>
-          <w:rFonts w:hint="eastAsia"/>
+          <w:rFonts w:hint="eastAsia" w:eastAsia="黑体"/>
         </w:rPr>
         <w:t xml:space="preserve">的串联中点，复接</w:t>
       </w:r>
       <w:r>
+        <w:rPr>
+          <w:rFonts w:eastAsia="黑体"/>
+        </w:rPr>
         <w:t xml:space="preserve"> </w:t>
       </w:r>
       <m:oMath>
@@ -776,15 +891,21 @@
         </m:sSub>
       </m:oMath>
       <w:r>
+        <w:rPr>
+          <w:rFonts w:eastAsia="黑体"/>
+        </w:rPr>
         <w:t xml:space="preserve"> </w:t>
       </w:r>
       <w:r>
         <w:rPr>
-          <w:rFonts w:hint="eastAsia"/>
+          <w:rFonts w:hint="eastAsia" w:eastAsia="黑体"/>
         </w:rPr>
         <w:t xml:space="preserve">上端；中间节点</w:t>
       </w:r>
       <w:r>
+        <w:rPr>
+          <w:rFonts w:eastAsia="黑体"/>
+        </w:rPr>
         <w:t xml:space="preserve"> </w:t>
       </w:r>
       <m:oMath>
@@ -802,15 +923,21 @@
         </m:sSub>
       </m:oMath>
       <w:r>
+        <w:rPr>
+          <w:rFonts w:eastAsia="黑体"/>
+        </w:rPr>
         <w:t xml:space="preserve"> </w:t>
       </w:r>
       <w:r>
         <w:rPr>
-          <w:rFonts w:hint="eastAsia"/>
+          <w:rFonts w:hint="eastAsia" w:eastAsia="黑体"/>
         </w:rPr>
         <w:t xml:space="preserve">为</w:t>
       </w:r>
       <w:r>
+        <w:rPr>
+          <w:rFonts w:eastAsia="黑体"/>
+        </w:rPr>
         <w:t xml:space="preserve"> </w:t>
       </w:r>
       <m:oMath>
@@ -828,15 +955,21 @@
         </m:sSub>
       </m:oMath>
       <w:r>
+        <w:rPr>
+          <w:rFonts w:eastAsia="黑体"/>
+        </w:rPr>
         <w:t xml:space="preserve"> </w:t>
       </w:r>
       <w:r>
         <w:rPr>
-          <w:rFonts w:hint="eastAsia"/>
+          <w:rFonts w:hint="eastAsia" w:eastAsia="黑体"/>
         </w:rPr>
         <w:t xml:space="preserve">与</w:t>
       </w:r>
       <w:r>
+        <w:rPr>
+          <w:rFonts w:eastAsia="黑体"/>
+        </w:rPr>
         <w:t xml:space="preserve"> </w:t>
       </w:r>
       <m:oMath>
@@ -854,15 +987,21 @@
         </m:sSub>
       </m:oMath>
       <w:r>
+        <w:rPr>
+          <w:rFonts w:eastAsia="黑体"/>
+        </w:rPr>
         <w:t xml:space="preserve"> </w:t>
       </w:r>
       <w:r>
         <w:rPr>
-          <w:rFonts w:hint="eastAsia"/>
+          <w:rFonts w:hint="eastAsia" w:eastAsia="黑体"/>
         </w:rPr>
         <w:t xml:space="preserve">的串联中点，复接</w:t>
       </w:r>
       <w:r>
+        <w:rPr>
+          <w:rFonts w:eastAsia="黑体"/>
+        </w:rPr>
         <w:t xml:space="preserve"> </w:t>
       </w:r>
       <m:oMath>
@@ -880,11 +1019,14 @@
         </m:sSub>
       </m:oMath>
       <w:r>
+        <w:rPr>
+          <w:rFonts w:eastAsia="黑体"/>
+        </w:rPr>
         <w:t xml:space="preserve"> </w:t>
       </w:r>
       <w:r>
         <w:rPr>
-          <w:rFonts w:hint="eastAsia"/>
+          <w:rFonts w:hint="eastAsia" w:eastAsia="黑体"/>
         </w:rPr>
         <w:t xml:space="preserve">上端。</w:t>
       </w:r>
@@ -893,11 +1035,14 @@
       <w:pPr/>
       <w:r>
         <w:rPr>
-          <w:rFonts w:hint="eastAsia"/>
+          <w:rFonts w:hint="eastAsia" w:eastAsia="黑体"/>
         </w:rPr>
         <w:t xml:space="preserve">各元件管脚连接：电阻</w:t>
       </w:r>
       <w:r>
+        <w:rPr>
+          <w:rFonts w:eastAsia="黑体"/>
+        </w:rPr>
         <w:t xml:space="preserve"> </w:t>
       </w:r>
       <m:oMath>
@@ -915,15 +1060,21 @@
         </m:sSub>
       </m:oMath>
       <w:r>
+        <w:rPr>
+          <w:rFonts w:eastAsia="黑体"/>
+        </w:rPr>
         <w:t xml:space="preserve"> </w:t>
       </w:r>
       <w:r>
         <w:rPr>
-          <w:rFonts w:hint="eastAsia"/>
+          <w:rFonts w:hint="eastAsia" w:eastAsia="黑体"/>
         </w:rPr>
         <w:t xml:space="preserve">一端接输入节点</w:t>
       </w:r>
       <w:r>
+        <w:rPr>
+          <w:rFonts w:eastAsia="黑体"/>
+        </w:rPr>
         <w:t xml:space="preserve"> </w:t>
       </w:r>
       <m:oMath>
@@ -945,11 +1096,14 @@
       </m:oMath>
       <w:r>
         <w:rPr>
-          <w:rFonts w:hint="eastAsia"/>
+          <w:rFonts w:hint="eastAsia" w:eastAsia="黑体"/>
         </w:rPr>
         <w:t xml:space="preserve">，另一端接中间节点</w:t>
       </w:r>
       <w:r>
+        <w:rPr>
+          <w:rFonts w:eastAsia="黑体"/>
+        </w:rPr>
         <w:t xml:space="preserve"> </w:t>
       </w:r>
       <m:oMath>
@@ -968,11 +1122,14 @@
       </m:oMath>
       <w:r>
         <w:rPr>
-          <w:rFonts w:hint="eastAsia"/>
+          <w:rFonts w:hint="eastAsia" w:eastAsia="黑体"/>
         </w:rPr>
         <w:t xml:space="preserve">；电阻</w:t>
       </w:r>
       <w:r>
+        <w:rPr>
+          <w:rFonts w:eastAsia="黑体"/>
+        </w:rPr>
         <w:t xml:space="preserve"> </w:t>
       </w:r>
       <m:oMath>
@@ -990,15 +1147,21 @@
         </m:sSub>
       </m:oMath>
       <w:r>
+        <w:rPr>
+          <w:rFonts w:eastAsia="黑体"/>
+        </w:rPr>
         <w:t xml:space="preserve"> </w:t>
       </w:r>
       <w:r>
         <w:rPr>
-          <w:rFonts w:hint="eastAsia"/>
+          <w:rFonts w:hint="eastAsia" w:eastAsia="黑体"/>
         </w:rPr>
         <w:t xml:space="preserve">一端接</w:t>
       </w:r>
       <w:r>
+        <w:rPr>
+          <w:rFonts w:eastAsia="黑体"/>
+        </w:rPr>
         <w:t xml:space="preserve"> </w:t>
       </w:r>
       <m:oMath>
@@ -1017,11 +1180,14 @@
       </m:oMath>
       <w:r>
         <w:rPr>
-          <w:rFonts w:hint="eastAsia"/>
+          <w:rFonts w:hint="eastAsia" w:eastAsia="黑体"/>
         </w:rPr>
         <w:t xml:space="preserve">，另一端接输出节点</w:t>
       </w:r>
       <w:r>
+        <w:rPr>
+          <w:rFonts w:eastAsia="黑体"/>
+        </w:rPr>
         <w:t xml:space="preserve"> </w:t>
       </w:r>
       <m:oMath>
@@ -1046,11 +1212,14 @@
       </m:oMath>
       <w:r>
         <w:rPr>
-          <w:rFonts w:hint="eastAsia"/>
+          <w:rFonts w:hint="eastAsia" w:eastAsia="黑体"/>
         </w:rPr>
         <w:t xml:space="preserve">；电容</w:t>
       </w:r>
       <w:r>
+        <w:rPr>
+          <w:rFonts w:eastAsia="黑体"/>
+        </w:rPr>
         <w:t xml:space="preserve"> </w:t>
       </w:r>
       <m:oMath>
@@ -1068,15 +1237,21 @@
         </m:sSub>
       </m:oMath>
       <w:r>
+        <w:rPr>
+          <w:rFonts w:eastAsia="黑体"/>
+        </w:rPr>
         <w:t xml:space="preserve"> </w:t>
       </w:r>
       <w:r>
         <w:rPr>
-          <w:rFonts w:hint="eastAsia"/>
+          <w:rFonts w:hint="eastAsia" w:eastAsia="黑体"/>
         </w:rPr>
         <w:t xml:space="preserve">一端接</w:t>
       </w:r>
       <w:r>
+        <w:rPr>
+          <w:rFonts w:eastAsia="黑体"/>
+        </w:rPr>
         <w:t xml:space="preserve"> </w:t>
       </w:r>
       <m:oMath>
@@ -1095,11 +1270,14 @@
       </m:oMath>
       <w:r>
         <w:rPr>
-          <w:rFonts w:hint="eastAsia"/>
+          <w:rFonts w:hint="eastAsia" w:eastAsia="黑体"/>
         </w:rPr>
         <w:t xml:space="preserve">，另一端接地节点</w:t>
       </w:r>
       <w:r>
+        <w:rPr>
+          <w:rFonts w:eastAsia="黑体"/>
+        </w:rPr>
         <w:t xml:space="preserve"> </w:t>
       </w:r>
       <m:oMath>
@@ -1115,11 +1293,14 @@
       </m:oMath>
       <w:r>
         <w:rPr>
-          <w:rFonts w:hint="eastAsia"/>
+          <w:rFonts w:hint="eastAsia" w:eastAsia="黑体"/>
         </w:rPr>
         <w:t xml:space="preserve">；电容</w:t>
       </w:r>
       <w:r>
+        <w:rPr>
+          <w:rFonts w:eastAsia="黑体"/>
+        </w:rPr>
         <w:t xml:space="preserve"> </w:t>
       </w:r>
       <m:oMath>
@@ -1137,15 +1318,21 @@
         </m:sSub>
       </m:oMath>
       <w:r>
+        <w:rPr>
+          <w:rFonts w:eastAsia="黑体"/>
+        </w:rPr>
         <w:t xml:space="preserve"> </w:t>
       </w:r>
       <w:r>
         <w:rPr>
-          <w:rFonts w:hint="eastAsia"/>
+          <w:rFonts w:hint="eastAsia" w:eastAsia="黑体"/>
         </w:rPr>
         <w:t xml:space="preserve">一端接</w:t>
       </w:r>
       <w:r>
+        <w:rPr>
+          <w:rFonts w:eastAsia="黑体"/>
+        </w:rPr>
         <w:t xml:space="preserve"> </w:t>
       </w:r>
       <m:oMath>
@@ -1167,11 +1354,14 @@
       </m:oMath>
       <w:r>
         <w:rPr>
-          <w:rFonts w:hint="eastAsia"/>
+          <w:rFonts w:hint="eastAsia" w:eastAsia="黑体"/>
         </w:rPr>
         <w:t xml:space="preserve">，另一端接中间节点</w:t>
       </w:r>
       <w:r>
+        <w:rPr>
+          <w:rFonts w:eastAsia="黑体"/>
+        </w:rPr>
         <w:t xml:space="preserve"> </w:t>
       </w:r>
       <m:oMath>
@@ -1190,11 +1380,14 @@
       </m:oMath>
       <w:r>
         <w:rPr>
-          <w:rFonts w:hint="eastAsia"/>
+          <w:rFonts w:hint="eastAsia" w:eastAsia="黑体"/>
         </w:rPr>
         <w:t xml:space="preserve">；电容</w:t>
       </w:r>
       <w:r>
+        <w:rPr>
+          <w:rFonts w:eastAsia="黑体"/>
+        </w:rPr>
         <w:t xml:space="preserve"> </w:t>
       </w:r>
       <m:oMath>
@@ -1212,15 +1405,21 @@
         </m:sSub>
       </m:oMath>
       <w:r>
+        <w:rPr>
+          <w:rFonts w:eastAsia="黑体"/>
+        </w:rPr>
         <w:t xml:space="preserve"> </w:t>
       </w:r>
       <w:r>
         <w:rPr>
-          <w:rFonts w:hint="eastAsia"/>
+          <w:rFonts w:hint="eastAsia" w:eastAsia="黑体"/>
         </w:rPr>
         <w:t xml:space="preserve">一端接</w:t>
       </w:r>
       <w:r>
+        <w:rPr>
+          <w:rFonts w:eastAsia="黑体"/>
+        </w:rPr>
         <w:t xml:space="preserve"> </w:t>
       </w:r>
       <m:oMath>
@@ -1239,11 +1438,14 @@
       </m:oMath>
       <w:r>
         <w:rPr>
-          <w:rFonts w:hint="eastAsia"/>
+          <w:rFonts w:hint="eastAsia" w:eastAsia="黑体"/>
         </w:rPr>
         <w:t xml:space="preserve">，另一端接</w:t>
       </w:r>
       <w:r>
+        <w:rPr>
+          <w:rFonts w:eastAsia="黑体"/>
+        </w:rPr>
         <w:t xml:space="preserve"> </w:t>
       </w:r>
       <m:oMath>
@@ -1268,11 +1470,14 @@
       </m:oMath>
       <w:r>
         <w:rPr>
-          <w:rFonts w:hint="eastAsia"/>
+          <w:rFonts w:hint="eastAsia" w:eastAsia="黑体"/>
         </w:rPr>
         <w:t xml:space="preserve">；电阻</w:t>
       </w:r>
       <w:r>
+        <w:rPr>
+          <w:rFonts w:eastAsia="黑体"/>
+        </w:rPr>
         <w:t xml:space="preserve"> </w:t>
       </w:r>
       <m:oMath>
@@ -1290,15 +1495,21 @@
         </m:sSub>
       </m:oMath>
       <w:r>
+        <w:rPr>
+          <w:rFonts w:eastAsia="黑体"/>
+        </w:rPr>
         <w:t xml:space="preserve"> </w:t>
       </w:r>
       <w:r>
         <w:rPr>
-          <w:rFonts w:hint="eastAsia"/>
+          <w:rFonts w:hint="eastAsia" w:eastAsia="黑体"/>
         </w:rPr>
         <w:t xml:space="preserve">一端接</w:t>
       </w:r>
       <w:r>
+        <w:rPr>
+          <w:rFonts w:eastAsia="黑体"/>
+        </w:rPr>
         <w:t xml:space="preserve"> </w:t>
       </w:r>
       <m:oMath>
@@ -1317,11 +1528,14 @@
       </m:oMath>
       <w:r>
         <w:rPr>
-          <w:rFonts w:hint="eastAsia"/>
+          <w:rFonts w:hint="eastAsia" w:eastAsia="黑体"/>
         </w:rPr>
         <w:t xml:space="preserve">，另一端接</w:t>
       </w:r>
       <w:r>
+        <w:rPr>
+          <w:rFonts w:eastAsia="黑体"/>
+        </w:rPr>
         <w:t xml:space="preserve"> </w:t>
       </w:r>
       <m:oMath>
@@ -1337,11 +1551,14 @@
       </m:oMath>
       <w:r>
         <w:rPr>
-          <w:rFonts w:hint="eastAsia"/>
+          <w:rFonts w:hint="eastAsia" w:eastAsia="黑体"/>
         </w:rPr>
         <w:t xml:space="preserve">。为了精确平衡，通常取</w:t>
       </w:r>
       <w:r>
+        <w:rPr>
+          <w:rFonts w:eastAsia="黑体"/>
+        </w:rPr>
         <w:t xml:space="preserve"> </w:t>
       </w:r>
       <m:oMath>
@@ -1386,6 +1603,9 @@
         </m:r>
       </m:oMath>
       <w:r>
+        <w:rPr>
+          <w:rFonts w:eastAsia="黑体"/>
+        </w:rPr>
         <w:t xml:space="preserve">、</w:t>
       </w:r>
       <m:oMath>
@@ -1431,11 +1651,14 @@
       </m:oMath>
       <w:r>
         <w:rPr>
-          <w:rFonts w:hint="eastAsia"/>
+          <w:rFonts w:hint="eastAsia" w:eastAsia="黑体"/>
         </w:rPr>
         <w:t xml:space="preserve">，中点接地元件取</w:t>
       </w:r>
       <w:r>
+        <w:rPr>
+          <w:rFonts w:eastAsia="黑体"/>
+        </w:rPr>
         <w:t xml:space="preserve"> </w:t>
       </w:r>
       <m:oMath>
@@ -1465,6 +1688,9 @@
         </m:r>
       </m:oMath>
       <w:r>
+        <w:rPr>
+          <w:rFonts w:eastAsia="黑体"/>
+        </w:rPr>
         <w:t xml:space="preserve">、</w:t>
       </w:r>
       <m:oMath>
@@ -1501,11 +1727,14 @@
       </m:oMath>
       <w:r>
         <w:rPr>
-          <w:rFonts w:hint="eastAsia"/>
+          <w:rFonts w:hint="eastAsia" w:eastAsia="黑体"/>
         </w:rPr>
         <w:t xml:space="preserve">（或反之对应</w:t>
       </w:r>
       <w:r>
+        <w:rPr>
+          <w:rFonts w:eastAsia="黑体"/>
+        </w:rPr>
         <w:t xml:space="preserve"> </w:t>
       </w:r>
       <m:oMath>
@@ -1524,7 +1753,7 @@
       </m:oMath>
       <w:r>
         <w:rPr>
-          <w:rFonts w:hint="eastAsia"/>
+          <w:rFonts w:hint="eastAsia" w:eastAsia="黑体"/>
         </w:rPr>
         <w:t xml:space="preserve">），以保证两条支路在陷波频率处输入输出之间提供等幅反相的两条并联通路。</w:t>
       </w:r>
@@ -1533,16 +1762,19 @@
       <w:pPr/>
       <w:r>
         <w:rPr>
-          <w:rFonts w:hint="eastAsia"/>
+          <w:rFonts w:hint="eastAsia" w:eastAsia="黑体"/>
         </w:rPr>
         <w:t xml:space="preserve">组态上，这是一个无运放、纯阻容并联双</w:t>
       </w:r>
       <w:r>
+        <w:rPr>
+          <w:rFonts w:eastAsia="黑体"/>
+        </w:rPr>
         <w:t xml:space="preserve"> T </w:t>
       </w:r>
       <w:r>
         <w:rPr>
-          <w:rFonts w:hint="eastAsia"/>
+          <w:rFonts w:hint="eastAsia" w:eastAsia="黑体"/>
         </w:rPr>
         <w:t xml:space="preserve">的二阶带阻组态，在特定频率处对信号衰减最大（陷波）、其余频率几乎无衰减通过，用于抑制单一干扰频率。</w:t>
       </w:r>
@@ -1555,7 +1787,7 @@
       </w:pPr>
       <w:r>
         <w:rPr>
-          <w:rFonts w:hint="eastAsia"/>
+          <w:rFonts w:hint="eastAsia" w:eastAsia="黑体"/>
         </w:rPr>
         <w:t xml:space="preserve">工作原理</w:t>
       </w:r>
@@ -1566,16 +1798,19 @@
       </w:pPr>
       <w:r>
         <w:rPr>
-          <w:rFonts w:hint="eastAsia"/>
+          <w:rFonts w:hint="eastAsia" w:eastAsia="黑体"/>
         </w:rPr>
         <w:t xml:space="preserve">在陷波频率处，两条</w:t>
       </w:r>
       <w:r>
+        <w:rPr>
+          <w:rFonts w:eastAsia="黑体"/>
+        </w:rPr>
         <w:t xml:space="preserve"> T </w:t>
       </w:r>
       <w:r>
         <w:rPr>
-          <w:rFonts w:hint="eastAsia"/>
+          <w:rFonts w:hint="eastAsia" w:eastAsia="黑体"/>
         </w:rPr>
         <w:t xml:space="preserve">形支路产生幅度相等、相位相反的信号，在输出端相互抵消，使输出趋近于零；偏离该频率时两支路不再抵消，信号基本无衰减通过。陷波深度取决于两支路元件的匹配精度。</w:t>
       </w:r>
@@ -1588,7 +1823,7 @@
       </w:pPr>
       <w:r>
         <w:rPr>
-          <w:rFonts w:hint="eastAsia"/>
+          <w:rFonts w:hint="eastAsia" w:eastAsia="黑体"/>
         </w:rPr>
         <w:t xml:space="preserve">关键计算公式</w:t>
       </w:r>
@@ -1602,11 +1837,14 @@
       </w:pPr>
       <w:r>
         <w:rPr>
-          <w:rFonts w:hint="eastAsia"/>
+          <w:rFonts w:hint="eastAsia" w:eastAsia="黑体"/>
         </w:rPr>
         <w:t xml:space="preserve">陷波中心频率（取</w:t>
       </w:r>
       <w:r>
+        <w:rPr>
+          <w:rFonts w:eastAsia="黑体"/>
+        </w:rPr>
         <w:t xml:space="preserve"> </w:t>
       </w:r>
       <m:oMath>
@@ -1652,7 +1890,7 @@
       </m:oMath>
       <w:r>
         <w:rPr>
-          <w:rFonts w:hint="eastAsia"/>
+          <w:rFonts w:hint="eastAsia" w:eastAsia="黑体"/>
         </w:rPr>
         <w:t xml:space="preserve">，</w:t>
       </w:r>
@@ -1699,7 +1937,7 @@
       </m:oMath>
       <w:r>
         <w:rPr>
-          <w:rFonts w:hint="eastAsia"/>
+          <w:rFonts w:hint="eastAsia" w:eastAsia="黑体"/>
         </w:rPr>
         <w:t xml:space="preserve">）：</w:t>
       </w:r>
@@ -1768,7 +2006,7 @@
       </w:pPr>
       <w:r>
         <w:rPr>
-          <w:rFonts w:hint="eastAsia"/>
+          <w:rFonts w:hint="eastAsia" w:eastAsia="黑体"/>
         </w:rPr>
         <w:t xml:space="preserve">角频率形式：</w:t>
       </w:r>
@@ -1831,16 +2069,19 @@
       </w:pPr>
       <w:r>
         <w:rPr>
-          <w:rFonts w:hint="eastAsia"/>
+          <w:rFonts w:hint="eastAsia" w:eastAsia="黑体"/>
         </w:rPr>
         <w:t xml:space="preserve">传递函数（理想平衡双</w:t>
       </w:r>
       <w:r>
+        <w:rPr>
+          <w:rFonts w:eastAsia="黑体"/>
+        </w:rPr>
         <w:t xml:space="preserve"> T </w:t>
       </w:r>
       <w:r>
         <w:rPr>
-          <w:rFonts w:hint="eastAsia"/>
+          <w:rFonts w:hint="eastAsia" w:eastAsia="黑体"/>
         </w:rPr>
         <w:t xml:space="preserve">网络）：</w:t>
       </w:r>
@@ -1994,16 +2235,19 @@
       </w:pPr>
       <w:r>
         <w:rPr>
-          <w:rFonts w:hint="eastAsia"/>
+          <w:rFonts w:hint="eastAsia" w:eastAsia="黑体"/>
         </w:rPr>
         <w:t xml:space="preserve">品质因数（无源双</w:t>
       </w:r>
       <w:r>
+        <w:rPr>
+          <w:rFonts w:eastAsia="黑体"/>
+        </w:rPr>
         <w:t xml:space="preserve"> </w:t>
       </w:r>
       <w:r>
         <w:rPr>
-          <w:rFonts w:hint="eastAsia"/>
+          <w:rFonts w:hint="eastAsia" w:eastAsia="黑体"/>
         </w:rPr>
         <w:t xml:space="preserve">T，</w:t>
       </w:r>
@@ -2040,11 +2284,14 @@
         </m:r>
       </m:oMath>
       <w:r>
+        <w:rPr>
+          <w:rFonts w:eastAsia="黑体"/>
+        </w:rPr>
         <w:t xml:space="preserve"> </w:t>
       </w:r>
       <w:r>
         <w:rPr>
-          <w:rFonts w:hint="eastAsia"/>
+          <w:rFonts w:hint="eastAsia" w:eastAsia="黑体"/>
         </w:rPr>
         <w:t xml:space="preserve">时为临界状态）：</w:t>
       </w:r>
@@ -2131,7 +2378,7 @@
       </w:pPr>
       <w:r>
         <w:rPr>
-          <w:rFonts w:hint="eastAsia"/>
+          <w:rFonts w:hint="eastAsia" w:eastAsia="黑体"/>
         </w:rPr>
         <w:t xml:space="preserve">衰减零点条件（要求精确匹配）：</w:t>
       </w:r>
@@ -2246,7 +2493,7 @@
             </w:pPr>
             <w:r>
               <w:rPr>
-                <w:rFonts w:hint="eastAsia"/>
+                <w:rFonts w:hint="eastAsia" w:eastAsia="黑体"/>
               </w:rPr>
               <w:t xml:space="preserve">符号</w:t>
             </w:r>
@@ -2260,7 +2507,7 @@
             </w:pPr>
             <w:r>
               <w:rPr>
-                <w:rFonts w:hint="eastAsia"/>
+                <w:rFonts w:hint="eastAsia" w:eastAsia="黑体"/>
               </w:rPr>
               <w:t xml:space="preserve">含义</w:t>
             </w:r>
@@ -2274,7 +2521,7 @@
             </w:pPr>
             <w:r>
               <w:rPr>
-                <w:rFonts w:hint="eastAsia"/>
+                <w:rFonts w:hint="eastAsia" w:eastAsia="黑体"/>
               </w:rPr>
               <w:t xml:space="preserve">单位</w:t>
             </w:r>
@@ -2294,6 +2541,9 @@
               </m:r>
             </m:oMath>
             <w:r>
+              <w:rPr>
+                <w:rFonts w:eastAsia="黑体"/>
+              </w:rPr>
               <w:t xml:space="preserve">​</w:t>
             </w:r>
           </w:p>
@@ -2306,16 +2556,19 @@
             </w:pPr>
             <w:r>
               <w:rPr>
-                <w:rFonts w:hint="eastAsia"/>
+                <w:rFonts w:hint="eastAsia" w:eastAsia="黑体"/>
               </w:rPr>
               <w:t xml:space="preserve">双</w:t>
             </w:r>
             <w:r>
+              <w:rPr>
+                <w:rFonts w:eastAsia="黑体"/>
+              </w:rPr>
               <w:t xml:space="preserve"> T </w:t>
             </w:r>
             <w:r>
               <w:rPr>
-                <w:rFonts w:hint="eastAsia"/>
+                <w:rFonts w:hint="eastAsia" w:eastAsia="黑体"/>
               </w:rPr>
               <w:t xml:space="preserve">网络电阻</w:t>
             </w:r>
@@ -2328,6 +2581,9 @@
               <w:pStyle w:val="Compact"/>
             </w:pPr>
             <w:r>
+              <w:rPr>
+                <w:rFonts w:eastAsia="黑体"/>
+              </w:rPr>
               <w:t xml:space="preserve">Ω</w:t>
             </w:r>
           </w:p>
@@ -2346,6 +2602,9 @@
               </m:r>
             </m:oMath>
             <w:r>
+              <w:rPr>
+                <w:rFonts w:eastAsia="黑体"/>
+              </w:rPr>
               <w:t xml:space="preserve">​</w:t>
             </w:r>
           </w:p>
@@ -2358,16 +2617,19 @@
             </w:pPr>
             <w:r>
               <w:rPr>
-                <w:rFonts w:hint="eastAsia"/>
+                <w:rFonts w:hint="eastAsia" w:eastAsia="黑体"/>
               </w:rPr>
               <w:t xml:space="preserve">双</w:t>
             </w:r>
             <w:r>
+              <w:rPr>
+                <w:rFonts w:eastAsia="黑体"/>
+              </w:rPr>
               <w:t xml:space="preserve"> T </w:t>
             </w:r>
             <w:r>
               <w:rPr>
-                <w:rFonts w:hint="eastAsia"/>
+                <w:rFonts w:hint="eastAsia" w:eastAsia="黑体"/>
               </w:rPr>
               <w:t xml:space="preserve">网络电容</w:t>
             </w:r>
@@ -2380,6 +2642,9 @@
               <w:pStyle w:val="Compact"/>
             </w:pPr>
             <w:r>
+              <w:rPr>
+                <w:rFonts w:eastAsia="黑体"/>
+              </w:rPr>
               <w:t xml:space="preserve">F</w:t>
             </w:r>
           </w:p>
@@ -2407,6 +2672,9 @@
               </m:sSub>
             </m:oMath>
             <w:r>
+              <w:rPr>
+                <w:rFonts w:eastAsia="黑体"/>
+              </w:rPr>
               <w:t xml:space="preserve">​</w:t>
             </w:r>
           </w:p>
@@ -2419,7 +2687,7 @@
             </w:pPr>
             <w:r>
               <w:rPr>
-                <w:rFonts w:hint="eastAsia"/>
+                <w:rFonts w:hint="eastAsia" w:eastAsia="黑体"/>
               </w:rPr>
               <w:t xml:space="preserve">陷波中心频率</w:t>
             </w:r>
@@ -2432,6 +2700,9 @@
               <w:pStyle w:val="Compact"/>
             </w:pPr>
             <w:r>
+              <w:rPr>
+                <w:rFonts w:eastAsia="黑体"/>
+              </w:rPr>
               <w:t xml:space="preserve">Hz</w:t>
             </w:r>
           </w:p>
@@ -2459,6 +2730,9 @@
               </m:sSub>
             </m:oMath>
             <w:r>
+              <w:rPr>
+                <w:rFonts w:eastAsia="黑体"/>
+              </w:rPr>
               <w:t xml:space="preserve">​</w:t>
             </w:r>
           </w:p>
@@ -2471,7 +2745,7 @@
             </w:pPr>
             <w:r>
               <w:rPr>
-                <w:rFonts w:hint="eastAsia"/>
+                <w:rFonts w:hint="eastAsia" w:eastAsia="黑体"/>
               </w:rPr>
               <w:t xml:space="preserve">陷波角频率</w:t>
             </w:r>
@@ -2484,6 +2758,9 @@
               <w:pStyle w:val="Compact"/>
             </w:pPr>
             <w:r>
+              <w:rPr>
+                <w:rFonts w:eastAsia="黑体"/>
+              </w:rPr>
               <w:t xml:space="preserve">rad/s</w:t>
             </w:r>
           </w:p>
@@ -2502,6 +2779,9 @@
               </m:r>
             </m:oMath>
             <w:r>
+              <w:rPr>
+                <w:rFonts w:eastAsia="黑体"/>
+              </w:rPr>
               <w:t xml:space="preserve">​</w:t>
             </w:r>
           </w:p>
@@ -2514,7 +2794,7 @@
             </w:pPr>
             <w:r>
               <w:rPr>
-                <w:rFonts w:hint="eastAsia"/>
+                <w:rFonts w:hint="eastAsia" w:eastAsia="黑体"/>
               </w:rPr>
               <w:t xml:space="preserve">品质因数</w:t>
             </w:r>
@@ -2527,6 +2807,9 @@
               <w:pStyle w:val="Compact"/>
             </w:pPr>
             <w:r>
+              <w:rPr>
+                <w:rFonts w:eastAsia="黑体"/>
+              </w:rPr>
               <w:t xml:space="preserve">—</w:t>
             </w:r>
           </w:p>
@@ -2551,6 +2834,9 @@
               </m:r>
             </m:oMath>
             <w:r>
+              <w:rPr>
+                <w:rFonts w:eastAsia="黑体"/>
+              </w:rPr>
               <w:t xml:space="preserve">​</w:t>
             </w:r>
           </w:p>
@@ -2562,11 +2848,14 @@
               <w:pStyle w:val="Compact"/>
             </w:pPr>
             <w:r>
+              <w:rPr>
+                <w:rFonts w:eastAsia="黑体"/>
+              </w:rPr>
               <w:t xml:space="preserve">-3 dB </w:t>
             </w:r>
             <w:r>
               <w:rPr>
-                <w:rFonts w:hint="eastAsia"/>
+                <w:rFonts w:hint="eastAsia" w:eastAsia="黑体"/>
               </w:rPr>
               <w:t xml:space="preserve">阻带带宽</w:t>
             </w:r>
@@ -2579,6 +2868,9 @@
               <w:pStyle w:val="Compact"/>
             </w:pPr>
             <w:r>
+              <w:rPr>
+                <w:rFonts w:eastAsia="黑体"/>
+              </w:rPr>
               <w:t xml:space="preserve">Hz</w:t>
             </w:r>
           </w:p>
@@ -2593,7 +2885,7 @@
       </w:pPr>
       <w:r>
         <w:rPr>
-          <w:rFonts w:hint="eastAsia"/>
+          <w:rFonts w:hint="eastAsia" w:eastAsia="黑体"/>
         </w:rPr>
         <w:t xml:space="preserve">元件调整影响</w:t>
       </w:r>
@@ -2608,6 +2900,7 @@
       </w:pPr>
       <w:r>
         <w:rPr>
+          <w:rFonts w:eastAsia="黑体"/>
           <w:b/>
           <w:bCs/>
         </w:rPr>
@@ -2615,7 +2908,7 @@
       </w:r>
       <w:r>
         <w:rPr>
-          <w:rFonts w:hint="eastAsia"/>
+          <w:rFonts w:hint="eastAsia" w:eastAsia="黑体"/>
           <w:b/>
           <w:bCs/>
         </w:rPr>
@@ -2623,6 +2916,7 @@
       </w:r>
       <w:r>
         <w:rPr>
+          <w:rFonts w:eastAsia="黑体"/>
           <w:b/>
           <w:bCs/>
         </w:rPr>
@@ -2630,7 +2924,7 @@
       </w:r>
       <w:r>
         <w:rPr>
-          <w:rFonts w:hint="eastAsia"/>
+          <w:rFonts w:hint="eastAsia" w:eastAsia="黑体"/>
           <w:b/>
           <w:bCs/>
         </w:rPr>
@@ -2638,6 +2932,7 @@
       </w:r>
       <w:r>
         <w:rPr>
+          <w:rFonts w:eastAsia="黑体"/>
           <w:b/>
           <w:bCs/>
         </w:rPr>
@@ -2645,19 +2940,28 @@
       </w:r>
       <w:r>
         <w:rPr>
-          <w:rFonts w:hint="eastAsia"/>
+          <w:rFonts w:hint="eastAsia" w:eastAsia="黑体"/>
           <w:b/>
           <w:bCs/>
         </w:rPr>
         <w:t xml:space="preserve">增大</w:t>
       </w:r>
       <w:r>
+        <w:rPr>
+          <w:rFonts w:eastAsia="黑体"/>
+        </w:rPr>
         <w:t xml:space="preserve"> </w:t>
       </w:r>
       <w:r>
+        <w:rPr>
+          <w:rFonts w:eastAsia="黑体"/>
+        </w:rPr>
         <w:t xml:space="preserve">→</w:t>
       </w:r>
       <w:r>
+        <w:rPr>
+          <w:rFonts w:eastAsia="黑体"/>
+        </w:rPr>
         <w:t xml:space="preserve"> </w:t>
       </w:r>
       <m:oMath>
@@ -2675,11 +2979,14 @@
         </m:sSub>
       </m:oMath>
       <w:r>
+        <w:rPr>
+          <w:rFonts w:eastAsia="黑体"/>
+        </w:rPr>
         <w:t xml:space="preserve"> </w:t>
       </w:r>
       <w:r>
         <w:rPr>
-          <w:rFonts w:hint="eastAsia"/>
+          <w:rFonts w:hint="eastAsia" w:eastAsia="黑体"/>
         </w:rPr>
         <w:t xml:space="preserve">降低，陷波点向低频移动。</w:t>
       </w:r>
@@ -2694,21 +3001,27 @@
       </w:pPr>
       <w:r>
         <w:rPr>
-          <w:rFonts w:hint="eastAsia"/>
+          <w:rFonts w:hint="eastAsia" w:eastAsia="黑体"/>
           <w:b/>
           <w:bCs/>
         </w:rPr>
         <w:t xml:space="preserve">两支路元件失配</w:t>
       </w:r>
       <w:r>
+        <w:rPr>
+          <w:rFonts w:eastAsia="黑体"/>
+        </w:rPr>
         <w:t xml:space="preserve"> </w:t>
       </w:r>
       <w:r>
+        <w:rPr>
+          <w:rFonts w:eastAsia="黑体"/>
+        </w:rPr>
         <w:t xml:space="preserve">→ </w:t>
       </w:r>
       <w:r>
         <w:rPr>
-          <w:rFonts w:hint="eastAsia"/>
+          <w:rFonts w:hint="eastAsia" w:eastAsia="黑体"/>
         </w:rPr>
         <w:t xml:space="preserve">陷波深度变浅，零点被破坏。</w:t>
       </w:r>
@@ -2723,7 +3036,7 @@
       </w:pPr>
       <w:r>
         <w:rPr>
-          <w:rFonts w:hint="eastAsia"/>
+          <w:rFonts w:hint="eastAsia" w:eastAsia="黑体"/>
           <w:b/>
           <w:bCs/>
         </w:rPr>
@@ -2731,6 +3044,7 @@
       </w:r>
       <w:r>
         <w:rPr>
+          <w:rFonts w:eastAsia="黑体"/>
           <w:b/>
           <w:bCs/>
         </w:rPr>
@@ -2738,30 +3052,39 @@
       </w:r>
       <w:r>
         <w:rPr>
-          <w:rFonts w:hint="eastAsia"/>
+          <w:rFonts w:hint="eastAsia" w:eastAsia="黑体"/>
           <w:b/>
           <w:bCs/>
         </w:rPr>
         <w:t xml:space="preserve">偏大或偏小</w:t>
       </w:r>
       <w:r>
+        <w:rPr>
+          <w:rFonts w:eastAsia="黑体"/>
+        </w:rPr>
         <w:t xml:space="preserve"> </w:t>
       </w:r>
       <w:r>
+        <w:rPr>
+          <w:rFonts w:eastAsia="黑体"/>
+        </w:rPr>
         <w:t xml:space="preserve">→ </w:t>
       </w:r>
       <w:r>
         <w:rPr>
-          <w:rFonts w:hint="eastAsia"/>
+          <w:rFonts w:hint="eastAsia" w:eastAsia="黑体"/>
         </w:rPr>
         <w:t xml:space="preserve">影响</w:t>
       </w:r>
       <w:r>
+        <w:rPr>
+          <w:rFonts w:eastAsia="黑体"/>
+        </w:rPr>
         <w:t xml:space="preserve"> Q </w:t>
       </w:r>
       <w:r>
         <w:rPr>
-          <w:rFonts w:hint="eastAsia"/>
+          <w:rFonts w:hint="eastAsia" w:eastAsia="黑体"/>
         </w:rPr>
         <w:t xml:space="preserve">值，偏离最优值时阻带变宽。</w:t>
       </w:r>
@@ -2776,43 +3099,55 @@
       </w:pPr>
       <w:r>
         <w:rPr>
-          <w:rFonts w:hint="eastAsia"/>
+          <w:rFonts w:hint="eastAsia" w:eastAsia="黑体"/>
         </w:rPr>
         <w:t xml:space="preserve">无源结构</w:t>
       </w:r>
       <w:r>
+        <w:rPr>
+          <w:rFonts w:eastAsia="黑体"/>
+        </w:rPr>
         <w:t xml:space="preserve"> Q </w:t>
       </w:r>
       <w:r>
         <w:rPr>
-          <w:rFonts w:hint="eastAsia"/>
+          <w:rFonts w:hint="eastAsia" w:eastAsia="黑体"/>
         </w:rPr>
         <w:t xml:space="preserve">值较低（通常</w:t>
       </w:r>
       <w:r>
+        <w:rPr>
+          <w:rFonts w:eastAsia="黑体"/>
+        </w:rPr>
         <w:t xml:space="preserve"> </w:t>
       </w:r>
       <w:r>
         <w:rPr>
-          <w:rFonts w:hint="eastAsia"/>
+          <w:rFonts w:hint="eastAsia" w:eastAsia="黑体"/>
         </w:rPr>
         <w:t xml:space="preserve">&lt;0.5），阻带较宽，需高</w:t>
       </w:r>
       <w:r>
+        <w:rPr>
+          <w:rFonts w:eastAsia="黑体"/>
+        </w:rPr>
         <w:t xml:space="preserve"> Q </w:t>
       </w:r>
       <w:r>
         <w:rPr>
-          <w:rFonts w:hint="eastAsia"/>
+          <w:rFonts w:hint="eastAsia" w:eastAsia="黑体"/>
         </w:rPr>
         <w:t xml:space="preserve">时改用有源双</w:t>
       </w:r>
       <w:r>
+        <w:rPr>
+          <w:rFonts w:eastAsia="黑体"/>
+        </w:rPr>
         <w:t xml:space="preserve"> T </w:t>
       </w:r>
       <w:r>
         <w:rPr>
-          <w:rFonts w:hint="eastAsia"/>
+          <w:rFonts w:hint="eastAsia" w:eastAsia="黑体"/>
         </w:rPr>
         <w:t xml:space="preserve">或专门陷波器。</w:t>
       </w:r>
@@ -2825,7 +3160,7 @@
       </w:pPr>
       <w:r>
         <w:rPr>
-          <w:rFonts w:hint="eastAsia"/>
+          <w:rFonts w:hint="eastAsia" w:eastAsia="黑体"/>
         </w:rPr>
         <w:t xml:space="preserve">典型参数示例</w:t>
       </w:r>
@@ -2840,20 +3175,26 @@
       </w:pPr>
       <w:r>
         <w:rPr>
-          <w:rFonts w:hint="eastAsia"/>
+          <w:rFonts w:hint="eastAsia" w:eastAsia="黑体"/>
         </w:rPr>
         <w:t xml:space="preserve">抑制</w:t>
       </w:r>
       <w:r>
+        <w:rPr>
+          <w:rFonts w:eastAsia="黑体"/>
+        </w:rPr>
         <w:t xml:space="preserve"> 50 Hz </w:t>
       </w:r>
       <w:r>
         <w:rPr>
-          <w:rFonts w:hint="eastAsia"/>
+          <w:rFonts w:hint="eastAsia" w:eastAsia="黑体"/>
         </w:rPr>
         <w:t xml:space="preserve">工频干扰：取</w:t>
       </w:r>
       <w:r>
+        <w:rPr>
+          <w:rFonts w:eastAsia="黑体"/>
+        </w:rPr>
         <w:t xml:space="preserve"> </w:t>
       </w:r>
       <m:oMath>
@@ -2881,6 +3222,9 @@
         </m:r>
       </m:oMath>
       <w:r>
+        <w:rPr>
+          <w:rFonts w:eastAsia="黑体"/>
+        </w:rPr>
         <w:t xml:space="preserve">、</w:t>
       </w:r>
       <m:oMath>
@@ -2909,11 +3253,14 @@
       </m:oMath>
       <w:r>
         <w:rPr>
-          <w:rFonts w:hint="eastAsia"/>
+          <w:rFonts w:hint="eastAsia" w:eastAsia="黑体"/>
         </w:rPr>
         <w:t xml:space="preserve">，则</w:t>
       </w:r>
       <w:r>
+        <w:rPr>
+          <w:rFonts w:eastAsia="黑体"/>
+        </w:rPr>
         <w:t xml:space="preserve"> </w:t>
       </w:r>
       <m:oMath>
@@ -3034,6 +3381,9 @@
         </m:r>
       </m:oMath>
       <w:r>
+        <w:rPr>
+          <w:rFonts w:eastAsia="黑体"/>
+        </w:rPr>
         <w:t xml:space="preserve">。</w:t>
       </w:r>
     </w:p>
@@ -3047,20 +3397,26 @@
       </w:pPr>
       <w:r>
         <w:rPr>
-          <w:rFonts w:hint="eastAsia"/>
+          <w:rFonts w:hint="eastAsia" w:eastAsia="黑体"/>
         </w:rPr>
         <w:t xml:space="preserve">抑制</w:t>
       </w:r>
       <w:r>
+        <w:rPr>
+          <w:rFonts w:eastAsia="黑体"/>
+        </w:rPr>
         <w:t xml:space="preserve"> 1 kHz </w:t>
       </w:r>
       <w:r>
         <w:rPr>
-          <w:rFonts w:hint="eastAsia"/>
+          <w:rFonts w:hint="eastAsia" w:eastAsia="黑体"/>
         </w:rPr>
         <w:t xml:space="preserve">干扰：取</w:t>
       </w:r>
       <w:r>
+        <w:rPr>
+          <w:rFonts w:eastAsia="黑体"/>
+        </w:rPr>
         <w:t xml:space="preserve"> </w:t>
       </w:r>
       <m:oMath>
@@ -3088,6 +3444,9 @@
         </m:r>
       </m:oMath>
       <w:r>
+        <w:rPr>
+          <w:rFonts w:eastAsia="黑体"/>
+        </w:rPr>
         <w:t xml:space="preserve">、</w:t>
       </w:r>
       <m:oMath>
@@ -3116,11 +3475,14 @@
       </m:oMath>
       <w:r>
         <w:rPr>
-          <w:rFonts w:hint="eastAsia"/>
+          <w:rFonts w:hint="eastAsia" w:eastAsia="黑体"/>
         </w:rPr>
         <w:t xml:space="preserve">，则</w:t>
       </w:r>
       <w:r>
+        <w:rPr>
+          <w:rFonts w:eastAsia="黑体"/>
+        </w:rPr>
         <w:t xml:space="preserve"> </w:t>
       </w:r>
       <m:oMath>
@@ -3157,6 +3519,9 @@
         </m:r>
       </m:oMath>
       <w:r>
+        <w:rPr>
+          <w:rFonts w:eastAsia="黑体"/>
+        </w:rPr>
         <w:t xml:space="preserve">。</w:t>
       </w:r>
     </w:p>
@@ -3168,7 +3533,7 @@
       </w:pPr>
       <w:r>
         <w:rPr>
-          <w:rFonts w:hint="eastAsia"/>
+          <w:rFonts w:hint="eastAsia" w:eastAsia="黑体"/>
         </w:rPr>
         <w:t xml:space="preserve">常见器件型号</w:t>
       </w:r>
@@ -3183,16 +3548,19 @@
       </w:pPr>
       <w:r>
         <w:rPr>
-          <w:rFonts w:hint="eastAsia"/>
+          <w:rFonts w:hint="eastAsia" w:eastAsia="黑体"/>
         </w:rPr>
         <w:t xml:space="preserve">电阻：1%</w:t>
       </w:r>
       <w:r>
+        <w:rPr>
+          <w:rFonts w:eastAsia="黑体"/>
+        </w:rPr>
         <w:t xml:space="preserve"> </w:t>
       </w:r>
       <w:r>
         <w:rPr>
-          <w:rFonts w:hint="eastAsia"/>
+          <w:rFonts w:hint="eastAsia" w:eastAsia="黑体"/>
         </w:rPr>
         <w:t xml:space="preserve">金属膜电阻、精密贴片电阻（匹配精度直接决定陷波深度）。</w:t>
       </w:r>
@@ -3207,16 +3575,19 @@
       </w:pPr>
       <w:r>
         <w:rPr>
-          <w:rFonts w:hint="eastAsia"/>
+          <w:rFonts w:hint="eastAsia" w:eastAsia="黑体"/>
         </w:rPr>
         <w:t xml:space="preserve">电容：C0G/NP0、1%</w:t>
       </w:r>
       <w:r>
+        <w:rPr>
+          <w:rFonts w:eastAsia="黑体"/>
+        </w:rPr>
         <w:t xml:space="preserve"> </w:t>
       </w:r>
       <w:r>
         <w:rPr>
-          <w:rFonts w:hint="eastAsia"/>
+          <w:rFonts w:hint="eastAsia" w:eastAsia="黑体"/>
         </w:rPr>
         <w:t xml:space="preserve">精密聚苯乙烯或聚丙烯电容。</w:t>
       </w:r>
@@ -3231,16 +3602,19 @@
       </w:pPr>
       <w:r>
         <w:rPr>
-          <w:rFonts w:hint="eastAsia"/>
+          <w:rFonts w:hint="eastAsia" w:eastAsia="黑体"/>
         </w:rPr>
         <w:t xml:space="preserve">专用陷波</w:t>
       </w:r>
       <w:r>
+        <w:rPr>
+          <w:rFonts w:eastAsia="黑体"/>
+        </w:rPr>
         <w:t xml:space="preserve"> </w:t>
       </w:r>
       <w:r>
         <w:rPr>
-          <w:rFonts w:hint="eastAsia"/>
+          <w:rFonts w:hint="eastAsia" w:eastAsia="黑体"/>
         </w:rPr>
         <w:t xml:space="preserve">IC：UAF42、LTC1050（配外部网络）、集成状态变量滤波器。</w:t>
       </w:r>
@@ -3253,7 +3627,7 @@
       </w:pPr>
       <w:r>
         <w:rPr>
-          <w:rFonts w:hint="eastAsia"/>
+          <w:rFonts w:hint="eastAsia" w:eastAsia="黑体"/>
         </w:rPr>
         <w:t xml:space="preserve">注意事项</w:t>
       </w:r>
@@ -3268,16 +3642,19 @@
       </w:pPr>
       <w:r>
         <w:rPr>
-          <w:rFonts w:hint="eastAsia"/>
+          <w:rFonts w:hint="eastAsia" w:eastAsia="黑体"/>
         </w:rPr>
         <w:t xml:space="preserve">陷波深度对元件匹配极其敏感，R、C</w:t>
       </w:r>
       <w:r>
+        <w:rPr>
+          <w:rFonts w:eastAsia="黑体"/>
+        </w:rPr>
         <w:t xml:space="preserve"> </w:t>
       </w:r>
       <w:r>
         <w:rPr>
-          <w:rFonts w:hint="eastAsia"/>
+          <w:rFonts w:hint="eastAsia" w:eastAsia="黑体"/>
         </w:rPr>
         <w:t xml:space="preserve">需成对精密匹配（0.1%~1%）。</w:t>
       </w:r>
@@ -3292,25 +3669,31 @@
       </w:pPr>
       <w:r>
         <w:rPr>
-          <w:rFonts w:hint="eastAsia"/>
+          <w:rFonts w:hint="eastAsia" w:eastAsia="黑体"/>
         </w:rPr>
         <w:t xml:space="preserve">无源双</w:t>
       </w:r>
       <w:r>
+        <w:rPr>
+          <w:rFonts w:eastAsia="黑体"/>
+        </w:rPr>
         <w:t xml:space="preserve"> T </w:t>
       </w:r>
       <w:r>
         <w:rPr>
-          <w:rFonts w:hint="eastAsia"/>
+          <w:rFonts w:hint="eastAsia" w:eastAsia="黑体"/>
         </w:rPr>
         <w:t xml:space="preserve">增益恒</w:t>
       </w:r>
       <w:r>
+        <w:rPr>
+          <w:rFonts w:eastAsia="黑体"/>
+        </w:rPr>
         <w:t xml:space="preserve"> ≤ </w:t>
       </w:r>
       <w:r>
         <w:rPr>
-          <w:rFonts w:hint="eastAsia"/>
+          <w:rFonts w:hint="eastAsia" w:eastAsia="黑体"/>
         </w:rPr>
         <w:t xml:space="preserve">1，且带载能力差，实际常加运放缓冲或采用有源结构。</w:t>
       </w:r>
@@ -3338,11 +3721,14 @@
         </m:sSub>
       </m:oMath>
       <w:r>
+        <w:rPr>
+          <w:rFonts w:eastAsia="黑体"/>
+        </w:rPr>
         <w:t xml:space="preserve"> </w:t>
       </w:r>
       <w:r>
         <w:rPr>
-          <w:rFonts w:hint="eastAsia"/>
+          <w:rFonts w:hint="eastAsia" w:eastAsia="黑体"/>
         </w:rPr>
         <w:t xml:space="preserve">附近的相位变化剧烈，可能影响反馈环路稳定性。</w:t>
       </w:r>
@@ -3355,7 +3741,7 @@
       </w:pPr>
       <w:r>
         <w:rPr>
-          <w:rFonts w:hint="eastAsia"/>
+          <w:rFonts w:hint="eastAsia" w:eastAsia="黑体"/>
         </w:rPr>
         <w:t xml:space="preserve">参考资料</w:t>
       </w:r>
@@ -3369,6 +3755,9 @@
         </w:numPr>
       </w:pPr>
       <w:r>
+        <w:rPr>
+          <w:rFonts w:eastAsia="黑体"/>
+        </w:rPr>
         <w:t xml:space="preserve">Wikipedia: Band-stop filter。</w:t>
       </w:r>
     </w:p>
@@ -3382,7 +3771,7 @@
       </w:pPr>
       <w:r>
         <w:rPr>
-          <w:rFonts w:hint="eastAsia"/>
+          <w:rFonts w:hint="eastAsia" w:eastAsia="黑体"/>
         </w:rPr>
         <w:t xml:space="preserve">《模拟电子技术基础》（童诗白、华成英）。</w:t>
       </w:r>
@@ -3396,20 +3785,26 @@
         </w:numPr>
       </w:pPr>
       <w:r>
+        <w:rPr>
+          <w:rFonts w:eastAsia="黑体"/>
+        </w:rPr>
         <w:t xml:space="preserve">TI </w:t>
       </w:r>
       <w:r>
         <w:rPr>
-          <w:rFonts w:hint="eastAsia"/>
+          <w:rFonts w:hint="eastAsia" w:eastAsia="黑体"/>
         </w:rPr>
         <w:t xml:space="preserve">应用笔记（陷波滤波器设计，如</w:t>
       </w:r>
       <w:r>
+        <w:rPr>
+          <w:rFonts w:eastAsia="黑体"/>
+        </w:rPr>
         <w:t xml:space="preserve"> Design of notch </w:t>
       </w:r>
       <w:r>
         <w:rPr>
-          <w:rFonts w:hint="eastAsia"/>
+          <w:rFonts w:hint="eastAsia" w:eastAsia="黑体"/>
         </w:rPr>
         <w:t xml:space="preserve">filters）。</w:t>
       </w:r>
@@ -3423,11 +3818,11 @@
       </w:pPr>
       <w:r>
         <w:rPr>
-          <w:rFonts w:ascii="Times New Roman" w:hAnsi="Times New Roman"/>
+          <w:rFonts w:ascii="Times New Roman" w:hAnsi="Times New Roman" w:eastAsia="黑体"/>
           <w:color w:val="555555"/>
           <w:sz w:val="21"/>
         </w:rPr>
-        <w:t>材料收集者：杜文杰</w:t>
+        <w:t>材料收集者：杜文杰，WX手机：19519196569，QQ:3478827729</w:t>
       </w:r>
     </w:p>
     <w:sectPr>
@@ -3447,7 +3842,7 @@
 </file>
 
 <file path=word/footer1.xml><?xml version="1.0" encoding="utf-8"?>
-<w:ftr xmlns:m="http://schemas.openxmlformats.org/officeDocument/2006/math" xmlns:mc="http://schemas.openxmlformats.org/markup-compatibility/2006" xmlns:mo="http://schemas.microsoft.com/office/mac/office/2008/main" xmlns:mv="urn:schemas-microsoft-com:mac:vml" xmlns:o="urn:schemas-microsoft-com:office:office" xmlns:r="http://schemas.openxmlformats.org/officeDocument/2006/relationships" xmlns:v="urn:schemas-microsoft-com:vml" xmlns:w10="urn:schemas-microsoft-com:office:word" xmlns:w14="http://schemas.microsoft.com/office/word/2010/wordml" xmlns:w="http://schemas.openxmlformats.org/wordprocessingml/2006/main" xmlns:wne="http://schemas.microsoft.com/office/word/2006/wordml" xmlns:wp14="http://schemas.microsoft.com/office/word/2010/wordprocessingDrawing" xmlns:wp="http://schemas.openxmlformats.org/drawingml/2006/wordprocessingDrawing" xmlns:wpc="http://schemas.microsoft.com/office/word/2010/wordprocessingCanvas" xmlns:wpg="http://schemas.microsoft.com/office/word/2010/wordprocessingGroup" xmlns:wpi="http://schemas.microsoft.com/office/word/2010/wordprocessingInk" xmlns:wps="http://schemas.microsoft.com/office/word/2010/wordprocessingShape" mc:Ignorable="w14 wp14">
+<w:ftr xmlns:mc="http://schemas.openxmlformats.org/markup-compatibility/2006" xmlns:w="http://schemas.openxmlformats.org/wordprocessingml/2006/main" xmlns:m="http://schemas.openxmlformats.org/officeDocument/2006/math" xmlns:mo="http://schemas.microsoft.com/office/mac/office/2008/main" xmlns:mv="urn:schemas-microsoft-com:mac:vml" xmlns:o="urn:schemas-microsoft-com:office:office" xmlns:r="http://schemas.openxmlformats.org/officeDocument/2006/relationships" xmlns:v="urn:schemas-microsoft-com:vml" xmlns:w10="urn:schemas-microsoft-com:office:word" xmlns:w14="http://schemas.microsoft.com/office/word/2010/wordml" xmlns:wne="http://schemas.microsoft.com/office/word/2006/wordml" xmlns:wp14="http://schemas.microsoft.com/office/word/2010/wordprocessingDrawing" xmlns:wp="http://schemas.openxmlformats.org/drawingml/2006/wordprocessingDrawing" xmlns:wpc="http://schemas.microsoft.com/office/word/2010/wordprocessingCanvas" xmlns:wpg="http://schemas.microsoft.com/office/word/2010/wordprocessingGroup" xmlns:wpi="http://schemas.microsoft.com/office/word/2010/wordprocessingInk" xmlns:wps="http://schemas.microsoft.com/office/word/2010/wordprocessingShape" mc:Ignorable="w14 wp14">
   <w:p>
     <w:pPr>
       <w:pStyle w:val="Footer"/>
@@ -3455,12 +3850,14 @@
     </w:pPr>
     <w:r>
       <w:rPr>
+        <w:rFonts w:eastAsia="黑体"/>
         <w:sz w:val="18"/>
       </w:rPr>
       <w:t xml:space="preserve">第 </w:t>
     </w:r>
     <w:r>
       <w:rPr>
+        <w:rFonts w:eastAsia="黑体"/>
         <w:sz w:val="18"/>
       </w:rPr>
       <w:fldChar w:fldCharType="begin"/>
@@ -3469,6 +3866,7 @@
     </w:r>
     <w:r>
       <w:rPr>
+        <w:rFonts w:eastAsia="黑体"/>
         <w:sz w:val="18"/>
       </w:rPr>
       <w:t xml:space="preserve"> 页</w:t>
@@ -3482,6 +3880,9 @@
   <w:footnote w:type="continuationSeparator" w:id="0">
     <w:p>
       <w:r>
+        <w:rPr>
+          <w:rFonts w:eastAsia="黑体"/>
+        </w:rPr>
         <w:continuationSeparator/>
       </w:r>
     </w:p>
@@ -3489,6 +3890,9 @@
   <w:footnote w:type="separator" w:id="-1">
     <w:p>
       <w:r>
+        <w:rPr>
+          <w:rFonts w:eastAsia="黑体"/>
+        </w:rPr>
         <w:separator/>
       </w:r>
     </w:p>
@@ -3497,7 +3901,7 @@
 </file>
 
 <file path=word/header1.xml><?xml version="1.0" encoding="utf-8"?>
-<w:hdr xmlns:m="http://schemas.openxmlformats.org/officeDocument/2006/math" xmlns:mc="http://schemas.openxmlformats.org/markup-compatibility/2006" xmlns:mo="http://schemas.microsoft.com/office/mac/office/2008/main" xmlns:mv="urn:schemas-microsoft-com:mac:vml" xmlns:o="urn:schemas-microsoft-com:office:office" xmlns:r="http://schemas.openxmlformats.org/officeDocument/2006/relationships" xmlns:v="urn:schemas-microsoft-com:vml" xmlns:w10="urn:schemas-microsoft-com:office:word" xmlns:w14="http://schemas.microsoft.com/office/word/2010/wordml" xmlns:w="http://schemas.openxmlformats.org/wordprocessingml/2006/main" xmlns:wne="http://schemas.microsoft.com/office/word/2006/wordml" xmlns:wp14="http://schemas.microsoft.com/office/word/2010/wordprocessingDrawing" xmlns:wp="http://schemas.openxmlformats.org/drawingml/2006/wordprocessingDrawing" xmlns:wpc="http://schemas.microsoft.com/office/word/2010/wordprocessingCanvas" xmlns:wpg="http://schemas.microsoft.com/office/word/2010/wordprocessingGroup" xmlns:wpi="http://schemas.microsoft.com/office/word/2010/wordprocessingInk" xmlns:wps="http://schemas.microsoft.com/office/word/2010/wordprocessingShape" mc:Ignorable="w14 wp14">
+<w:hdr xmlns:mc="http://schemas.openxmlformats.org/markup-compatibility/2006" xmlns:w="http://schemas.openxmlformats.org/wordprocessingml/2006/main" xmlns:m="http://schemas.openxmlformats.org/officeDocument/2006/math" xmlns:mo="http://schemas.microsoft.com/office/mac/office/2008/main" xmlns:mv="urn:schemas-microsoft-com:mac:vml" xmlns:o="urn:schemas-microsoft-com:office:office" xmlns:r="http://schemas.openxmlformats.org/officeDocument/2006/relationships" xmlns:v="urn:schemas-microsoft-com:vml" xmlns:w10="urn:schemas-microsoft-com:office:word" xmlns:w14="http://schemas.microsoft.com/office/word/2010/wordml" xmlns:wne="http://schemas.microsoft.com/office/word/2006/wordml" xmlns:wp14="http://schemas.microsoft.com/office/word/2010/wordprocessingDrawing" xmlns:wp="http://schemas.openxmlformats.org/drawingml/2006/wordprocessingDrawing" xmlns:wpc="http://schemas.microsoft.com/office/word/2010/wordprocessingCanvas" xmlns:wpg="http://schemas.microsoft.com/office/word/2010/wordprocessingGroup" xmlns:wpi="http://schemas.microsoft.com/office/word/2010/wordprocessingInk" xmlns:wps="http://schemas.microsoft.com/office/word/2010/wordprocessingShape" mc:Ignorable="w14 wp14">
   <w:p>
     <w:pPr>
       <w:pStyle w:val="Header"/>
@@ -3505,7 +3909,7 @@
     </w:pPr>
     <w:r>
       <w:rPr>
-        <w:rFonts w:ascii="Times New Roman" w:hAnsi="Times New Roman"/>
+        <w:rFonts w:ascii="Times New Roman" w:hAnsi="Times New Roman" w:eastAsia="黑体"/>
         <w:sz w:val="18"/>
         <w:rFonts w:eastAsia="黑体"/>
         <w:rFonts w:eastAsia="黑体"/>
@@ -3517,7 +3921,7 @@
 </file>
 
 <file path=word/numbering.xml><?xml version="1.0" encoding="utf-8"?>
-<w:numbering xmlns:m="http://schemas.openxmlformats.org/officeDocument/2006/math" xmlns:mc="http://schemas.openxmlformats.org/markup-compatibility/2006" xmlns:mo="http://schemas.microsoft.com/office/mac/office/2008/main" xmlns:mv="urn:schemas-microsoft-com:mac:vml" xmlns:o="urn:schemas-microsoft-com:office:office" xmlns:r="http://schemas.openxmlformats.org/officeDocument/2006/relationships" xmlns:v="urn:schemas-microsoft-com:vml" xmlns:w="http://schemas.openxmlformats.org/wordprocessingml/2006/main" xmlns:w10="urn:schemas-microsoft-com:office:word" xmlns:w14="http://schemas.microsoft.com/office/word/2010/wordml" xmlns:wne="http://schemas.microsoft.com/office/word/2006/wordml" xmlns:wp="http://schemas.openxmlformats.org/drawingml/2006/wordprocessingDrawing" xmlns:wp14="http://schemas.microsoft.com/office/word/2010/wordprocessingDrawing" xmlns:wpc="http://schemas.microsoft.com/office/word/2010/wordprocessingCanvas" xmlns:wpg="http://schemas.microsoft.com/office/word/2010/wordprocessingGroup" xmlns:wpi="http://schemas.microsoft.com/office/word/2010/wordprocessingInk" xmlns:wps="http://schemas.microsoft.com/office/word/2010/wordprocessingShape" mc:Ignorable="w14 wp14">
+<w:numbering xmlns:mc="http://schemas.openxmlformats.org/markup-compatibility/2006" xmlns:w="http://schemas.openxmlformats.org/wordprocessingml/2006/main" xmlns:m="http://schemas.openxmlformats.org/officeDocument/2006/math" xmlns:mo="http://schemas.microsoft.com/office/mac/office/2008/main" xmlns:mv="urn:schemas-microsoft-com:mac:vml" xmlns:o="urn:schemas-microsoft-com:office:office" xmlns:r="http://schemas.openxmlformats.org/officeDocument/2006/relationships" xmlns:v="urn:schemas-microsoft-com:vml" xmlns:w10="urn:schemas-microsoft-com:office:word" xmlns:w14="http://schemas.microsoft.com/office/word/2010/wordml" xmlns:wne="http://schemas.microsoft.com/office/word/2006/wordml" xmlns:wp="http://schemas.openxmlformats.org/drawingml/2006/wordprocessingDrawing" xmlns:wp14="http://schemas.microsoft.com/office/word/2010/wordprocessingDrawing" xmlns:wpc="http://schemas.microsoft.com/office/word/2010/wordprocessingCanvas" xmlns:wpg="http://schemas.microsoft.com/office/word/2010/wordprocessingGroup" xmlns:wpi="http://schemas.microsoft.com/office/word/2010/wordprocessingInk" xmlns:wps="http://schemas.microsoft.com/office/word/2010/wordprocessingShape" mc:Ignorable="w14 wp14">
   <w:abstractNum w:abstractNumId="0">
     <w:nsid w:val="FFFFFF7C"/>
     <w:multiLevelType w:val="singleLevel"/>
@@ -3604,7 +4008,7 @@
         <w:ind w:hanging="360" w:left="1440"/>
       </w:pPr>
       <w:rPr>
-        <w:rFonts w:ascii="Symbol" w:hAnsi="Symbol" w:hint="default"/>
+        <w:rFonts w:ascii="Symbol" w:hAnsi="Symbol" w:hint="default" w:eastAsia="黑体"/>
       </w:rPr>
     </w:lvl>
   </w:abstractNum>
@@ -3625,7 +4029,7 @@
         <w:ind w:hanging="360" w:left="1080"/>
       </w:pPr>
       <w:rPr>
-        <w:rFonts w:ascii="Symbol" w:hAnsi="Symbol" w:hint="default"/>
+        <w:rFonts w:ascii="Symbol" w:hAnsi="Symbol" w:hint="default" w:eastAsia="黑体"/>
       </w:rPr>
     </w:lvl>
   </w:abstractNum>
@@ -3646,7 +4050,7 @@
         <w:ind w:hanging="360" w:left="720"/>
       </w:pPr>
       <w:rPr>
-        <w:rFonts w:ascii="Symbol" w:hAnsi="Symbol" w:hint="default"/>
+        <w:rFonts w:ascii="Symbol" w:hAnsi="Symbol" w:hint="default" w:eastAsia="黑体"/>
       </w:rPr>
     </w:lvl>
   </w:abstractNum>
@@ -3685,7 +4089,7 @@
         <w:ind w:hanging="360" w:left="360"/>
       </w:pPr>
       <w:rPr>
-        <w:rFonts w:ascii="Symbol" w:hAnsi="Symbol" w:hint="default"/>
+        <w:rFonts w:ascii="Symbol" w:hAnsi="Symbol" w:hint="default" w:eastAsia="黑体"/>
       </w:rPr>
     </w:lvl>
   </w:abstractNum>
@@ -3776,7 +4180,7 @@
         <w:ind w:left="720" w:hanging="360"/>
       </w:pPr>
       <w:rPr>
-        <w:rFonts w:ascii="Symbol" w:hAnsi="Symbol" w:cs="Symbol" w:hint="default"/>
+        <w:rFonts w:ascii="Symbol" w:hAnsi="Symbol" w:cs="Symbol" w:hint="default" w:eastAsia="黑体"/>
       </w:rPr>
     </w:lvl>
     <w:lvl w:ilvl="1">
@@ -3787,7 +4191,7 @@
         <w:ind w:left="1440" w:hanging="360"/>
       </w:pPr>
       <w:rPr>
-        <w:rFonts w:ascii="Courier New" w:hAnsi="Courier New" w:cs="Courier New" w:hint="default"/>
+        <w:rFonts w:ascii="Courier New" w:hAnsi="Courier New" w:cs="Courier New" w:hint="default" w:eastAsia="黑体"/>
       </w:rPr>
     </w:lvl>
     <w:lvl w:ilvl="2">
@@ -3798,7 +4202,7 @@
         <w:ind w:left="2160" w:hanging="360"/>
       </w:pPr>
       <w:rPr>
-        <w:rFonts w:ascii="Wingdings" w:hAnsi="Wingdings" w:cs="Wingdings" w:hint="default"/>
+        <w:rFonts w:ascii="Wingdings" w:hAnsi="Wingdings" w:cs="Wingdings" w:hint="default" w:eastAsia="黑体"/>
       </w:rPr>
     </w:lvl>
     <w:lvl w:ilvl="3">
@@ -3809,7 +4213,7 @@
         <w:ind w:left="2880" w:hanging="360"/>
       </w:pPr>
       <w:rPr>
-        <w:rFonts w:ascii="Symbol" w:hAnsi="Symbol" w:cs="Symbol" w:hint="default"/>
+        <w:rFonts w:ascii="Symbol" w:hAnsi="Symbol" w:cs="Symbol" w:hint="default" w:eastAsia="黑体"/>
       </w:rPr>
     </w:lvl>
     <w:lvl w:ilvl="4">
@@ -3820,7 +4224,7 @@
         <w:ind w:left="3600" w:hanging="360"/>
       </w:pPr>
       <w:rPr>
-        <w:rFonts w:ascii="Courier New" w:hAnsi="Courier New" w:cs="Courier New" w:hint="default"/>
+        <w:rFonts w:ascii="Courier New" w:hAnsi="Courier New" w:cs="Courier New" w:hint="default" w:eastAsia="黑体"/>
       </w:rPr>
     </w:lvl>
     <w:lvl w:ilvl="5">
@@ -3831,7 +4235,7 @@
         <w:ind w:left="4320" w:hanging="360"/>
       </w:pPr>
       <w:rPr>
-        <w:rFonts w:ascii="Wingdings" w:hAnsi="Wingdings" w:cs="Wingdings" w:hint="default"/>
+        <w:rFonts w:ascii="Wingdings" w:hAnsi="Wingdings" w:cs="Wingdings" w:hint="default" w:eastAsia="黑体"/>
       </w:rPr>
     </w:lvl>
     <w:lvl w:ilvl="6">
@@ -3842,7 +4246,7 @@
         <w:ind w:left="5040" w:hanging="360"/>
       </w:pPr>
       <w:rPr>
-        <w:rFonts w:ascii="Symbol" w:hAnsi="Symbol" w:cs="Symbol" w:hint="default"/>
+        <w:rFonts w:ascii="Symbol" w:hAnsi="Symbol" w:cs="Symbol" w:hint="default" w:eastAsia="黑体"/>
       </w:rPr>
     </w:lvl>
     <w:lvl w:ilvl="7">
@@ -3853,7 +4257,7 @@
         <w:ind w:left="5760" w:hanging="360"/>
       </w:pPr>
       <w:rPr>
-        <w:rFonts w:ascii="Courier New" w:hAnsi="Courier New" w:cs="Courier New" w:hint="default"/>
+        <w:rFonts w:ascii="Courier New" w:hAnsi="Courier New" w:cs="Courier New" w:hint="default" w:eastAsia="黑体"/>
       </w:rPr>
     </w:lvl>
     <w:lvl w:ilvl="8">
@@ -3864,7 +4268,7 @@
         <w:ind w:left="6480" w:hanging="360"/>
       </w:pPr>
       <w:rPr>
-        <w:rFonts w:ascii="Wingdings" w:hAnsi="Wingdings" w:cs="Wingdings" w:hint="default"/>
+        <w:rFonts w:ascii="Wingdings" w:hAnsi="Wingdings" w:cs="Wingdings" w:hint="default" w:eastAsia="黑体"/>
       </w:rPr>
     </w:lvl>
   </w:abstractNum>
@@ -3920,11 +4324,11 @@
 </file>
 
 <file path=word/styles.xml><?xml version="1.0" encoding="utf-8"?>
-<w:styles xmlns:mc="http://schemas.openxmlformats.org/markup-compatibility/2006" xmlns:r="http://schemas.openxmlformats.org/officeDocument/2006/relationships" xmlns:w="http://schemas.openxmlformats.org/wordprocessingml/2006/main" xmlns:w14="http://schemas.microsoft.com/office/word/2010/wordml" mc:Ignorable="w14">
+<w:styles xmlns:mc="http://schemas.openxmlformats.org/markup-compatibility/2006" xmlns:w="http://schemas.openxmlformats.org/wordprocessingml/2006/main" xmlns:r="http://schemas.openxmlformats.org/officeDocument/2006/relationships" xmlns:w14="http://schemas.microsoft.com/office/word/2010/wordml" mc:Ignorable="w14">
   <w:docDefaults>
     <w:rPrDefault>
       <w:rPr>
-        <w:rFonts w:asciiTheme="minorHAnsi" w:cstheme="minorBidi" w:eastAsiaTheme="minorEastAsia" w:hAnsiTheme="minorHAnsi"/>
+        <w:rFonts w:asciiTheme="minorHAnsi" w:cstheme="minorBidi" w:hAnsiTheme="minorHAnsi" w:eastAsia="黑体"/>
         <w:sz w:val="22"/>
         <w:szCs w:val="22"/>
         <w:lang w:bidi="ar-SA" w:eastAsia="en-US" w:val="en-US"/>
@@ -4146,7 +4550,7 @@
       <w:outlineLvl w:val="0"/>
     </w:pPr>
     <w:rPr>
-      <w:rFonts w:ascii="Times New Roman" w:asciiTheme="majorHAnsi" w:cstheme="majorBidi" w:eastAsia="黑体" w:eastAsiaTheme="majorEastAsia" w:hAnsi="Times New Roman" w:hAnsiTheme="majorHAnsi"/>
+      <w:rFonts w:ascii="Times New Roman" w:asciiTheme="majorHAnsi" w:cstheme="majorBidi" w:eastAsia="黑体" w:hAnsi="Times New Roman" w:hAnsiTheme="majorHAnsi"/>
       <w:b/>
       <w:bCs/>
       <w:color w:val="1F3864"/>
@@ -4170,7 +4574,7 @@
       <w:outlineLvl w:val="1"/>
     </w:pPr>
     <w:rPr>
-      <w:rFonts w:ascii="Times New Roman" w:asciiTheme="majorHAnsi" w:cstheme="majorBidi" w:eastAsia="黑体" w:eastAsiaTheme="majorEastAsia" w:hAnsi="Times New Roman" w:hAnsiTheme="majorHAnsi"/>
+      <w:rFonts w:ascii="Times New Roman" w:asciiTheme="majorHAnsi" w:cstheme="majorBidi" w:eastAsia="黑体" w:hAnsi="Times New Roman" w:hAnsiTheme="majorHAnsi"/>
       <w:b/>
       <w:bCs/>
       <w:color w:val="2E4E7E"/>
@@ -4194,7 +4598,7 @@
       <w:outlineLvl w:val="2"/>
     </w:pPr>
     <w:rPr>
-      <w:rFonts w:ascii="Times New Roman" w:asciiTheme="majorHAnsi" w:cstheme="majorBidi" w:eastAsia="黑体" w:eastAsiaTheme="majorEastAsia" w:hAnsi="Times New Roman" w:hAnsiTheme="majorHAnsi"/>
+      <w:rFonts w:ascii="Times New Roman" w:asciiTheme="majorHAnsi" w:cstheme="majorBidi" w:eastAsia="黑体" w:hAnsi="Times New Roman" w:hAnsiTheme="majorHAnsi"/>
       <w:b/>
       <w:bCs/>
       <w:color w:val="2E4E7E"/>
@@ -4218,7 +4622,7 @@
       <w:outlineLvl w:val="3"/>
     </w:pPr>
     <w:rPr>
-      <w:rFonts w:ascii="Times New Roman" w:asciiTheme="majorHAnsi" w:cstheme="majorBidi" w:eastAsia="黑体" w:eastAsiaTheme="majorEastAsia" w:hAnsi="Times New Roman" w:hAnsiTheme="majorHAnsi"/>
+      <w:rFonts w:ascii="Times New Roman" w:asciiTheme="majorHAnsi" w:cstheme="majorBidi" w:eastAsia="黑体" w:hAnsi="Times New Roman" w:hAnsiTheme="majorHAnsi"/>
       <w:b/>
       <w:bCs/>
       <w:i/>
@@ -4244,7 +4648,7 @@
       <w:outlineLvl w:val="4"/>
     </w:pPr>
     <w:rPr>
-      <w:rFonts w:ascii="Times New Roman" w:asciiTheme="majorHAnsi" w:cstheme="majorBidi" w:eastAsia="黑体" w:eastAsiaTheme="majorEastAsia" w:hAnsi="Times New Roman" w:hAnsiTheme="majorHAnsi"/>
+      <w:rFonts w:ascii="Times New Roman" w:asciiTheme="majorHAnsi" w:cstheme="majorBidi" w:eastAsia="黑体" w:hAnsi="Times New Roman" w:hAnsiTheme="majorHAnsi"/>
       <w:b/>
       <w:color w:val="333333"/>
       <w:sz w:val="22"/>
@@ -4267,7 +4671,7 @@
       <w:outlineLvl w:val="5"/>
     </w:pPr>
     <w:rPr>
-      <w:rFonts w:asciiTheme="majorHAnsi" w:cstheme="majorBidi" w:eastAsiaTheme="majorEastAsia" w:hAnsiTheme="majorHAnsi"/>
+      <w:rFonts w:asciiTheme="majorHAnsi" w:cstheme="majorBidi" w:hAnsiTheme="majorHAnsi" w:eastAsia="黑体"/>
       <w:i/>
       <w:iCs/>
       <w:color w:themeColor="accent1" w:themeShade="7F" w:val="243F60"/>
@@ -4290,7 +4694,7 @@
       <w:outlineLvl w:val="6"/>
     </w:pPr>
     <w:rPr>
-      <w:rFonts w:asciiTheme="majorHAnsi" w:cstheme="majorBidi" w:eastAsiaTheme="majorEastAsia" w:hAnsiTheme="majorHAnsi"/>
+      <w:rFonts w:asciiTheme="majorHAnsi" w:cstheme="majorBidi" w:hAnsiTheme="majorHAnsi" w:eastAsia="黑体"/>
       <w:i/>
       <w:iCs/>
       <w:color w:themeColor="text1" w:themeTint="BF" w:val="404040"/>
@@ -4313,7 +4717,7 @@
       <w:outlineLvl w:val="7"/>
     </w:pPr>
     <w:rPr>
-      <w:rFonts w:asciiTheme="majorHAnsi" w:cstheme="majorBidi" w:eastAsiaTheme="majorEastAsia" w:hAnsiTheme="majorHAnsi"/>
+      <w:rFonts w:asciiTheme="majorHAnsi" w:cstheme="majorBidi" w:hAnsiTheme="majorHAnsi" w:eastAsia="黑体"/>
       <w:color w:themeColor="accent1" w:val="4F81BD"/>
       <w:sz w:val="20"/>
       <w:szCs w:val="20"/>
@@ -4336,7 +4740,7 @@
       <w:outlineLvl w:val="8"/>
     </w:pPr>
     <w:rPr>
-      <w:rFonts w:asciiTheme="majorHAnsi" w:cstheme="majorBidi" w:eastAsiaTheme="majorEastAsia" w:hAnsiTheme="majorHAnsi"/>
+      <w:rFonts w:asciiTheme="majorHAnsi" w:cstheme="majorBidi" w:hAnsiTheme="majorHAnsi" w:eastAsia="黑体"/>
       <w:i/>
       <w:iCs/>
       <w:color w:themeColor="text1" w:themeTint="BF" w:val="404040"/>
@@ -4387,7 +4791,7 @@
     <w:uiPriority w:val="9"/>
     <w:rsid w:val="00FC693F"/>
     <w:rPr>
-      <w:rFonts w:asciiTheme="majorHAnsi" w:cstheme="majorBidi" w:eastAsiaTheme="majorEastAsia" w:hAnsiTheme="majorHAnsi"/>
+      <w:rFonts w:asciiTheme="majorHAnsi" w:cstheme="majorBidi" w:hAnsiTheme="majorHAnsi" w:eastAsia="黑体"/>
       <w:b/>
       <w:bCs/>
       <w:color w:themeColor="accent1" w:themeShade="BF" w:val="365F91"/>
@@ -4402,7 +4806,7 @@
     <w:uiPriority w:val="9"/>
     <w:rsid w:val="00FC693F"/>
     <w:rPr>
-      <w:rFonts w:asciiTheme="majorHAnsi" w:cstheme="majorBidi" w:eastAsiaTheme="majorEastAsia" w:hAnsiTheme="majorHAnsi"/>
+      <w:rFonts w:asciiTheme="majorHAnsi" w:cstheme="majorBidi" w:hAnsiTheme="majorHAnsi" w:eastAsia="黑体"/>
       <w:b/>
       <w:bCs/>
       <w:color w:themeColor="accent1" w:val="4F81BD"/>
@@ -4417,7 +4821,7 @@
     <w:uiPriority w:val="9"/>
     <w:rsid w:val="00FC693F"/>
     <w:rPr>
-      <w:rFonts w:asciiTheme="majorHAnsi" w:cstheme="majorBidi" w:eastAsiaTheme="majorEastAsia" w:hAnsiTheme="majorHAnsi"/>
+      <w:rFonts w:asciiTheme="majorHAnsi" w:cstheme="majorBidi" w:hAnsiTheme="majorHAnsi" w:eastAsia="黑体"/>
       <w:b/>
       <w:bCs/>
       <w:color w:themeColor="accent1" w:val="4F81BD"/>
@@ -4440,7 +4844,7 @@
       <w:contextualSpacing/>
     </w:pPr>
     <w:rPr>
-      <w:rFonts w:ascii="Times New Roman" w:asciiTheme="majorHAnsi" w:cstheme="majorBidi" w:eastAsia="黑体" w:eastAsiaTheme="majorEastAsia" w:hAnsi="Times New Roman" w:hAnsiTheme="majorHAnsi"/>
+      <w:rFonts w:ascii="Times New Roman" w:asciiTheme="majorHAnsi" w:cstheme="majorBidi" w:eastAsia="黑体" w:hAnsi="Times New Roman" w:hAnsiTheme="majorHAnsi"/>
       <w:b/>
       <w:color w:val="1F3864"/>
       <w:spacing w:val="5"/>
@@ -4456,7 +4860,7 @@
     <w:uiPriority w:val="10"/>
     <w:rsid w:val="00FC693F"/>
     <w:rPr>
-      <w:rFonts w:asciiTheme="majorHAnsi" w:cstheme="majorBidi" w:eastAsiaTheme="majorEastAsia" w:hAnsiTheme="majorHAnsi"/>
+      <w:rFonts w:asciiTheme="majorHAnsi" w:cstheme="majorBidi" w:hAnsiTheme="majorHAnsi" w:eastAsia="黑体"/>
       <w:color w:themeColor="text2" w:themeShade="BF" w:val="17365D"/>
       <w:spacing w:val="5"/>
       <w:kern w:val="28"/>
@@ -4478,7 +4882,7 @@
       </w:numPr>
     </w:pPr>
     <w:rPr>
-      <w:rFonts w:asciiTheme="majorHAnsi" w:cstheme="majorBidi" w:eastAsiaTheme="majorEastAsia" w:hAnsiTheme="majorHAnsi"/>
+      <w:rFonts w:asciiTheme="majorHAnsi" w:cstheme="majorBidi" w:hAnsiTheme="majorHAnsi" w:eastAsia="黑体"/>
       <w:i/>
       <w:iCs/>
       <w:color w:themeColor="accent1" w:val="4F81BD"/>
@@ -4494,7 +4898,7 @@
     <w:uiPriority w:val="11"/>
     <w:rsid w:val="00FC693F"/>
     <w:rPr>
-      <w:rFonts w:asciiTheme="majorHAnsi" w:cstheme="majorBidi" w:eastAsiaTheme="majorEastAsia" w:hAnsiTheme="majorHAnsi"/>
+      <w:rFonts w:asciiTheme="majorHAnsi" w:cstheme="majorBidi" w:hAnsiTheme="majorHAnsi" w:eastAsia="黑体"/>
       <w:i/>
       <w:iCs/>
       <w:color w:themeColor="accent1" w:val="4F81BD"/>
@@ -4561,6 +4965,7 @@
       <w:spacing w:after="120"/>
     </w:pPr>
     <w:rPr>
+      <w:rFonts w:eastAsia="黑体"/>
       <w:sz w:val="16"/>
       <w:szCs w:val="16"/>
     </w:rPr>
@@ -4572,6 +4977,7 @@
     <w:uiPriority w:val="99"/>
     <w:rsid w:val="00AA1D8D"/>
     <w:rPr>
+      <w:rFonts w:eastAsia="黑体"/>
       <w:sz w:val="16"/>
       <w:szCs w:val="16"/>
     </w:rPr>
@@ -4741,7 +5147,7 @@
       </w:tabs>
     </w:pPr>
     <w:rPr>
-      <w:rFonts w:ascii="Courier" w:hAnsi="Courier"/>
+      <w:rFonts w:ascii="Courier" w:hAnsi="Courier" w:eastAsia="黑体"/>
       <w:sz w:val="20"/>
       <w:szCs w:val="20"/>
     </w:rPr>
@@ -4753,7 +5159,7 @@
     <w:uiPriority w:val="99"/>
     <w:rsid w:val="0029639D"/>
     <w:rPr>
-      <w:rFonts w:ascii="Courier" w:hAnsi="Courier"/>
+      <w:rFonts w:ascii="Courier" w:hAnsi="Courier" w:eastAsia="黑体"/>
       <w:sz w:val="20"/>
       <w:szCs w:val="20"/>
     </w:rPr>
@@ -4789,6 +5195,7 @@
     <w:uiPriority w:val="29"/>
     <w:rsid w:val="00FC693F"/>
     <w:rPr>
+      <w:rFonts w:eastAsia="黑体"/>
       <w:i/>
       <w:iCs/>
       <w:color w:themeColor="text1" w:val="000000"/>
@@ -4802,7 +5209,7 @@
     <w:semiHidden/>
     <w:rsid w:val="00FC693F"/>
     <w:rPr>
-      <w:rFonts w:asciiTheme="majorHAnsi" w:cstheme="majorBidi" w:eastAsiaTheme="majorEastAsia" w:hAnsiTheme="majorHAnsi"/>
+      <w:rFonts w:asciiTheme="majorHAnsi" w:cstheme="majorBidi" w:hAnsiTheme="majorHAnsi" w:eastAsia="黑体"/>
       <w:b/>
       <w:bCs/>
       <w:i/>
@@ -4818,7 +5225,7 @@
     <w:semiHidden/>
     <w:rsid w:val="00FC693F"/>
     <w:rPr>
-      <w:rFonts w:asciiTheme="majorHAnsi" w:cstheme="majorBidi" w:eastAsiaTheme="majorEastAsia" w:hAnsiTheme="majorHAnsi"/>
+      <w:rFonts w:asciiTheme="majorHAnsi" w:cstheme="majorBidi" w:hAnsiTheme="majorHAnsi" w:eastAsia="黑体"/>
       <w:color w:themeColor="accent1" w:themeShade="7F" w:val="243F60"/>
     </w:rPr>
   </w:style>
@@ -4830,7 +5237,7 @@
     <w:semiHidden/>
     <w:rsid w:val="00FC693F"/>
     <w:rPr>
-      <w:rFonts w:asciiTheme="majorHAnsi" w:cstheme="majorBidi" w:eastAsiaTheme="majorEastAsia" w:hAnsiTheme="majorHAnsi"/>
+      <w:rFonts w:asciiTheme="majorHAnsi" w:cstheme="majorBidi" w:hAnsiTheme="majorHAnsi" w:eastAsia="黑体"/>
       <w:i/>
       <w:iCs/>
       <w:color w:themeColor="accent1" w:themeShade="7F" w:val="243F60"/>
@@ -4844,7 +5251,7 @@
     <w:semiHidden/>
     <w:rsid w:val="00FC693F"/>
     <w:rPr>
-      <w:rFonts w:asciiTheme="majorHAnsi" w:cstheme="majorBidi" w:eastAsiaTheme="majorEastAsia" w:hAnsiTheme="majorHAnsi"/>
+      <w:rFonts w:asciiTheme="majorHAnsi" w:cstheme="majorBidi" w:hAnsiTheme="majorHAnsi" w:eastAsia="黑体"/>
       <w:i/>
       <w:iCs/>
       <w:color w:themeColor="text1" w:themeTint="BF" w:val="404040"/>
@@ -4858,7 +5265,7 @@
     <w:semiHidden/>
     <w:rsid w:val="00FC693F"/>
     <w:rPr>
-      <w:rFonts w:asciiTheme="majorHAnsi" w:cstheme="majorBidi" w:eastAsiaTheme="majorEastAsia" w:hAnsiTheme="majorHAnsi"/>
+      <w:rFonts w:asciiTheme="majorHAnsi" w:cstheme="majorBidi" w:hAnsiTheme="majorHAnsi" w:eastAsia="黑体"/>
       <w:color w:themeColor="accent1" w:val="4F81BD"/>
       <w:sz w:val="20"/>
       <w:szCs w:val="20"/>
@@ -4872,7 +5279,7 @@
     <w:semiHidden/>
     <w:rsid w:val="00FC693F"/>
     <w:rPr>
-      <w:rFonts w:asciiTheme="majorHAnsi" w:cstheme="majorBidi" w:eastAsiaTheme="majorEastAsia" w:hAnsiTheme="majorHAnsi"/>
+      <w:rFonts w:asciiTheme="majorHAnsi" w:cstheme="majorBidi" w:hAnsiTheme="majorHAnsi" w:eastAsia="黑体"/>
       <w:i/>
       <w:iCs/>
       <w:color w:themeColor="text1" w:themeTint="BF" w:val="404040"/>
@@ -4893,6 +5300,7 @@
       <w:spacing w:line="240" w:lineRule="auto"/>
     </w:pPr>
     <w:rPr>
+      <w:rFonts w:eastAsia="黑体"/>
       <w:b/>
       <w:bCs/>
       <w:color w:themeColor="accent1" w:val="4F81BD"/>
@@ -4907,6 +5315,7 @@
     <w:qFormat/>
     <w:rsid w:val="00FC693F"/>
     <w:rPr>
+      <w:rFonts w:eastAsia="黑体"/>
       <w:b/>
       <w:bCs/>
     </w:rPr>
@@ -4918,6 +5327,7 @@
     <w:qFormat/>
     <w:rsid w:val="00FC693F"/>
     <w:rPr>
+      <w:rFonts w:eastAsia="黑体"/>
       <w:i/>
       <w:iCs/>
     </w:rPr>
@@ -4938,6 +5348,7 @@
       <w:ind w:left="936" w:right="936"/>
     </w:pPr>
     <w:rPr>
+      <w:rFonts w:eastAsia="黑体"/>
       <w:b/>
       <w:bCs/>
       <w:i/>
@@ -4952,6 +5363,7 @@
     <w:uiPriority w:val="30"/>
     <w:rsid w:val="00FC693F"/>
     <w:rPr>
+      <w:rFonts w:eastAsia="黑体"/>
       <w:b/>
       <w:bCs/>
       <w:i/>
@@ -4966,6 +5378,7 @@
     <w:qFormat/>
     <w:rsid w:val="00FC693F"/>
     <w:rPr>
+      <w:rFonts w:eastAsia="黑体"/>
       <w:i/>
       <w:iCs/>
       <w:color w:themeColor="text1" w:themeTint="7F" w:val="808080"/>
@@ -4978,6 +5391,7 @@
     <w:qFormat/>
     <w:rsid w:val="00FC693F"/>
     <w:rPr>
+      <w:rFonts w:eastAsia="黑体"/>
       <w:b/>
       <w:bCs/>
       <w:i/>
@@ -4992,6 +5406,7 @@
     <w:qFormat/>
     <w:rsid w:val="00FC693F"/>
     <w:rPr>
+      <w:rFonts w:eastAsia="黑体"/>
       <w:smallCaps/>
       <w:color w:themeColor="accent2" w:val="C0504D"/>
       <w:u w:val="single"/>
@@ -5004,6 +5419,7 @@
     <w:qFormat/>
     <w:rsid w:val="00FC693F"/>
     <w:rPr>
+      <w:rFonts w:eastAsia="黑体"/>
       <w:b/>
       <w:bCs/>
       <w:smallCaps/>
@@ -5019,6 +5435,7 @@
     <w:qFormat/>
     <w:rsid w:val="00FC693F"/>
     <w:rPr>
+      <w:rFonts w:eastAsia="黑体"/>
       <w:b/>
       <w:bCs/>
       <w:smallCaps/>
@@ -5073,6 +5490,7 @@
       <w:spacing w:after="0" w:line="240" w:lineRule="auto"/>
     </w:pPr>
     <w:rPr>
+      <w:rFonts w:eastAsia="黑体"/>
       <w:color w:themeColor="text1" w:themeShade="BF" w:val="000000"/>
     </w:rPr>
     <w:tblPr>
@@ -5095,6 +5513,7 @@
         <w:spacing w:after="0" w:before="0" w:line="240" w:lineRule="auto"/>
       </w:pPr>
       <w:rPr>
+        <w:rFonts w:eastAsia="黑体"/>
         <w:b/>
         <w:bCs/>
       </w:rPr>
@@ -5115,6 +5534,7 @@
         <w:spacing w:after="0" w:before="0" w:line="240" w:lineRule="auto"/>
       </w:pPr>
       <w:rPr>
+        <w:rFonts w:eastAsia="黑体"/>
         <w:b/>
         <w:bCs/>
       </w:rPr>
@@ -5132,12 +5552,14 @@
     </w:tblStylePr>
     <w:tblStylePr w:type="firstCol">
       <w:rPr>
+        <w:rFonts w:eastAsia="黑体"/>
         <w:b/>
         <w:bCs/>
       </w:rPr>
     </w:tblStylePr>
     <w:tblStylePr w:type="lastCol">
       <w:rPr>
+        <w:rFonts w:eastAsia="黑体"/>
         <w:b/>
         <w:bCs/>
       </w:rPr>
@@ -5176,6 +5598,7 @@
       <w:spacing w:after="0" w:line="240" w:lineRule="auto"/>
     </w:pPr>
     <w:rPr>
+      <w:rFonts w:eastAsia="黑体"/>
       <w:color w:themeColor="accent1" w:themeShade="BF" w:val="365F91"/>
     </w:rPr>
     <w:tblPr>
@@ -5198,6 +5621,7 @@
         <w:spacing w:after="0" w:before="0" w:line="240" w:lineRule="auto"/>
       </w:pPr>
       <w:rPr>
+        <w:rFonts w:eastAsia="黑体"/>
         <w:b/>
         <w:bCs/>
       </w:rPr>
@@ -5218,6 +5642,7 @@
         <w:spacing w:after="0" w:before="0" w:line="240" w:lineRule="auto"/>
       </w:pPr>
       <w:rPr>
+        <w:rFonts w:eastAsia="黑体"/>
         <w:b/>
         <w:bCs/>
       </w:rPr>
@@ -5235,12 +5660,14 @@
     </w:tblStylePr>
     <w:tblStylePr w:type="firstCol">
       <w:rPr>
+        <w:rFonts w:eastAsia="黑体"/>
         <w:b/>
         <w:bCs/>
       </w:rPr>
     </w:tblStylePr>
     <w:tblStylePr w:type="lastCol">
       <w:rPr>
+        <w:rFonts w:eastAsia="黑体"/>
         <w:b/>
         <w:bCs/>
       </w:rPr>
@@ -5279,6 +5706,7 @@
       <w:spacing w:after="0" w:line="240" w:lineRule="auto"/>
     </w:pPr>
     <w:rPr>
+      <w:rFonts w:eastAsia="黑体"/>
       <w:color w:themeColor="accent2" w:themeShade="BF" w:val="943634"/>
     </w:rPr>
     <w:tblPr>
@@ -5301,6 +5729,7 @@
         <w:spacing w:after="0" w:before="0" w:line="240" w:lineRule="auto"/>
       </w:pPr>
       <w:rPr>
+        <w:rFonts w:eastAsia="黑体"/>
         <w:b/>
         <w:bCs/>
       </w:rPr>
@@ -5321,6 +5750,7 @@
         <w:spacing w:after="0" w:before="0" w:line="240" w:lineRule="auto"/>
       </w:pPr>
       <w:rPr>
+        <w:rFonts w:eastAsia="黑体"/>
         <w:b/>
         <w:bCs/>
       </w:rPr>
@@ -5338,12 +5768,14 @@
     </w:tblStylePr>
     <w:tblStylePr w:type="firstCol">
       <w:rPr>
+        <w:rFonts w:eastAsia="黑体"/>
         <w:b/>
         <w:bCs/>
       </w:rPr>
     </w:tblStylePr>
     <w:tblStylePr w:type="lastCol">
       <w:rPr>
+        <w:rFonts w:eastAsia="黑体"/>
         <w:b/>
         <w:bCs/>
       </w:rPr>
@@ -5382,6 +5814,7 @@
       <w:spacing w:after="0" w:line="240" w:lineRule="auto"/>
     </w:pPr>
     <w:rPr>
+      <w:rFonts w:eastAsia="黑体"/>
       <w:color w:themeColor="accent3" w:themeShade="BF" w:val="76923C"/>
     </w:rPr>
     <w:tblPr>
@@ -5404,6 +5837,7 @@
         <w:spacing w:after="0" w:before="0" w:line="240" w:lineRule="auto"/>
       </w:pPr>
       <w:rPr>
+        <w:rFonts w:eastAsia="黑体"/>
         <w:b/>
         <w:bCs/>
       </w:rPr>
@@ -5424,6 +5858,7 @@
         <w:spacing w:after="0" w:before="0" w:line="240" w:lineRule="auto"/>
       </w:pPr>
       <w:rPr>
+        <w:rFonts w:eastAsia="黑体"/>
         <w:b/>
         <w:bCs/>
       </w:rPr>
@@ -5441,12 +5876,14 @@
     </w:tblStylePr>
     <w:tblStylePr w:type="firstCol">
       <w:rPr>
+        <w:rFonts w:eastAsia="黑体"/>
         <w:b/>
         <w:bCs/>
       </w:rPr>
     </w:tblStylePr>
     <w:tblStylePr w:type="lastCol">
       <w:rPr>
+        <w:rFonts w:eastAsia="黑体"/>
         <w:b/>
         <w:bCs/>
       </w:rPr>
@@ -5485,6 +5922,7 @@
       <w:spacing w:after="0" w:line="240" w:lineRule="auto"/>
     </w:pPr>
     <w:rPr>
+      <w:rFonts w:eastAsia="黑体"/>
       <w:color w:themeColor="accent4" w:themeShade="BF" w:val="5F497A"/>
     </w:rPr>
     <w:tblPr>
@@ -5507,6 +5945,7 @@
         <w:spacing w:after="0" w:before="0" w:line="240" w:lineRule="auto"/>
       </w:pPr>
       <w:rPr>
+        <w:rFonts w:eastAsia="黑体"/>
         <w:b/>
         <w:bCs/>
       </w:rPr>
@@ -5527,6 +5966,7 @@
         <w:spacing w:after="0" w:before="0" w:line="240" w:lineRule="auto"/>
       </w:pPr>
       <w:rPr>
+        <w:rFonts w:eastAsia="黑体"/>
         <w:b/>
         <w:bCs/>
       </w:rPr>
@@ -5544,12 +5984,14 @@
     </w:tblStylePr>
     <w:tblStylePr w:type="firstCol">
       <w:rPr>
+        <w:rFonts w:eastAsia="黑体"/>
         <w:b/>
         <w:bCs/>
       </w:rPr>
     </w:tblStylePr>
     <w:tblStylePr w:type="lastCol">
       <w:rPr>
+        <w:rFonts w:eastAsia="黑体"/>
         <w:b/>
         <w:bCs/>
       </w:rPr>
@@ -5588,6 +6030,7 @@
       <w:spacing w:after="0" w:line="240" w:lineRule="auto"/>
     </w:pPr>
     <w:rPr>
+      <w:rFonts w:eastAsia="黑体"/>
       <w:color w:themeColor="accent5" w:themeShade="BF" w:val="31849B"/>
     </w:rPr>
     <w:tblPr>
@@ -5610,6 +6053,7 @@
         <w:spacing w:after="0" w:before="0" w:line="240" w:lineRule="auto"/>
       </w:pPr>
       <w:rPr>
+        <w:rFonts w:eastAsia="黑体"/>
         <w:b/>
         <w:bCs/>
       </w:rPr>
@@ -5630,6 +6074,7 @@
         <w:spacing w:after="0" w:before="0" w:line="240" w:lineRule="auto"/>
       </w:pPr>
       <w:rPr>
+        <w:rFonts w:eastAsia="黑体"/>
         <w:b/>
         <w:bCs/>
       </w:rPr>
@@ -5647,12 +6092,14 @@
     </w:tblStylePr>
     <w:tblStylePr w:type="firstCol">
       <w:rPr>
+        <w:rFonts w:eastAsia="黑体"/>
         <w:b/>
         <w:bCs/>
       </w:rPr>
     </w:tblStylePr>
     <w:tblStylePr w:type="lastCol">
       <w:rPr>
+        <w:rFonts w:eastAsia="黑体"/>
         <w:b/>
         <w:bCs/>
       </w:rPr>
@@ -5691,6 +6138,7 @@
       <w:spacing w:after="0" w:line="240" w:lineRule="auto"/>
     </w:pPr>
     <w:rPr>
+      <w:rFonts w:eastAsia="黑体"/>
       <w:color w:themeColor="accent6" w:themeShade="BF" w:val="E36C0A"/>
     </w:rPr>
     <w:tblPr>
@@ -5713,6 +6161,7 @@
         <w:spacing w:after="0" w:before="0" w:line="240" w:lineRule="auto"/>
       </w:pPr>
       <w:rPr>
+        <w:rFonts w:eastAsia="黑体"/>
         <w:b/>
         <w:bCs/>
       </w:rPr>
@@ -5733,6 +6182,7 @@
         <w:spacing w:after="0" w:before="0" w:line="240" w:lineRule="auto"/>
       </w:pPr>
       <w:rPr>
+        <w:rFonts w:eastAsia="黑体"/>
         <w:b/>
         <w:bCs/>
       </w:rPr>
@@ -5750,12 +6200,14 @@
     </w:tblStylePr>
     <w:tblStylePr w:type="firstCol">
       <w:rPr>
+        <w:rFonts w:eastAsia="黑体"/>
         <w:b/>
         <w:bCs/>
       </w:rPr>
     </w:tblStylePr>
     <w:tblStylePr w:type="lastCol">
       <w:rPr>
+        <w:rFonts w:eastAsia="黑体"/>
         <w:b/>
         <w:bCs/>
       </w:rPr>
@@ -5815,6 +6267,7 @@
         <w:spacing w:after="0" w:before="0" w:line="240" w:lineRule="auto"/>
       </w:pPr>
       <w:rPr>
+        <w:rFonts w:eastAsia="黑体"/>
         <w:b/>
         <w:bCs/>
         <w:color w:themeColor="background1" w:val="FFFFFF"/>
@@ -5829,6 +6282,7 @@
         <w:spacing w:after="0" w:before="0" w:line="240" w:lineRule="auto"/>
       </w:pPr>
       <w:rPr>
+        <w:rFonts w:eastAsia="黑体"/>
         <w:b/>
         <w:bCs/>
       </w:rPr>
@@ -5844,12 +6298,14 @@
     </w:tblStylePr>
     <w:tblStylePr w:type="firstCol">
       <w:rPr>
+        <w:rFonts w:eastAsia="黑体"/>
         <w:b/>
         <w:bCs/>
       </w:rPr>
     </w:tblStylePr>
     <w:tblStylePr w:type="lastCol">
       <w:rPr>
+        <w:rFonts w:eastAsia="黑体"/>
         <w:b/>
         <w:bCs/>
       </w:rPr>
@@ -5907,6 +6363,7 @@
         <w:spacing w:after="0" w:before="0" w:line="240" w:lineRule="auto"/>
       </w:pPr>
       <w:rPr>
+        <w:rFonts w:eastAsia="黑体"/>
         <w:b/>
         <w:bCs/>
         <w:color w:themeColor="background1" w:val="FFFFFF"/>
@@ -5921,6 +6378,7 @@
         <w:spacing w:after="0" w:before="0" w:line="240" w:lineRule="auto"/>
       </w:pPr>
       <w:rPr>
+        <w:rFonts w:eastAsia="黑体"/>
         <w:b/>
         <w:bCs/>
       </w:rPr>
@@ -5936,12 +6394,14 @@
     </w:tblStylePr>
     <w:tblStylePr w:type="firstCol">
       <w:rPr>
+        <w:rFonts w:eastAsia="黑体"/>
         <w:b/>
         <w:bCs/>
       </w:rPr>
     </w:tblStylePr>
     <w:tblStylePr w:type="lastCol">
       <w:rPr>
+        <w:rFonts w:eastAsia="黑体"/>
         <w:b/>
         <w:bCs/>
       </w:rPr>
@@ -5999,6 +6459,7 @@
         <w:spacing w:after="0" w:before="0" w:line="240" w:lineRule="auto"/>
       </w:pPr>
       <w:rPr>
+        <w:rFonts w:eastAsia="黑体"/>
         <w:b/>
         <w:bCs/>
         <w:color w:themeColor="background1" w:val="FFFFFF"/>
@@ -6013,6 +6474,7 @@
         <w:spacing w:after="0" w:before="0" w:line="240" w:lineRule="auto"/>
       </w:pPr>
       <w:rPr>
+        <w:rFonts w:eastAsia="黑体"/>
         <w:b/>
         <w:bCs/>
       </w:rPr>
@@ -6028,12 +6490,14 @@
     </w:tblStylePr>
     <w:tblStylePr w:type="firstCol">
       <w:rPr>
+        <w:rFonts w:eastAsia="黑体"/>
         <w:b/>
         <w:bCs/>
       </w:rPr>
     </w:tblStylePr>
     <w:tblStylePr w:type="lastCol">
       <w:rPr>
+        <w:rFonts w:eastAsia="黑体"/>
         <w:b/>
         <w:bCs/>
       </w:rPr>
@@ -6091,6 +6555,7 @@
         <w:spacing w:after="0" w:before="0" w:line="240" w:lineRule="auto"/>
       </w:pPr>
       <w:rPr>
+        <w:rFonts w:eastAsia="黑体"/>
         <w:b/>
         <w:bCs/>
         <w:color w:themeColor="background1" w:val="FFFFFF"/>
@@ -6105,6 +6570,7 @@
         <w:spacing w:after="0" w:before="0" w:line="240" w:lineRule="auto"/>
       </w:pPr>
       <w:rPr>
+        <w:rFonts w:eastAsia="黑体"/>
         <w:b/>
         <w:bCs/>
       </w:rPr>
@@ -6120,12 +6586,14 @@
     </w:tblStylePr>
     <w:tblStylePr w:type="firstCol">
       <w:rPr>
+        <w:rFonts w:eastAsia="黑体"/>
         <w:b/>
         <w:bCs/>
       </w:rPr>
     </w:tblStylePr>
     <w:tblStylePr w:type="lastCol">
       <w:rPr>
+        <w:rFonts w:eastAsia="黑体"/>
         <w:b/>
         <w:bCs/>
       </w:rPr>
@@ -6183,6 +6651,7 @@
         <w:spacing w:after="0" w:before="0" w:line="240" w:lineRule="auto"/>
       </w:pPr>
       <w:rPr>
+        <w:rFonts w:eastAsia="黑体"/>
         <w:b/>
         <w:bCs/>
         <w:color w:themeColor="background1" w:val="FFFFFF"/>
@@ -6197,6 +6666,7 @@
         <w:spacing w:after="0" w:before="0" w:line="240" w:lineRule="auto"/>
       </w:pPr>
       <w:rPr>
+        <w:rFonts w:eastAsia="黑体"/>
         <w:b/>
         <w:bCs/>
       </w:rPr>
@@ -6212,12 +6682,14 @@
     </w:tblStylePr>
     <w:tblStylePr w:type="firstCol">
       <w:rPr>
+        <w:rFonts w:eastAsia="黑体"/>
         <w:b/>
         <w:bCs/>
       </w:rPr>
     </w:tblStylePr>
     <w:tblStylePr w:type="lastCol">
       <w:rPr>
+        <w:rFonts w:eastAsia="黑体"/>
         <w:b/>
         <w:bCs/>
       </w:rPr>
@@ -6275,6 +6747,7 @@
         <w:spacing w:after="0" w:before="0" w:line="240" w:lineRule="auto"/>
       </w:pPr>
       <w:rPr>
+        <w:rFonts w:eastAsia="黑体"/>
         <w:b/>
         <w:bCs/>
         <w:color w:themeColor="background1" w:val="FFFFFF"/>
@@ -6289,6 +6762,7 @@
         <w:spacing w:after="0" w:before="0" w:line="240" w:lineRule="auto"/>
       </w:pPr>
       <w:rPr>
+        <w:rFonts w:eastAsia="黑体"/>
         <w:b/>
         <w:bCs/>
       </w:rPr>
@@ -6304,12 +6778,14 @@
     </w:tblStylePr>
     <w:tblStylePr w:type="firstCol">
       <w:rPr>
+        <w:rFonts w:eastAsia="黑体"/>
         <w:b/>
         <w:bCs/>
       </w:rPr>
     </w:tblStylePr>
     <w:tblStylePr w:type="lastCol">
       <w:rPr>
+        <w:rFonts w:eastAsia="黑体"/>
         <w:b/>
         <w:bCs/>
       </w:rPr>
@@ -6367,6 +6843,7 @@
         <w:spacing w:after="0" w:before="0" w:line="240" w:lineRule="auto"/>
       </w:pPr>
       <w:rPr>
+        <w:rFonts w:eastAsia="黑体"/>
         <w:b/>
         <w:bCs/>
         <w:color w:themeColor="background1" w:val="FFFFFF"/>
@@ -6381,6 +6858,7 @@
         <w:spacing w:after="0" w:before="0" w:line="240" w:lineRule="auto"/>
       </w:pPr>
       <w:rPr>
+        <w:rFonts w:eastAsia="黑体"/>
         <w:b/>
         <w:bCs/>
       </w:rPr>
@@ -6396,12 +6874,14 @@
     </w:tblStylePr>
     <w:tblStylePr w:type="firstCol">
       <w:rPr>
+        <w:rFonts w:eastAsia="黑体"/>
         <w:b/>
         <w:bCs/>
       </w:rPr>
     </w:tblStylePr>
     <w:tblStylePr w:type="lastCol">
       <w:rPr>
+        <w:rFonts w:eastAsia="黑体"/>
         <w:b/>
         <w:bCs/>
       </w:rPr>
@@ -6461,7 +6941,7 @@
         <w:spacing w:after="0" w:before="0" w:line="240" w:lineRule="auto"/>
       </w:pPr>
       <w:rPr>
-        <w:rFonts w:asciiTheme="majorHAnsi" w:cstheme="majorBidi" w:eastAsiaTheme="majorEastAsia" w:hAnsiTheme="majorHAnsi"/>
+        <w:rFonts w:asciiTheme="majorHAnsi" w:cstheme="majorBidi" w:hAnsiTheme="majorHAnsi" w:eastAsia="黑体"/>
         <w:b/>
         <w:bCs/>
       </w:rPr>
@@ -6482,7 +6962,7 @@
         <w:spacing w:after="0" w:before="0" w:line="240" w:lineRule="auto"/>
       </w:pPr>
       <w:rPr>
-        <w:rFonts w:asciiTheme="majorHAnsi" w:cstheme="majorBidi" w:eastAsiaTheme="majorEastAsia" w:hAnsiTheme="majorHAnsi"/>
+        <w:rFonts w:asciiTheme="majorHAnsi" w:cstheme="majorBidi" w:hAnsiTheme="majorHAnsi" w:eastAsia="黑体"/>
         <w:b/>
         <w:bCs/>
       </w:rPr>
@@ -6500,14 +6980,14 @@
     </w:tblStylePr>
     <w:tblStylePr w:type="firstCol">
       <w:rPr>
-        <w:rFonts w:asciiTheme="majorHAnsi" w:cstheme="majorBidi" w:eastAsiaTheme="majorEastAsia" w:hAnsiTheme="majorHAnsi"/>
+        <w:rFonts w:asciiTheme="majorHAnsi" w:cstheme="majorBidi" w:hAnsiTheme="majorHAnsi" w:eastAsia="黑体"/>
         <w:b/>
         <w:bCs/>
       </w:rPr>
     </w:tblStylePr>
     <w:tblStylePr w:type="lastCol">
       <w:rPr>
-        <w:rFonts w:asciiTheme="majorHAnsi" w:cstheme="majorBidi" w:eastAsiaTheme="majorEastAsia" w:hAnsiTheme="majorHAnsi"/>
+        <w:rFonts w:asciiTheme="majorHAnsi" w:cstheme="majorBidi" w:hAnsiTheme="majorHAnsi" w:eastAsia="黑体"/>
         <w:b/>
         <w:bCs/>
       </w:rPr>
@@ -6591,7 +7071,7 @@
         <w:spacing w:after="0" w:before="0" w:line="240" w:lineRule="auto"/>
       </w:pPr>
       <w:rPr>
-        <w:rFonts w:asciiTheme="majorHAnsi" w:cstheme="majorBidi" w:eastAsiaTheme="majorEastAsia" w:hAnsiTheme="majorHAnsi"/>
+        <w:rFonts w:asciiTheme="majorHAnsi" w:cstheme="majorBidi" w:hAnsiTheme="majorHAnsi" w:eastAsia="黑体"/>
         <w:b/>
         <w:bCs/>
       </w:rPr>
@@ -6612,7 +7092,7 @@
         <w:spacing w:after="0" w:before="0" w:line="240" w:lineRule="auto"/>
       </w:pPr>
       <w:rPr>
-        <w:rFonts w:asciiTheme="majorHAnsi" w:cstheme="majorBidi" w:eastAsiaTheme="majorEastAsia" w:hAnsiTheme="majorHAnsi"/>
+        <w:rFonts w:asciiTheme="majorHAnsi" w:cstheme="majorBidi" w:hAnsiTheme="majorHAnsi" w:eastAsia="黑体"/>
         <w:b/>
         <w:bCs/>
       </w:rPr>
@@ -6630,14 +7110,14 @@
     </w:tblStylePr>
     <w:tblStylePr w:type="firstCol">
       <w:rPr>
-        <w:rFonts w:asciiTheme="majorHAnsi" w:cstheme="majorBidi" w:eastAsiaTheme="majorEastAsia" w:hAnsiTheme="majorHAnsi"/>
+        <w:rFonts w:asciiTheme="majorHAnsi" w:cstheme="majorBidi" w:hAnsiTheme="majorHAnsi" w:eastAsia="黑体"/>
         <w:b/>
         <w:bCs/>
       </w:rPr>
     </w:tblStylePr>
     <w:tblStylePr w:type="lastCol">
       <w:rPr>
-        <w:rFonts w:asciiTheme="majorHAnsi" w:cstheme="majorBidi" w:eastAsiaTheme="majorEastAsia" w:hAnsiTheme="majorHAnsi"/>
+        <w:rFonts w:asciiTheme="majorHAnsi" w:cstheme="majorBidi" w:hAnsiTheme="majorHAnsi" w:eastAsia="黑体"/>
         <w:b/>
         <w:bCs/>
       </w:rPr>
@@ -6721,7 +7201,7 @@
         <w:spacing w:after="0" w:before="0" w:line="240" w:lineRule="auto"/>
       </w:pPr>
       <w:rPr>
-        <w:rFonts w:asciiTheme="majorHAnsi" w:cstheme="majorBidi" w:eastAsiaTheme="majorEastAsia" w:hAnsiTheme="majorHAnsi"/>
+        <w:rFonts w:asciiTheme="majorHAnsi" w:cstheme="majorBidi" w:hAnsiTheme="majorHAnsi" w:eastAsia="黑体"/>
         <w:b/>
         <w:bCs/>
       </w:rPr>
@@ -6742,7 +7222,7 @@
         <w:spacing w:after="0" w:before="0" w:line="240" w:lineRule="auto"/>
       </w:pPr>
       <w:rPr>
-        <w:rFonts w:asciiTheme="majorHAnsi" w:cstheme="majorBidi" w:eastAsiaTheme="majorEastAsia" w:hAnsiTheme="majorHAnsi"/>
+        <w:rFonts w:asciiTheme="majorHAnsi" w:cstheme="majorBidi" w:hAnsiTheme="majorHAnsi" w:eastAsia="黑体"/>
         <w:b/>
         <w:bCs/>
       </w:rPr>
@@ -6760,14 +7240,14 @@
     </w:tblStylePr>
     <w:tblStylePr w:type="firstCol">
       <w:rPr>
-        <w:rFonts w:asciiTheme="majorHAnsi" w:cstheme="majorBidi" w:eastAsiaTheme="majorEastAsia" w:hAnsiTheme="majorHAnsi"/>
+        <w:rFonts w:asciiTheme="majorHAnsi" w:cstheme="majorBidi" w:hAnsiTheme="majorHAnsi" w:eastAsia="黑体"/>
         <w:b/>
         <w:bCs/>
       </w:rPr>
     </w:tblStylePr>
     <w:tblStylePr w:type="lastCol">
       <w:rPr>
-        <w:rFonts w:asciiTheme="majorHAnsi" w:cstheme="majorBidi" w:eastAsiaTheme="majorEastAsia" w:hAnsiTheme="majorHAnsi"/>
+        <w:rFonts w:asciiTheme="majorHAnsi" w:cstheme="majorBidi" w:hAnsiTheme="majorHAnsi" w:eastAsia="黑体"/>
         <w:b/>
         <w:bCs/>
       </w:rPr>
@@ -6851,7 +7331,7 @@
         <w:spacing w:after="0" w:before="0" w:line="240" w:lineRule="auto"/>
       </w:pPr>
       <w:rPr>
-        <w:rFonts w:asciiTheme="majorHAnsi" w:cstheme="majorBidi" w:eastAsiaTheme="majorEastAsia" w:hAnsiTheme="majorHAnsi"/>
+        <w:rFonts w:asciiTheme="majorHAnsi" w:cstheme="majorBidi" w:hAnsiTheme="majorHAnsi" w:eastAsia="黑体"/>
         <w:b/>
         <w:bCs/>
       </w:rPr>
@@ -6872,7 +7352,7 @@
         <w:spacing w:after="0" w:before="0" w:line="240" w:lineRule="auto"/>
       </w:pPr>
       <w:rPr>
-        <w:rFonts w:asciiTheme="majorHAnsi" w:cstheme="majorBidi" w:eastAsiaTheme="majorEastAsia" w:hAnsiTheme="majorHAnsi"/>
+        <w:rFonts w:asciiTheme="majorHAnsi" w:cstheme="majorBidi" w:hAnsiTheme="majorHAnsi" w:eastAsia="黑体"/>
         <w:b/>
         <w:bCs/>
       </w:rPr>
@@ -6890,14 +7370,14 @@
     </w:tblStylePr>
     <w:tblStylePr w:type="firstCol">
       <w:rPr>
-        <w:rFonts w:asciiTheme="majorHAnsi" w:cstheme="majorBidi" w:eastAsiaTheme="majorEastAsia" w:hAnsiTheme="majorHAnsi"/>
+        <w:rFonts w:asciiTheme="majorHAnsi" w:cstheme="majorBidi" w:hAnsiTheme="majorHAnsi" w:eastAsia="黑体"/>
         <w:b/>
         <w:bCs/>
       </w:rPr>
     </w:tblStylePr>
     <w:tblStylePr w:type="lastCol">
       <w:rPr>
-        <w:rFonts w:asciiTheme="majorHAnsi" w:cstheme="majorBidi" w:eastAsiaTheme="majorEastAsia" w:hAnsiTheme="majorHAnsi"/>
+        <w:rFonts w:asciiTheme="majorHAnsi" w:cstheme="majorBidi" w:hAnsiTheme="majorHAnsi" w:eastAsia="黑体"/>
         <w:b/>
         <w:bCs/>
       </w:rPr>
@@ -6981,7 +7461,7 @@
         <w:spacing w:after="0" w:before="0" w:line="240" w:lineRule="auto"/>
       </w:pPr>
       <w:rPr>
-        <w:rFonts w:asciiTheme="majorHAnsi" w:cstheme="majorBidi" w:eastAsiaTheme="majorEastAsia" w:hAnsiTheme="majorHAnsi"/>
+        <w:rFonts w:asciiTheme="majorHAnsi" w:cstheme="majorBidi" w:hAnsiTheme="majorHAnsi" w:eastAsia="黑体"/>
         <w:b/>
         <w:bCs/>
       </w:rPr>
@@ -7002,7 +7482,7 @@
         <w:spacing w:after="0" w:before="0" w:line="240" w:lineRule="auto"/>
       </w:pPr>
       <w:rPr>
-        <w:rFonts w:asciiTheme="majorHAnsi" w:cstheme="majorBidi" w:eastAsiaTheme="majorEastAsia" w:hAnsiTheme="majorHAnsi"/>
+        <w:rFonts w:asciiTheme="majorHAnsi" w:cstheme="majorBidi" w:hAnsiTheme="majorHAnsi" w:eastAsia="黑体"/>
         <w:b/>
         <w:bCs/>
       </w:rPr>
@@ -7020,14 +7500,14 @@
     </w:tblStylePr>
     <w:tblStylePr w:type="firstCol">
       <w:rPr>
-        <w:rFonts w:asciiTheme="majorHAnsi" w:cstheme="majorBidi" w:eastAsiaTheme="majorEastAsia" w:hAnsiTheme="majorHAnsi"/>
+        <w:rFonts w:asciiTheme="majorHAnsi" w:cstheme="majorBidi" w:hAnsiTheme="majorHAnsi" w:eastAsia="黑体"/>
         <w:b/>
         <w:bCs/>
       </w:rPr>
     </w:tblStylePr>
     <w:tblStylePr w:type="lastCol">
       <w:rPr>
-        <w:rFonts w:asciiTheme="majorHAnsi" w:cstheme="majorBidi" w:eastAsiaTheme="majorEastAsia" w:hAnsiTheme="majorHAnsi"/>
+        <w:rFonts w:asciiTheme="majorHAnsi" w:cstheme="majorBidi" w:hAnsiTheme="majorHAnsi" w:eastAsia="黑体"/>
         <w:b/>
         <w:bCs/>
       </w:rPr>
@@ -7111,7 +7591,7 @@
         <w:spacing w:after="0" w:before="0" w:line="240" w:lineRule="auto"/>
       </w:pPr>
       <w:rPr>
-        <w:rFonts w:asciiTheme="majorHAnsi" w:cstheme="majorBidi" w:eastAsiaTheme="majorEastAsia" w:hAnsiTheme="majorHAnsi"/>
+        <w:rFonts w:asciiTheme="majorHAnsi" w:cstheme="majorBidi" w:hAnsiTheme="majorHAnsi" w:eastAsia="黑体"/>
         <w:b/>
         <w:bCs/>
       </w:rPr>
@@ -7132,7 +7612,7 @@
         <w:spacing w:after="0" w:before="0" w:line="240" w:lineRule="auto"/>
       </w:pPr>
       <w:rPr>
-        <w:rFonts w:asciiTheme="majorHAnsi" w:cstheme="majorBidi" w:eastAsiaTheme="majorEastAsia" w:hAnsiTheme="majorHAnsi"/>
+        <w:rFonts w:asciiTheme="majorHAnsi" w:cstheme="majorBidi" w:hAnsiTheme="majorHAnsi" w:eastAsia="黑体"/>
         <w:b/>
         <w:bCs/>
       </w:rPr>
@@ -7150,14 +7630,14 @@
     </w:tblStylePr>
     <w:tblStylePr w:type="firstCol">
       <w:rPr>
-        <w:rFonts w:asciiTheme="majorHAnsi" w:cstheme="majorBidi" w:eastAsiaTheme="majorEastAsia" w:hAnsiTheme="majorHAnsi"/>
+        <w:rFonts w:asciiTheme="majorHAnsi" w:cstheme="majorBidi" w:hAnsiTheme="majorHAnsi" w:eastAsia="黑体"/>
         <w:b/>
         <w:bCs/>
       </w:rPr>
     </w:tblStylePr>
     <w:tblStylePr w:type="lastCol">
       <w:rPr>
-        <w:rFonts w:asciiTheme="majorHAnsi" w:cstheme="majorBidi" w:eastAsiaTheme="majorEastAsia" w:hAnsiTheme="majorHAnsi"/>
+        <w:rFonts w:asciiTheme="majorHAnsi" w:cstheme="majorBidi" w:hAnsiTheme="majorHAnsi" w:eastAsia="黑体"/>
         <w:b/>
         <w:bCs/>
       </w:rPr>
@@ -7241,7 +7721,7 @@
         <w:spacing w:after="0" w:before="0" w:line="240" w:lineRule="auto"/>
       </w:pPr>
       <w:rPr>
-        <w:rFonts w:asciiTheme="majorHAnsi" w:cstheme="majorBidi" w:eastAsiaTheme="majorEastAsia" w:hAnsiTheme="majorHAnsi"/>
+        <w:rFonts w:asciiTheme="majorHAnsi" w:cstheme="majorBidi" w:hAnsiTheme="majorHAnsi" w:eastAsia="黑体"/>
         <w:b/>
         <w:bCs/>
       </w:rPr>
@@ -7262,7 +7742,7 @@
         <w:spacing w:after="0" w:before="0" w:line="240" w:lineRule="auto"/>
       </w:pPr>
       <w:rPr>
-        <w:rFonts w:asciiTheme="majorHAnsi" w:cstheme="majorBidi" w:eastAsiaTheme="majorEastAsia" w:hAnsiTheme="majorHAnsi"/>
+        <w:rFonts w:asciiTheme="majorHAnsi" w:cstheme="majorBidi" w:hAnsiTheme="majorHAnsi" w:eastAsia="黑体"/>
         <w:b/>
         <w:bCs/>
       </w:rPr>
@@ -7280,14 +7760,14 @@
     </w:tblStylePr>
     <w:tblStylePr w:type="firstCol">
       <w:rPr>
-        <w:rFonts w:asciiTheme="majorHAnsi" w:cstheme="majorBidi" w:eastAsiaTheme="majorEastAsia" w:hAnsiTheme="majorHAnsi"/>
+        <w:rFonts w:asciiTheme="majorHAnsi" w:cstheme="majorBidi" w:hAnsiTheme="majorHAnsi" w:eastAsia="黑体"/>
         <w:b/>
         <w:bCs/>
       </w:rPr>
     </w:tblStylePr>
     <w:tblStylePr w:type="lastCol">
       <w:rPr>
-        <w:rFonts w:asciiTheme="majorHAnsi" w:cstheme="majorBidi" w:eastAsiaTheme="majorEastAsia" w:hAnsiTheme="majorHAnsi"/>
+        <w:rFonts w:asciiTheme="majorHAnsi" w:cstheme="majorBidi" w:hAnsiTheme="majorHAnsi" w:eastAsia="黑体"/>
         <w:b/>
         <w:bCs/>
       </w:rPr>
@@ -7370,6 +7850,7 @@
         <w:spacing w:after="0" w:before="0" w:line="240" w:lineRule="auto"/>
       </w:pPr>
       <w:rPr>
+        <w:rFonts w:eastAsia="黑体"/>
         <w:b/>
         <w:bCs/>
         <w:color w:themeColor="background1" w:val="FFFFFF"/>
@@ -7392,6 +7873,7 @@
         <w:spacing w:after="0" w:before="0" w:line="240" w:lineRule="auto"/>
       </w:pPr>
       <w:rPr>
+        <w:rFonts w:eastAsia="黑体"/>
         <w:b/>
         <w:bCs/>
       </w:rPr>
@@ -7409,12 +7891,14 @@
     </w:tblStylePr>
     <w:tblStylePr w:type="firstCol">
       <w:rPr>
+        <w:rFonts w:eastAsia="黑体"/>
         <w:b/>
         <w:bCs/>
       </w:rPr>
     </w:tblStylePr>
     <w:tblStylePr w:type="lastCol">
       <w:rPr>
+        <w:rFonts w:eastAsia="黑体"/>
         <w:b/>
         <w:bCs/>
       </w:rPr>
@@ -7476,6 +7960,7 @@
         <w:spacing w:after="0" w:before="0" w:line="240" w:lineRule="auto"/>
       </w:pPr>
       <w:rPr>
+        <w:rFonts w:eastAsia="黑体"/>
         <w:b/>
         <w:bCs/>
         <w:color w:themeColor="background1" w:val="FFFFFF"/>
@@ -7498,6 +7983,7 @@
         <w:spacing w:after="0" w:before="0" w:line="240" w:lineRule="auto"/>
       </w:pPr>
       <w:rPr>
+        <w:rFonts w:eastAsia="黑体"/>
         <w:b/>
         <w:bCs/>
       </w:rPr>
@@ -7515,12 +8001,14 @@
     </w:tblStylePr>
     <w:tblStylePr w:type="firstCol">
       <w:rPr>
+        <w:rFonts w:eastAsia="黑体"/>
         <w:b/>
         <w:bCs/>
       </w:rPr>
     </w:tblStylePr>
     <w:tblStylePr w:type="lastCol">
       <w:rPr>
+        <w:rFonts w:eastAsia="黑体"/>
         <w:b/>
         <w:bCs/>
       </w:rPr>
@@ -7582,6 +8070,7 @@
         <w:spacing w:after="0" w:before="0" w:line="240" w:lineRule="auto"/>
       </w:pPr>
       <w:rPr>
+        <w:rFonts w:eastAsia="黑体"/>
         <w:b/>
         <w:bCs/>
         <w:color w:themeColor="background1" w:val="FFFFFF"/>
@@ -7604,6 +8093,7 @@
         <w:spacing w:after="0" w:before="0" w:line="240" w:lineRule="auto"/>
       </w:pPr>
       <w:rPr>
+        <w:rFonts w:eastAsia="黑体"/>
         <w:b/>
         <w:bCs/>
       </w:rPr>
@@ -7621,12 +8111,14 @@
     </w:tblStylePr>
     <w:tblStylePr w:type="firstCol">
       <w:rPr>
+        <w:rFonts w:eastAsia="黑体"/>
         <w:b/>
         <w:bCs/>
       </w:rPr>
     </w:tblStylePr>
     <w:tblStylePr w:type="lastCol">
       <w:rPr>
+        <w:rFonts w:eastAsia="黑体"/>
         <w:b/>
         <w:bCs/>
       </w:rPr>
@@ -7688,6 +8180,7 @@
         <w:spacing w:after="0" w:before="0" w:line="240" w:lineRule="auto"/>
       </w:pPr>
       <w:rPr>
+        <w:rFonts w:eastAsia="黑体"/>
         <w:b/>
         <w:bCs/>
         <w:color w:themeColor="background1" w:val="FFFFFF"/>
@@ -7710,6 +8203,7 @@
         <w:spacing w:after="0" w:before="0" w:line="240" w:lineRule="auto"/>
       </w:pPr>
       <w:rPr>
+        <w:rFonts w:eastAsia="黑体"/>
         <w:b/>
         <w:bCs/>
       </w:rPr>
@@ -7727,12 +8221,14 @@
     </w:tblStylePr>
     <w:tblStylePr w:type="firstCol">
       <w:rPr>
+        <w:rFonts w:eastAsia="黑体"/>
         <w:b/>
         <w:bCs/>
       </w:rPr>
     </w:tblStylePr>
     <w:tblStylePr w:type="lastCol">
       <w:rPr>
+        <w:rFonts w:eastAsia="黑体"/>
         <w:b/>
         <w:bCs/>
       </w:rPr>
@@ -7794,6 +8290,7 @@
         <w:spacing w:after="0" w:before="0" w:line="240" w:lineRule="auto"/>
       </w:pPr>
       <w:rPr>
+        <w:rFonts w:eastAsia="黑体"/>
         <w:b/>
         <w:bCs/>
         <w:color w:themeColor="background1" w:val="FFFFFF"/>
@@ -7816,6 +8313,7 @@
         <w:spacing w:after="0" w:before="0" w:line="240" w:lineRule="auto"/>
       </w:pPr>
       <w:rPr>
+        <w:rFonts w:eastAsia="黑体"/>
         <w:b/>
         <w:bCs/>
       </w:rPr>
@@ -7833,12 +8331,14 @@
     </w:tblStylePr>
     <w:tblStylePr w:type="firstCol">
       <w:rPr>
+        <w:rFonts w:eastAsia="黑体"/>
         <w:b/>
         <w:bCs/>
       </w:rPr>
     </w:tblStylePr>
     <w:tblStylePr w:type="lastCol">
       <w:rPr>
+        <w:rFonts w:eastAsia="黑体"/>
         <w:b/>
         <w:bCs/>
       </w:rPr>
@@ -7900,6 +8400,7 @@
         <w:spacing w:after="0" w:before="0" w:line="240" w:lineRule="auto"/>
       </w:pPr>
       <w:rPr>
+        <w:rFonts w:eastAsia="黑体"/>
         <w:b/>
         <w:bCs/>
         <w:color w:themeColor="background1" w:val="FFFFFF"/>
@@ -7922,6 +8423,7 @@
         <w:spacing w:after="0" w:before="0" w:line="240" w:lineRule="auto"/>
       </w:pPr>
       <w:rPr>
+        <w:rFonts w:eastAsia="黑体"/>
         <w:b/>
         <w:bCs/>
       </w:rPr>
@@ -7939,12 +8441,14 @@
     </w:tblStylePr>
     <w:tblStylePr w:type="firstCol">
       <w:rPr>
+        <w:rFonts w:eastAsia="黑体"/>
         <w:b/>
         <w:bCs/>
       </w:rPr>
     </w:tblStylePr>
     <w:tblStylePr w:type="lastCol">
       <w:rPr>
+        <w:rFonts w:eastAsia="黑体"/>
         <w:b/>
         <w:bCs/>
       </w:rPr>
@@ -8006,6 +8510,7 @@
         <w:spacing w:after="0" w:before="0" w:line="240" w:lineRule="auto"/>
       </w:pPr>
       <w:rPr>
+        <w:rFonts w:eastAsia="黑体"/>
         <w:b/>
         <w:bCs/>
         <w:color w:themeColor="background1" w:val="FFFFFF"/>
@@ -8028,6 +8533,7 @@
         <w:spacing w:after="0" w:before="0" w:line="240" w:lineRule="auto"/>
       </w:pPr>
       <w:rPr>
+        <w:rFonts w:eastAsia="黑体"/>
         <w:b/>
         <w:bCs/>
       </w:rPr>
@@ -8045,12 +8551,14 @@
     </w:tblStylePr>
     <w:tblStylePr w:type="firstCol">
       <w:rPr>
+        <w:rFonts w:eastAsia="黑体"/>
         <w:b/>
         <w:bCs/>
       </w:rPr>
     </w:tblStylePr>
     <w:tblStylePr w:type="lastCol">
       <w:rPr>
+        <w:rFonts w:eastAsia="黑体"/>
         <w:b/>
         <w:bCs/>
       </w:rPr>
@@ -8109,6 +8617,7 @@
         <w:spacing w:after="0" w:before="0" w:line="240" w:lineRule="auto"/>
       </w:pPr>
       <w:rPr>
+        <w:rFonts w:eastAsia="黑体"/>
         <w:b/>
         <w:bCs/>
         <w:color w:themeColor="background1" w:val="FFFFFF"/>
@@ -8131,6 +8640,7 @@
         <w:spacing w:after="0" w:before="0" w:line="240" w:lineRule="auto"/>
       </w:pPr>
       <w:rPr>
+        <w:rFonts w:eastAsia="黑体"/>
         <w:color w:val="auto"/>
       </w:rPr>
       <w:tblPr/>
@@ -8148,6 +8658,7 @@
     </w:tblStylePr>
     <w:tblStylePr w:type="firstCol">
       <w:rPr>
+        <w:rFonts w:eastAsia="黑体"/>
         <w:b/>
         <w:bCs/>
         <w:color w:themeColor="background1" w:val="FFFFFF"/>
@@ -8167,6 +8678,7 @@
     </w:tblStylePr>
     <w:tblStylePr w:type="lastCol">
       <w:rPr>
+        <w:rFonts w:eastAsia="黑体"/>
         <w:b/>
         <w:bCs/>
         <w:color w:themeColor="background1" w:val="FFFFFF"/>
@@ -8215,6 +8727,7 @@
     </w:tblStylePr>
     <w:tblStylePr w:type="nwCell">
       <w:rPr>
+        <w:rFonts w:eastAsia="黑体"/>
         <w:color w:themeColor="background1" w:val="FFFFFF"/>
       </w:rPr>
       <w:tblPr/>
@@ -8258,6 +8771,7 @@
         <w:spacing w:after="0" w:before="0" w:line="240" w:lineRule="auto"/>
       </w:pPr>
       <w:rPr>
+        <w:rFonts w:eastAsia="黑体"/>
         <w:b/>
         <w:bCs/>
         <w:color w:themeColor="background1" w:val="FFFFFF"/>
@@ -8280,6 +8794,7 @@
         <w:spacing w:after="0" w:before="0" w:line="240" w:lineRule="auto"/>
       </w:pPr>
       <w:rPr>
+        <w:rFonts w:eastAsia="黑体"/>
         <w:color w:val="auto"/>
       </w:rPr>
       <w:tblPr/>
@@ -8297,6 +8812,7 @@
     </w:tblStylePr>
     <w:tblStylePr w:type="firstCol">
       <w:rPr>
+        <w:rFonts w:eastAsia="黑体"/>
         <w:b/>
         <w:bCs/>
         <w:color w:themeColor="background1" w:val="FFFFFF"/>
@@ -8316,6 +8832,7 @@
     </w:tblStylePr>
     <w:tblStylePr w:type="lastCol">
       <w:rPr>
+        <w:rFonts w:eastAsia="黑体"/>
         <w:b/>
         <w:bCs/>
         <w:color w:themeColor="background1" w:val="FFFFFF"/>
@@ -8364,6 +8881,7 @@
     </w:tblStylePr>
     <w:tblStylePr w:type="nwCell">
       <w:rPr>
+        <w:rFonts w:eastAsia="黑体"/>
         <w:color w:themeColor="background1" w:val="FFFFFF"/>
       </w:rPr>
       <w:tblPr/>
@@ -8407,6 +8925,7 @@
         <w:spacing w:after="0" w:before="0" w:line="240" w:lineRule="auto"/>
       </w:pPr>
       <w:rPr>
+        <w:rFonts w:eastAsia="黑体"/>
         <w:b/>
         <w:bCs/>
         <w:color w:themeColor="background1" w:val="FFFFFF"/>
@@ -8429,6 +8948,7 @@
         <w:spacing w:after="0" w:before="0" w:line="240" w:lineRule="auto"/>
       </w:pPr>
       <w:rPr>
+        <w:rFonts w:eastAsia="黑体"/>
         <w:color w:val="auto"/>
       </w:rPr>
       <w:tblPr/>
@@ -8446,6 +8966,7 @@
     </w:tblStylePr>
     <w:tblStylePr w:type="firstCol">
       <w:rPr>
+        <w:rFonts w:eastAsia="黑体"/>
         <w:b/>
         <w:bCs/>
         <w:color w:themeColor="background1" w:val="FFFFFF"/>
@@ -8465,6 +8986,7 @@
     </w:tblStylePr>
     <w:tblStylePr w:type="lastCol">
       <w:rPr>
+        <w:rFonts w:eastAsia="黑体"/>
         <w:b/>
         <w:bCs/>
         <w:color w:themeColor="background1" w:val="FFFFFF"/>
@@ -8513,6 +9035,7 @@
     </w:tblStylePr>
     <w:tblStylePr w:type="nwCell">
       <w:rPr>
+        <w:rFonts w:eastAsia="黑体"/>
         <w:color w:themeColor="background1" w:val="FFFFFF"/>
       </w:rPr>
       <w:tblPr/>
@@ -8556,6 +9079,7 @@
         <w:spacing w:after="0" w:before="0" w:line="240" w:lineRule="auto"/>
       </w:pPr>
       <w:rPr>
+        <w:rFonts w:eastAsia="黑体"/>
         <w:b/>
         <w:bCs/>
         <w:color w:themeColor="background1" w:val="FFFFFF"/>
@@ -8578,6 +9102,7 @@
         <w:spacing w:after="0" w:before="0" w:line="240" w:lineRule="auto"/>
       </w:pPr>
       <w:rPr>
+        <w:rFonts w:eastAsia="黑体"/>
         <w:color w:val="auto"/>
       </w:rPr>
       <w:tblPr/>
@@ -8595,6 +9120,7 @@
     </w:tblStylePr>
     <w:tblStylePr w:type="firstCol">
       <w:rPr>
+        <w:rFonts w:eastAsia="黑体"/>
         <w:b/>
         <w:bCs/>
         <w:color w:themeColor="background1" w:val="FFFFFF"/>
@@ -8614,6 +9140,7 @@
     </w:tblStylePr>
     <w:tblStylePr w:type="lastCol">
       <w:rPr>
+        <w:rFonts w:eastAsia="黑体"/>
         <w:b/>
         <w:bCs/>
         <w:color w:themeColor="background1" w:val="FFFFFF"/>
@@ -8662,6 +9189,7 @@
     </w:tblStylePr>
     <w:tblStylePr w:type="nwCell">
       <w:rPr>
+        <w:rFonts w:eastAsia="黑体"/>
         <w:color w:themeColor="background1" w:val="FFFFFF"/>
       </w:rPr>
       <w:tblPr/>
@@ -8705,6 +9233,7 @@
         <w:spacing w:after="0" w:before="0" w:line="240" w:lineRule="auto"/>
       </w:pPr>
       <w:rPr>
+        <w:rFonts w:eastAsia="黑体"/>
         <w:b/>
         <w:bCs/>
         <w:color w:themeColor="background1" w:val="FFFFFF"/>
@@ -8727,6 +9256,7 @@
         <w:spacing w:after="0" w:before="0" w:line="240" w:lineRule="auto"/>
       </w:pPr>
       <w:rPr>
+        <w:rFonts w:eastAsia="黑体"/>
         <w:color w:val="auto"/>
       </w:rPr>
       <w:tblPr/>
@@ -8744,6 +9274,7 @@
     </w:tblStylePr>
     <w:tblStylePr w:type="firstCol">
       <w:rPr>
+        <w:rFonts w:eastAsia="黑体"/>
         <w:b/>
         <w:bCs/>
         <w:color w:themeColor="background1" w:val="FFFFFF"/>
@@ -8763,6 +9294,7 @@
     </w:tblStylePr>
     <w:tblStylePr w:type="lastCol">
       <w:rPr>
+        <w:rFonts w:eastAsia="黑体"/>
         <w:b/>
         <w:bCs/>
         <w:color w:themeColor="background1" w:val="FFFFFF"/>
@@ -8811,6 +9343,7 @@
     </w:tblStylePr>
     <w:tblStylePr w:type="nwCell">
       <w:rPr>
+        <w:rFonts w:eastAsia="黑体"/>
         <w:color w:themeColor="background1" w:val="FFFFFF"/>
       </w:rPr>
       <w:tblPr/>
@@ -8854,6 +9387,7 @@
         <w:spacing w:after="0" w:before="0" w:line="240" w:lineRule="auto"/>
       </w:pPr>
       <w:rPr>
+        <w:rFonts w:eastAsia="黑体"/>
         <w:b/>
         <w:bCs/>
         <w:color w:themeColor="background1" w:val="FFFFFF"/>
@@ -8876,6 +9410,7 @@
         <w:spacing w:after="0" w:before="0" w:line="240" w:lineRule="auto"/>
       </w:pPr>
       <w:rPr>
+        <w:rFonts w:eastAsia="黑体"/>
         <w:color w:val="auto"/>
       </w:rPr>
       <w:tblPr/>
@@ -8893,6 +9428,7 @@
     </w:tblStylePr>
     <w:tblStylePr w:type="firstCol">
       <w:rPr>
+        <w:rFonts w:eastAsia="黑体"/>
         <w:b/>
         <w:bCs/>
         <w:color w:themeColor="background1" w:val="FFFFFF"/>
@@ -8912,6 +9448,7 @@
     </w:tblStylePr>
     <w:tblStylePr w:type="lastCol">
       <w:rPr>
+        <w:rFonts w:eastAsia="黑体"/>
         <w:b/>
         <w:bCs/>
         <w:color w:themeColor="background1" w:val="FFFFFF"/>
@@ -8960,6 +9497,7 @@
     </w:tblStylePr>
     <w:tblStylePr w:type="nwCell">
       <w:rPr>
+        <w:rFonts w:eastAsia="黑体"/>
         <w:color w:themeColor="background1" w:val="FFFFFF"/>
       </w:rPr>
       <w:tblPr/>
@@ -9003,6 +9541,7 @@
         <w:spacing w:after="0" w:before="0" w:line="240" w:lineRule="auto"/>
       </w:pPr>
       <w:rPr>
+        <w:rFonts w:eastAsia="黑体"/>
         <w:b/>
         <w:bCs/>
         <w:color w:themeColor="background1" w:val="FFFFFF"/>
@@ -9025,6 +9564,7 @@
         <w:spacing w:after="0" w:before="0" w:line="240" w:lineRule="auto"/>
       </w:pPr>
       <w:rPr>
+        <w:rFonts w:eastAsia="黑体"/>
         <w:color w:val="auto"/>
       </w:rPr>
       <w:tblPr/>
@@ -9042,6 +9582,7 @@
     </w:tblStylePr>
     <w:tblStylePr w:type="firstCol">
       <w:rPr>
+        <w:rFonts w:eastAsia="黑体"/>
         <w:b/>
         <w:bCs/>
         <w:color w:themeColor="background1" w:val="FFFFFF"/>
@@ -9061,6 +9602,7 @@
     </w:tblStylePr>
     <w:tblStylePr w:type="lastCol">
       <w:rPr>
+        <w:rFonts w:eastAsia="黑体"/>
         <w:b/>
         <w:bCs/>
         <w:color w:themeColor="background1" w:val="FFFFFF"/>
@@ -9109,6 +9651,7 @@
     </w:tblStylePr>
     <w:tblStylePr w:type="nwCell">
       <w:rPr>
+        <w:rFonts w:eastAsia="黑体"/>
         <w:color w:themeColor="background1" w:val="FFFFFF"/>
       </w:rPr>
       <w:tblPr/>
@@ -9133,6 +9676,7 @@
       <w:spacing w:after="0" w:line="240" w:lineRule="auto"/>
     </w:pPr>
     <w:rPr>
+      <w:rFonts w:eastAsia="黑体"/>
       <w:color w:themeColor="text1" w:val="000000"/>
     </w:rPr>
     <w:tblPr>
@@ -9152,7 +9696,7 @@
     </w:tblPr>
     <w:tblStylePr w:type="firstRow">
       <w:rPr>
-        <w:rFonts w:asciiTheme="majorHAnsi" w:cstheme="majorBidi" w:eastAsiaTheme="majorEastAsia" w:hAnsiTheme="majorHAnsi"/>
+        <w:rFonts w:asciiTheme="majorHAnsi" w:cstheme="majorBidi" w:hAnsiTheme="majorHAnsi" w:eastAsia="黑体"/>
       </w:rPr>
       <w:tblPr/>
       <w:tcPr>
@@ -9164,6 +9708,7 @@
     </w:tblStylePr>
     <w:tblStylePr w:type="lastRow">
       <w:rPr>
+        <w:rFonts w:eastAsia="黑体"/>
         <w:b/>
         <w:bCs/>
         <w:color w:themeColor="text2" w:val="1F497D"/>
@@ -9178,12 +9723,14 @@
     </w:tblStylePr>
     <w:tblStylePr w:type="firstCol">
       <w:rPr>
+        <w:rFonts w:eastAsia="黑体"/>
         <w:b/>
         <w:bCs/>
       </w:rPr>
     </w:tblStylePr>
     <w:tblStylePr w:type="lastCol">
       <w:rPr>
+        <w:rFonts w:eastAsia="黑体"/>
         <w:b/>
         <w:bCs/>
       </w:rPr>
@@ -9217,6 +9764,7 @@
       <w:spacing w:after="0" w:line="240" w:lineRule="auto"/>
     </w:pPr>
     <w:rPr>
+      <w:rFonts w:eastAsia="黑体"/>
       <w:color w:themeColor="text1" w:val="000000"/>
     </w:rPr>
     <w:tblPr>
@@ -9236,7 +9784,7 @@
     </w:tblPr>
     <w:tblStylePr w:type="firstRow">
       <w:rPr>
-        <w:rFonts w:asciiTheme="majorHAnsi" w:cstheme="majorBidi" w:eastAsiaTheme="majorEastAsia" w:hAnsiTheme="majorHAnsi"/>
+        <w:rFonts w:asciiTheme="majorHAnsi" w:cstheme="majorBidi" w:hAnsiTheme="majorHAnsi" w:eastAsia="黑体"/>
       </w:rPr>
       <w:tblPr/>
       <w:tcPr>
@@ -9248,6 +9796,7 @@
     </w:tblStylePr>
     <w:tblStylePr w:type="lastRow">
       <w:rPr>
+        <w:rFonts w:eastAsia="黑体"/>
         <w:b/>
         <w:bCs/>
         <w:color w:themeColor="text2" w:val="1F497D"/>
@@ -9262,12 +9811,14 @@
     </w:tblStylePr>
     <w:tblStylePr w:type="firstCol">
       <w:rPr>
+        <w:rFonts w:eastAsia="黑体"/>
         <w:b/>
         <w:bCs/>
       </w:rPr>
     </w:tblStylePr>
     <w:tblStylePr w:type="lastCol">
       <w:rPr>
+        <w:rFonts w:eastAsia="黑体"/>
         <w:b/>
         <w:bCs/>
       </w:rPr>
@@ -9301,6 +9852,7 @@
       <w:spacing w:after="0" w:line="240" w:lineRule="auto"/>
     </w:pPr>
     <w:rPr>
+      <w:rFonts w:eastAsia="黑体"/>
       <w:color w:themeColor="text1" w:val="000000"/>
     </w:rPr>
     <w:tblPr>
@@ -9320,7 +9872,7 @@
     </w:tblPr>
     <w:tblStylePr w:type="firstRow">
       <w:rPr>
-        <w:rFonts w:asciiTheme="majorHAnsi" w:cstheme="majorBidi" w:eastAsiaTheme="majorEastAsia" w:hAnsiTheme="majorHAnsi"/>
+        <w:rFonts w:asciiTheme="majorHAnsi" w:cstheme="majorBidi" w:hAnsiTheme="majorHAnsi" w:eastAsia="黑体"/>
       </w:rPr>
       <w:tblPr/>
       <w:tcPr>
@@ -9332,6 +9884,7 @@
     </w:tblStylePr>
     <w:tblStylePr w:type="lastRow">
       <w:rPr>
+        <w:rFonts w:eastAsia="黑体"/>
         <w:b/>
         <w:bCs/>
         <w:color w:themeColor="text2" w:val="1F497D"/>
@@ -9346,12 +9899,14 @@
     </w:tblStylePr>
     <w:tblStylePr w:type="firstCol">
       <w:rPr>
+        <w:rFonts w:eastAsia="黑体"/>
         <w:b/>
         <w:bCs/>
       </w:rPr>
     </w:tblStylePr>
     <w:tblStylePr w:type="lastCol">
       <w:rPr>
+        <w:rFonts w:eastAsia="黑体"/>
         <w:b/>
         <w:bCs/>
       </w:rPr>
@@ -9385,6 +9940,7 @@
       <w:spacing w:after="0" w:line="240" w:lineRule="auto"/>
     </w:pPr>
     <w:rPr>
+      <w:rFonts w:eastAsia="黑体"/>
       <w:color w:themeColor="text1" w:val="000000"/>
     </w:rPr>
     <w:tblPr>
@@ -9404,7 +9960,7 @@
     </w:tblPr>
     <w:tblStylePr w:type="firstRow">
       <w:rPr>
-        <w:rFonts w:asciiTheme="majorHAnsi" w:cstheme="majorBidi" w:eastAsiaTheme="majorEastAsia" w:hAnsiTheme="majorHAnsi"/>
+        <w:rFonts w:asciiTheme="majorHAnsi" w:cstheme="majorBidi" w:hAnsiTheme="majorHAnsi" w:eastAsia="黑体"/>
       </w:rPr>
       <w:tblPr/>
       <w:tcPr>
@@ -9416,6 +9972,7 @@
     </w:tblStylePr>
     <w:tblStylePr w:type="lastRow">
       <w:rPr>
+        <w:rFonts w:eastAsia="黑体"/>
         <w:b/>
         <w:bCs/>
         <w:color w:themeColor="text2" w:val="1F497D"/>
@@ -9430,12 +9987,14 @@
     </w:tblStylePr>
     <w:tblStylePr w:type="firstCol">
       <w:rPr>
+        <w:rFonts w:eastAsia="黑体"/>
         <w:b/>
         <w:bCs/>
       </w:rPr>
     </w:tblStylePr>
     <w:tblStylePr w:type="lastCol">
       <w:rPr>
+        <w:rFonts w:eastAsia="黑体"/>
         <w:b/>
         <w:bCs/>
       </w:rPr>
@@ -9469,6 +10028,7 @@
       <w:spacing w:after="0" w:line="240" w:lineRule="auto"/>
     </w:pPr>
     <w:rPr>
+      <w:rFonts w:eastAsia="黑体"/>
       <w:color w:themeColor="text1" w:val="000000"/>
     </w:rPr>
     <w:tblPr>
@@ -9488,7 +10048,7 @@
     </w:tblPr>
     <w:tblStylePr w:type="firstRow">
       <w:rPr>
-        <w:rFonts w:asciiTheme="majorHAnsi" w:cstheme="majorBidi" w:eastAsiaTheme="majorEastAsia" w:hAnsiTheme="majorHAnsi"/>
+        <w:rFonts w:asciiTheme="majorHAnsi" w:cstheme="majorBidi" w:hAnsiTheme="majorHAnsi" w:eastAsia="黑体"/>
       </w:rPr>
       <w:tblPr/>
       <w:tcPr>
@@ -9500,6 +10060,7 @@
     </w:tblStylePr>
     <w:tblStylePr w:type="lastRow">
       <w:rPr>
+        <w:rFonts w:eastAsia="黑体"/>
         <w:b/>
         <w:bCs/>
         <w:color w:themeColor="text2" w:val="1F497D"/>
@@ -9514,12 +10075,14 @@
     </w:tblStylePr>
     <w:tblStylePr w:type="firstCol">
       <w:rPr>
+        <w:rFonts w:eastAsia="黑体"/>
         <w:b/>
         <w:bCs/>
       </w:rPr>
     </w:tblStylePr>
     <w:tblStylePr w:type="lastCol">
       <w:rPr>
+        <w:rFonts w:eastAsia="黑体"/>
         <w:b/>
         <w:bCs/>
       </w:rPr>
@@ -9553,6 +10116,7 @@
       <w:spacing w:after="0" w:line="240" w:lineRule="auto"/>
     </w:pPr>
     <w:rPr>
+      <w:rFonts w:eastAsia="黑体"/>
       <w:color w:themeColor="text1" w:val="000000"/>
     </w:rPr>
     <w:tblPr>
@@ -9572,7 +10136,7 @@
     </w:tblPr>
     <w:tblStylePr w:type="firstRow">
       <w:rPr>
-        <w:rFonts w:asciiTheme="majorHAnsi" w:cstheme="majorBidi" w:eastAsiaTheme="majorEastAsia" w:hAnsiTheme="majorHAnsi"/>
+        <w:rFonts w:asciiTheme="majorHAnsi" w:cstheme="majorBidi" w:hAnsiTheme="majorHAnsi" w:eastAsia="黑体"/>
       </w:rPr>
       <w:tblPr/>
       <w:tcPr>
@@ -9584,6 +10148,7 @@
     </w:tblStylePr>
     <w:tblStylePr w:type="lastRow">
       <w:rPr>
+        <w:rFonts w:eastAsia="黑体"/>
         <w:b/>
         <w:bCs/>
         <w:color w:themeColor="text2" w:val="1F497D"/>
@@ -9598,12 +10163,14 @@
     </w:tblStylePr>
     <w:tblStylePr w:type="firstCol">
       <w:rPr>
+        <w:rFonts w:eastAsia="黑体"/>
         <w:b/>
         <w:bCs/>
       </w:rPr>
     </w:tblStylePr>
     <w:tblStylePr w:type="lastCol">
       <w:rPr>
+        <w:rFonts w:eastAsia="黑体"/>
         <w:b/>
         <w:bCs/>
       </w:rPr>
@@ -9637,6 +10204,7 @@
       <w:spacing w:after="0" w:line="240" w:lineRule="auto"/>
     </w:pPr>
     <w:rPr>
+      <w:rFonts w:eastAsia="黑体"/>
       <w:color w:themeColor="text1" w:val="000000"/>
     </w:rPr>
     <w:tblPr>
@@ -9656,7 +10224,7 @@
     </w:tblPr>
     <w:tblStylePr w:type="firstRow">
       <w:rPr>
-        <w:rFonts w:asciiTheme="majorHAnsi" w:cstheme="majorBidi" w:eastAsiaTheme="majorEastAsia" w:hAnsiTheme="majorHAnsi"/>
+        <w:rFonts w:asciiTheme="majorHAnsi" w:cstheme="majorBidi" w:hAnsiTheme="majorHAnsi" w:eastAsia="黑体"/>
       </w:rPr>
       <w:tblPr/>
       <w:tcPr>
@@ -9668,6 +10236,7 @@
     </w:tblStylePr>
     <w:tblStylePr w:type="lastRow">
       <w:rPr>
+        <w:rFonts w:eastAsia="黑体"/>
         <w:b/>
         <w:bCs/>
         <w:color w:themeColor="text2" w:val="1F497D"/>
@@ -9682,12 +10251,14 @@
     </w:tblStylePr>
     <w:tblStylePr w:type="firstCol">
       <w:rPr>
+        <w:rFonts w:eastAsia="黑体"/>
         <w:b/>
         <w:bCs/>
       </w:rPr>
     </w:tblStylePr>
     <w:tblStylePr w:type="lastCol">
       <w:rPr>
+        <w:rFonts w:eastAsia="黑体"/>
         <w:b/>
         <w:bCs/>
       </w:rPr>
@@ -9721,7 +10292,7 @@
       <w:spacing w:after="0" w:line="240" w:lineRule="auto"/>
     </w:pPr>
     <w:rPr>
-      <w:rFonts w:asciiTheme="majorHAnsi" w:cstheme="majorBidi" w:eastAsiaTheme="majorEastAsia" w:hAnsiTheme="majorHAnsi"/>
+      <w:rFonts w:asciiTheme="majorHAnsi" w:cstheme="majorBidi" w:hAnsiTheme="majorHAnsi" w:eastAsia="黑体"/>
       <w:color w:themeColor="text1" w:val="000000"/>
     </w:rPr>
     <w:tblPr>
@@ -9743,6 +10314,7 @@
     </w:tblPr>
     <w:tblStylePr w:type="firstRow">
       <w:rPr>
+        <w:rFonts w:eastAsia="黑体"/>
         <w:sz w:val="24"/>
         <w:szCs w:val="24"/>
       </w:rPr>
@@ -9849,7 +10421,7 @@
       <w:spacing w:after="0" w:line="240" w:lineRule="auto"/>
     </w:pPr>
     <w:rPr>
-      <w:rFonts w:asciiTheme="majorHAnsi" w:cstheme="majorBidi" w:eastAsiaTheme="majorEastAsia" w:hAnsiTheme="majorHAnsi"/>
+      <w:rFonts w:asciiTheme="majorHAnsi" w:cstheme="majorBidi" w:hAnsiTheme="majorHAnsi" w:eastAsia="黑体"/>
       <w:color w:themeColor="text1" w:val="000000"/>
     </w:rPr>
     <w:tblPr>
@@ -9871,6 +10443,7 @@
     </w:tblPr>
     <w:tblStylePr w:type="firstRow">
       <w:rPr>
+        <w:rFonts w:eastAsia="黑体"/>
         <w:sz w:val="24"/>
         <w:szCs w:val="24"/>
       </w:rPr>
@@ -9977,7 +10550,7 @@
       <w:spacing w:after="0" w:line="240" w:lineRule="auto"/>
     </w:pPr>
     <w:rPr>
-      <w:rFonts w:asciiTheme="majorHAnsi" w:cstheme="majorBidi" w:eastAsiaTheme="majorEastAsia" w:hAnsiTheme="majorHAnsi"/>
+      <w:rFonts w:asciiTheme="majorHAnsi" w:cstheme="majorBidi" w:hAnsiTheme="majorHAnsi" w:eastAsia="黑体"/>
       <w:color w:themeColor="text1" w:val="000000"/>
     </w:rPr>
     <w:tblPr>
@@ -9999,6 +10572,7 @@
     </w:tblPr>
     <w:tblStylePr w:type="firstRow">
       <w:rPr>
+        <w:rFonts w:eastAsia="黑体"/>
         <w:sz w:val="24"/>
         <w:szCs w:val="24"/>
       </w:rPr>
@@ -10105,7 +10679,7 @@
       <w:spacing w:after="0" w:line="240" w:lineRule="auto"/>
     </w:pPr>
     <w:rPr>
-      <w:rFonts w:asciiTheme="majorHAnsi" w:cstheme="majorBidi" w:eastAsiaTheme="majorEastAsia" w:hAnsiTheme="majorHAnsi"/>
+      <w:rFonts w:asciiTheme="majorHAnsi" w:cstheme="majorBidi" w:hAnsiTheme="majorHAnsi" w:eastAsia="黑体"/>
       <w:color w:themeColor="text1" w:val="000000"/>
     </w:rPr>
     <w:tblPr>
@@ -10127,6 +10701,7 @@
     </w:tblPr>
     <w:tblStylePr w:type="firstRow">
       <w:rPr>
+        <w:rFonts w:eastAsia="黑体"/>
         <w:sz w:val="24"/>
         <w:szCs w:val="24"/>
       </w:rPr>
@@ -10233,7 +10808,7 @@
       <w:spacing w:after="0" w:line="240" w:lineRule="auto"/>
     </w:pPr>
     <w:rPr>
-      <w:rFonts w:asciiTheme="majorHAnsi" w:cstheme="majorBidi" w:eastAsiaTheme="majorEastAsia" w:hAnsiTheme="majorHAnsi"/>
+      <w:rFonts w:asciiTheme="majorHAnsi" w:cstheme="majorBidi" w:hAnsiTheme="majorHAnsi" w:eastAsia="黑体"/>
       <w:color w:themeColor="text1" w:val="000000"/>
     </w:rPr>
     <w:tblPr>
@@ -10255,6 +10830,7 @@
     </w:tblPr>
     <w:tblStylePr w:type="firstRow">
       <w:rPr>
+        <w:rFonts w:eastAsia="黑体"/>
         <w:sz w:val="24"/>
         <w:szCs w:val="24"/>
       </w:rPr>
@@ -10361,7 +10937,7 @@
       <w:spacing w:after="0" w:line="240" w:lineRule="auto"/>
     </w:pPr>
     <w:rPr>
-      <w:rFonts w:asciiTheme="majorHAnsi" w:cstheme="majorBidi" w:eastAsiaTheme="majorEastAsia" w:hAnsiTheme="majorHAnsi"/>
+      <w:rFonts w:asciiTheme="majorHAnsi" w:cstheme="majorBidi" w:hAnsiTheme="majorHAnsi" w:eastAsia="黑体"/>
       <w:color w:themeColor="text1" w:val="000000"/>
     </w:rPr>
     <w:tblPr>
@@ -10383,6 +10959,7 @@
     </w:tblPr>
     <w:tblStylePr w:type="firstRow">
       <w:rPr>
+        <w:rFonts w:eastAsia="黑体"/>
         <w:sz w:val="24"/>
         <w:szCs w:val="24"/>
       </w:rPr>
@@ -10489,7 +11066,7 @@
       <w:spacing w:after="0" w:line="240" w:lineRule="auto"/>
     </w:pPr>
     <w:rPr>
-      <w:rFonts w:asciiTheme="majorHAnsi" w:cstheme="majorBidi" w:eastAsiaTheme="majorEastAsia" w:hAnsiTheme="majorHAnsi"/>
+      <w:rFonts w:asciiTheme="majorHAnsi" w:cstheme="majorBidi" w:hAnsiTheme="majorHAnsi" w:eastAsia="黑体"/>
       <w:color w:themeColor="text1" w:val="000000"/>
     </w:rPr>
     <w:tblPr>
@@ -10511,6 +11088,7 @@
     </w:tblPr>
     <w:tblStylePr w:type="firstRow">
       <w:rPr>
+        <w:rFonts w:eastAsia="黑体"/>
         <w:sz w:val="24"/>
         <w:szCs w:val="24"/>
       </w:rPr>
@@ -10640,12 +11218,14 @@
     </w:tcPr>
     <w:tblStylePr w:type="firstRow">
       <w:rPr>
+        <w:rFonts w:eastAsia="黑体"/>
         <w:b/>
         <w:bCs/>
       </w:rPr>
     </w:tblStylePr>
     <w:tblStylePr w:type="lastRow">
       <w:rPr>
+        <w:rFonts w:eastAsia="黑体"/>
         <w:b/>
         <w:bCs/>
       </w:rPr>
@@ -10658,12 +11238,14 @@
     </w:tblStylePr>
     <w:tblStylePr w:type="firstCol">
       <w:rPr>
+        <w:rFonts w:eastAsia="黑体"/>
         <w:b/>
         <w:bCs/>
       </w:rPr>
     </w:tblStylePr>
     <w:tblStylePr w:type="lastCol">
       <w:rPr>
+        <w:rFonts w:eastAsia="黑体"/>
         <w:b/>
         <w:bCs/>
       </w:rPr>
@@ -10713,12 +11295,14 @@
     </w:tcPr>
     <w:tblStylePr w:type="firstRow">
       <w:rPr>
+        <w:rFonts w:eastAsia="黑体"/>
         <w:b/>
         <w:bCs/>
       </w:rPr>
     </w:tblStylePr>
     <w:tblStylePr w:type="lastRow">
       <w:rPr>
+        <w:rFonts w:eastAsia="黑体"/>
         <w:b/>
         <w:bCs/>
       </w:rPr>
@@ -10731,12 +11315,14 @@
     </w:tblStylePr>
     <w:tblStylePr w:type="firstCol">
       <w:rPr>
+        <w:rFonts w:eastAsia="黑体"/>
         <w:b/>
         <w:bCs/>
       </w:rPr>
     </w:tblStylePr>
     <w:tblStylePr w:type="lastCol">
       <w:rPr>
+        <w:rFonts w:eastAsia="黑体"/>
         <w:b/>
         <w:bCs/>
       </w:rPr>
@@ -10786,12 +11372,14 @@
     </w:tcPr>
     <w:tblStylePr w:type="firstRow">
       <w:rPr>
+        <w:rFonts w:eastAsia="黑体"/>
         <w:b/>
         <w:bCs/>
       </w:rPr>
     </w:tblStylePr>
     <w:tblStylePr w:type="lastRow">
       <w:rPr>
+        <w:rFonts w:eastAsia="黑体"/>
         <w:b/>
         <w:bCs/>
       </w:rPr>
@@ -10804,12 +11392,14 @@
     </w:tblStylePr>
     <w:tblStylePr w:type="firstCol">
       <w:rPr>
+        <w:rFonts w:eastAsia="黑体"/>
         <w:b/>
         <w:bCs/>
       </w:rPr>
     </w:tblStylePr>
     <w:tblStylePr w:type="lastCol">
       <w:rPr>
+        <w:rFonts w:eastAsia="黑体"/>
         <w:b/>
         <w:bCs/>
       </w:rPr>
@@ -10859,12 +11449,14 @@
     </w:tcPr>
     <w:tblStylePr w:type="firstRow">
       <w:rPr>
+        <w:rFonts w:eastAsia="黑体"/>
         <w:b/>
         <w:bCs/>
       </w:rPr>
     </w:tblStylePr>
     <w:tblStylePr w:type="lastRow">
       <w:rPr>
+        <w:rFonts w:eastAsia="黑体"/>
         <w:b/>
         <w:bCs/>
       </w:rPr>
@@ -10877,12 +11469,14 @@
     </w:tblStylePr>
     <w:tblStylePr w:type="firstCol">
       <w:rPr>
+        <w:rFonts w:eastAsia="黑体"/>
         <w:b/>
         <w:bCs/>
       </w:rPr>
     </w:tblStylePr>
     <w:tblStylePr w:type="lastCol">
       <w:rPr>
+        <w:rFonts w:eastAsia="黑体"/>
         <w:b/>
         <w:bCs/>
       </w:rPr>
@@ -10932,12 +11526,14 @@
     </w:tcPr>
     <w:tblStylePr w:type="firstRow">
       <w:rPr>
+        <w:rFonts w:eastAsia="黑体"/>
         <w:b/>
         <w:bCs/>
       </w:rPr>
     </w:tblStylePr>
     <w:tblStylePr w:type="lastRow">
       <w:rPr>
+        <w:rFonts w:eastAsia="黑体"/>
         <w:b/>
         <w:bCs/>
       </w:rPr>
@@ -10950,12 +11546,14 @@
     </w:tblStylePr>
     <w:tblStylePr w:type="firstCol">
       <w:rPr>
+        <w:rFonts w:eastAsia="黑体"/>
         <w:b/>
         <w:bCs/>
       </w:rPr>
     </w:tblStylePr>
     <w:tblStylePr w:type="lastCol">
       <w:rPr>
+        <w:rFonts w:eastAsia="黑体"/>
         <w:b/>
         <w:bCs/>
       </w:rPr>
@@ -11005,12 +11603,14 @@
     </w:tcPr>
     <w:tblStylePr w:type="firstRow">
       <w:rPr>
+        <w:rFonts w:eastAsia="黑体"/>
         <w:b/>
         <w:bCs/>
       </w:rPr>
     </w:tblStylePr>
     <w:tblStylePr w:type="lastRow">
       <w:rPr>
+        <w:rFonts w:eastAsia="黑体"/>
         <w:b/>
         <w:bCs/>
       </w:rPr>
@@ -11023,12 +11623,14 @@
     </w:tblStylePr>
     <w:tblStylePr w:type="firstCol">
       <w:rPr>
+        <w:rFonts w:eastAsia="黑体"/>
         <w:b/>
         <w:bCs/>
       </w:rPr>
     </w:tblStylePr>
     <w:tblStylePr w:type="lastCol">
       <w:rPr>
+        <w:rFonts w:eastAsia="黑体"/>
         <w:b/>
         <w:bCs/>
       </w:rPr>
@@ -11078,12 +11680,14 @@
     </w:tcPr>
     <w:tblStylePr w:type="firstRow">
       <w:rPr>
+        <w:rFonts w:eastAsia="黑体"/>
         <w:b/>
         <w:bCs/>
       </w:rPr>
     </w:tblStylePr>
     <w:tblStylePr w:type="lastRow">
       <w:rPr>
+        <w:rFonts w:eastAsia="黑体"/>
         <w:b/>
         <w:bCs/>
       </w:rPr>
@@ -11096,12 +11700,14 @@
     </w:tblStylePr>
     <w:tblStylePr w:type="firstCol">
       <w:rPr>
+        <w:rFonts w:eastAsia="黑体"/>
         <w:b/>
         <w:bCs/>
       </w:rPr>
     </w:tblStylePr>
     <w:tblStylePr w:type="lastCol">
       <w:rPr>
+        <w:rFonts w:eastAsia="黑体"/>
         <w:b/>
         <w:bCs/>
       </w:rPr>
@@ -11128,7 +11734,7 @@
       <w:spacing w:after="0" w:line="240" w:lineRule="auto"/>
     </w:pPr>
     <w:rPr>
-      <w:rFonts w:asciiTheme="majorHAnsi" w:cstheme="majorBidi" w:eastAsiaTheme="majorEastAsia" w:hAnsiTheme="majorHAnsi"/>
+      <w:rFonts w:asciiTheme="majorHAnsi" w:cstheme="majorBidi" w:hAnsiTheme="majorHAnsi" w:eastAsia="黑体"/>
       <w:color w:themeColor="text1" w:val="000000"/>
     </w:rPr>
     <w:tblPr>
@@ -11155,6 +11761,7 @@
     </w:tcPr>
     <w:tblStylePr w:type="firstRow">
       <w:rPr>
+        <w:rFonts w:eastAsia="黑体"/>
         <w:b/>
         <w:bCs/>
         <w:color w:themeColor="text1" w:val="000000"/>
@@ -11166,6 +11773,7 @@
     </w:tblStylePr>
     <w:tblStylePr w:type="lastRow">
       <w:rPr>
+        <w:rFonts w:eastAsia="黑体"/>
         <w:b/>
         <w:bCs/>
         <w:color w:themeColor="text1" w:val="000000"/>
@@ -11185,6 +11793,7 @@
     </w:tblStylePr>
     <w:tblStylePr w:type="firstCol">
       <w:rPr>
+        <w:rFonts w:eastAsia="黑体"/>
         <w:b/>
         <w:bCs/>
         <w:color w:themeColor="text1" w:val="000000"/>
@@ -11204,6 +11813,7 @@
     </w:tblStylePr>
     <w:tblStylePr w:type="lastCol">
       <w:rPr>
+        <w:rFonts w:eastAsia="黑体"/>
         <w:b w:val="0"/>
         <w:bCs w:val="0"/>
         <w:color w:themeColor="text1" w:val="000000"/>
@@ -11253,7 +11863,7 @@
       <w:spacing w:after="0" w:line="240" w:lineRule="auto"/>
     </w:pPr>
     <w:rPr>
-      <w:rFonts w:asciiTheme="majorHAnsi" w:cstheme="majorBidi" w:eastAsiaTheme="majorEastAsia" w:hAnsiTheme="majorHAnsi"/>
+      <w:rFonts w:asciiTheme="majorHAnsi" w:cstheme="majorBidi" w:hAnsiTheme="majorHAnsi" w:eastAsia="黑体"/>
       <w:color w:themeColor="text1" w:val="000000"/>
     </w:rPr>
     <w:tblPr>
@@ -11280,6 +11890,7 @@
     </w:tcPr>
     <w:tblStylePr w:type="firstRow">
       <w:rPr>
+        <w:rFonts w:eastAsia="黑体"/>
         <w:b/>
         <w:bCs/>
         <w:color w:themeColor="text1" w:val="000000"/>
@@ -11291,6 +11902,7 @@
     </w:tblStylePr>
     <w:tblStylePr w:type="lastRow">
       <w:rPr>
+        <w:rFonts w:eastAsia="黑体"/>
         <w:b/>
         <w:bCs/>
         <w:color w:themeColor="text1" w:val="000000"/>
@@ -11310,6 +11922,7 @@
     </w:tblStylePr>
     <w:tblStylePr w:type="firstCol">
       <w:rPr>
+        <w:rFonts w:eastAsia="黑体"/>
         <w:b/>
         <w:bCs/>
         <w:color w:themeColor="text1" w:val="000000"/>
@@ -11329,6 +11942,7 @@
     </w:tblStylePr>
     <w:tblStylePr w:type="lastCol">
       <w:rPr>
+        <w:rFonts w:eastAsia="黑体"/>
         <w:b w:val="0"/>
         <w:bCs w:val="0"/>
         <w:color w:themeColor="text1" w:val="000000"/>
@@ -11378,7 +11992,7 @@
       <w:spacing w:after="0" w:line="240" w:lineRule="auto"/>
     </w:pPr>
     <w:rPr>
-      <w:rFonts w:asciiTheme="majorHAnsi" w:cstheme="majorBidi" w:eastAsiaTheme="majorEastAsia" w:hAnsiTheme="majorHAnsi"/>
+      <w:rFonts w:asciiTheme="majorHAnsi" w:cstheme="majorBidi" w:hAnsiTheme="majorHAnsi" w:eastAsia="黑体"/>
       <w:color w:themeColor="text1" w:val="000000"/>
     </w:rPr>
     <w:tblPr>
@@ -11405,6 +12019,7 @@
     </w:tcPr>
     <w:tblStylePr w:type="firstRow">
       <w:rPr>
+        <w:rFonts w:eastAsia="黑体"/>
         <w:b/>
         <w:bCs/>
         <w:color w:themeColor="text1" w:val="000000"/>
@@ -11416,6 +12031,7 @@
     </w:tblStylePr>
     <w:tblStylePr w:type="lastRow">
       <w:rPr>
+        <w:rFonts w:eastAsia="黑体"/>
         <w:b/>
         <w:bCs/>
         <w:color w:themeColor="text1" w:val="000000"/>
@@ -11435,6 +12051,7 @@
     </w:tblStylePr>
     <w:tblStylePr w:type="firstCol">
       <w:rPr>
+        <w:rFonts w:eastAsia="黑体"/>
         <w:b/>
         <w:bCs/>
         <w:color w:themeColor="text1" w:val="000000"/>
@@ -11454,6 +12071,7 @@
     </w:tblStylePr>
     <w:tblStylePr w:type="lastCol">
       <w:rPr>
+        <w:rFonts w:eastAsia="黑体"/>
         <w:b w:val="0"/>
         <w:bCs w:val="0"/>
         <w:color w:themeColor="text1" w:val="000000"/>
@@ -11503,7 +12121,7 @@
       <w:spacing w:after="0" w:line="240" w:lineRule="auto"/>
     </w:pPr>
     <w:rPr>
-      <w:rFonts w:asciiTheme="majorHAnsi" w:cstheme="majorBidi" w:eastAsiaTheme="majorEastAsia" w:hAnsiTheme="majorHAnsi"/>
+      <w:rFonts w:asciiTheme="majorHAnsi" w:cstheme="majorBidi" w:hAnsiTheme="majorHAnsi" w:eastAsia="黑体"/>
       <w:color w:themeColor="text1" w:val="000000"/>
     </w:rPr>
     <w:tblPr>
@@ -11530,6 +12148,7 @@
     </w:tcPr>
     <w:tblStylePr w:type="firstRow">
       <w:rPr>
+        <w:rFonts w:eastAsia="黑体"/>
         <w:b/>
         <w:bCs/>
         <w:color w:themeColor="text1" w:val="000000"/>
@@ -11541,6 +12160,7 @@
     </w:tblStylePr>
     <w:tblStylePr w:type="lastRow">
       <w:rPr>
+        <w:rFonts w:eastAsia="黑体"/>
         <w:b/>
         <w:bCs/>
         <w:color w:themeColor="text1" w:val="000000"/>
@@ -11560,6 +12180,7 @@
     </w:tblStylePr>
     <w:tblStylePr w:type="firstCol">
       <w:rPr>
+        <w:rFonts w:eastAsia="黑体"/>
         <w:b/>
         <w:bCs/>
         <w:color w:themeColor="text1" w:val="000000"/>
@@ -11579,6 +12200,7 @@
     </w:tblStylePr>
     <w:tblStylePr w:type="lastCol">
       <w:rPr>
+        <w:rFonts w:eastAsia="黑体"/>
         <w:b w:val="0"/>
         <w:bCs w:val="0"/>
         <w:color w:themeColor="text1" w:val="000000"/>
@@ -11628,7 +12250,7 @@
       <w:spacing w:after="0" w:line="240" w:lineRule="auto"/>
     </w:pPr>
     <w:rPr>
-      <w:rFonts w:asciiTheme="majorHAnsi" w:cstheme="majorBidi" w:eastAsiaTheme="majorEastAsia" w:hAnsiTheme="majorHAnsi"/>
+      <w:rFonts w:asciiTheme="majorHAnsi" w:cstheme="majorBidi" w:hAnsiTheme="majorHAnsi" w:eastAsia="黑体"/>
       <w:color w:themeColor="text1" w:val="000000"/>
     </w:rPr>
     <w:tblPr>
@@ -11655,6 +12277,7 @@
     </w:tcPr>
     <w:tblStylePr w:type="firstRow">
       <w:rPr>
+        <w:rFonts w:eastAsia="黑体"/>
         <w:b/>
         <w:bCs/>
         <w:color w:themeColor="text1" w:val="000000"/>
@@ -11666,6 +12289,7 @@
     </w:tblStylePr>
     <w:tblStylePr w:type="lastRow">
       <w:rPr>
+        <w:rFonts w:eastAsia="黑体"/>
         <w:b/>
         <w:bCs/>
         <w:color w:themeColor="text1" w:val="000000"/>
@@ -11685,6 +12309,7 @@
     </w:tblStylePr>
     <w:tblStylePr w:type="firstCol">
       <w:rPr>
+        <w:rFonts w:eastAsia="黑体"/>
         <w:b/>
         <w:bCs/>
         <w:color w:themeColor="text1" w:val="000000"/>
@@ -11704,6 +12329,7 @@
     </w:tblStylePr>
     <w:tblStylePr w:type="lastCol">
       <w:rPr>
+        <w:rFonts w:eastAsia="黑体"/>
         <w:b w:val="0"/>
         <w:bCs w:val="0"/>
         <w:color w:themeColor="text1" w:val="000000"/>
@@ -11753,7 +12379,7 @@
       <w:spacing w:after="0" w:line="240" w:lineRule="auto"/>
     </w:pPr>
     <w:rPr>
-      <w:rFonts w:asciiTheme="majorHAnsi" w:cstheme="majorBidi" w:eastAsiaTheme="majorEastAsia" w:hAnsiTheme="majorHAnsi"/>
+      <w:rFonts w:asciiTheme="majorHAnsi" w:cstheme="majorBidi" w:hAnsiTheme="majorHAnsi" w:eastAsia="黑体"/>
       <w:color w:themeColor="text1" w:val="000000"/>
     </w:rPr>
     <w:tblPr>
@@ -11780,6 +12406,7 @@
     </w:tcPr>
     <w:tblStylePr w:type="firstRow">
       <w:rPr>
+        <w:rFonts w:eastAsia="黑体"/>
         <w:b/>
         <w:bCs/>
         <w:color w:themeColor="text1" w:val="000000"/>
@@ -11791,6 +12418,7 @@
     </w:tblStylePr>
     <w:tblStylePr w:type="lastRow">
       <w:rPr>
+        <w:rFonts w:eastAsia="黑体"/>
         <w:b/>
         <w:bCs/>
         <w:color w:themeColor="text1" w:val="000000"/>
@@ -11810,6 +12438,7 @@
     </w:tblStylePr>
     <w:tblStylePr w:type="firstCol">
       <w:rPr>
+        <w:rFonts w:eastAsia="黑体"/>
         <w:b/>
         <w:bCs/>
         <w:color w:themeColor="text1" w:val="000000"/>
@@ -11829,6 +12458,7 @@
     </w:tblStylePr>
     <w:tblStylePr w:type="lastCol">
       <w:rPr>
+        <w:rFonts w:eastAsia="黑体"/>
         <w:b w:val="0"/>
         <w:bCs w:val="0"/>
         <w:color w:themeColor="text1" w:val="000000"/>
@@ -11878,7 +12508,7 @@
       <w:spacing w:after="0" w:line="240" w:lineRule="auto"/>
     </w:pPr>
     <w:rPr>
-      <w:rFonts w:asciiTheme="majorHAnsi" w:cstheme="majorBidi" w:eastAsiaTheme="majorEastAsia" w:hAnsiTheme="majorHAnsi"/>
+      <w:rFonts w:asciiTheme="majorHAnsi" w:cstheme="majorBidi" w:hAnsiTheme="majorHAnsi" w:eastAsia="黑体"/>
       <w:color w:themeColor="text1" w:val="000000"/>
     </w:rPr>
     <w:tblPr>
@@ -11905,6 +12535,7 @@
     </w:tcPr>
     <w:tblStylePr w:type="firstRow">
       <w:rPr>
+        <w:rFonts w:eastAsia="黑体"/>
         <w:b/>
         <w:bCs/>
         <w:color w:themeColor="text1" w:val="000000"/>
@@ -11916,6 +12547,7 @@
     </w:tblStylePr>
     <w:tblStylePr w:type="lastRow">
       <w:rPr>
+        <w:rFonts w:eastAsia="黑体"/>
         <w:b/>
         <w:bCs/>
         <w:color w:themeColor="text1" w:val="000000"/>
@@ -11935,6 +12567,7 @@
     </w:tblStylePr>
     <w:tblStylePr w:type="firstCol">
       <w:rPr>
+        <w:rFonts w:eastAsia="黑体"/>
         <w:b/>
         <w:bCs/>
         <w:color w:themeColor="text1" w:val="000000"/>
@@ -11954,6 +12587,7 @@
     </w:tblStylePr>
     <w:tblStylePr w:type="lastCol">
       <w:rPr>
+        <w:rFonts w:eastAsia="黑体"/>
         <w:b w:val="0"/>
         <w:bCs w:val="0"/>
         <w:color w:themeColor="text1" w:val="000000"/>
@@ -12026,6 +12660,7 @@
     </w:tcPr>
     <w:tblStylePr w:type="firstRow">
       <w:rPr>
+        <w:rFonts w:eastAsia="黑体"/>
         <w:b/>
         <w:bCs/>
         <w:i w:val="0"/>
@@ -12047,6 +12682,7 @@
     </w:tblStylePr>
     <w:tblStylePr w:type="lastRow">
       <w:rPr>
+        <w:rFonts w:eastAsia="黑体"/>
         <w:b/>
         <w:bCs/>
         <w:i w:val="0"/>
@@ -12068,6 +12704,7 @@
     </w:tblStylePr>
     <w:tblStylePr w:type="firstCol">
       <w:rPr>
+        <w:rFonts w:eastAsia="黑体"/>
         <w:b/>
         <w:bCs/>
         <w:i w:val="0"/>
@@ -12087,6 +12724,7 @@
     </w:tblStylePr>
     <w:tblStylePr w:type="lastCol">
       <w:rPr>
+        <w:rFonts w:eastAsia="黑体"/>
         <w:b/>
         <w:bCs/>
         <w:i w:val="0"/>
@@ -12167,6 +12805,7 @@
     </w:tcPr>
     <w:tblStylePr w:type="firstRow">
       <w:rPr>
+        <w:rFonts w:eastAsia="黑体"/>
         <w:b/>
         <w:bCs/>
         <w:i w:val="0"/>
@@ -12188,6 +12827,7 @@
     </w:tblStylePr>
     <w:tblStylePr w:type="lastRow">
       <w:rPr>
+        <w:rFonts w:eastAsia="黑体"/>
         <w:b/>
         <w:bCs/>
         <w:i w:val="0"/>
@@ -12209,6 +12849,7 @@
     </w:tblStylePr>
     <w:tblStylePr w:type="firstCol">
       <w:rPr>
+        <w:rFonts w:eastAsia="黑体"/>
         <w:b/>
         <w:bCs/>
         <w:i w:val="0"/>
@@ -12228,6 +12869,7 @@
     </w:tblStylePr>
     <w:tblStylePr w:type="lastCol">
       <w:rPr>
+        <w:rFonts w:eastAsia="黑体"/>
         <w:b/>
         <w:bCs/>
         <w:i w:val="0"/>
@@ -12308,6 +12950,7 @@
     </w:tcPr>
     <w:tblStylePr w:type="firstRow">
       <w:rPr>
+        <w:rFonts w:eastAsia="黑体"/>
         <w:b/>
         <w:bCs/>
         <w:i w:val="0"/>
@@ -12329,6 +12972,7 @@
     </w:tblStylePr>
     <w:tblStylePr w:type="lastRow">
       <w:rPr>
+        <w:rFonts w:eastAsia="黑体"/>
         <w:b/>
         <w:bCs/>
         <w:i w:val="0"/>
@@ -12350,6 +12994,7 @@
     </w:tblStylePr>
     <w:tblStylePr w:type="firstCol">
       <w:rPr>
+        <w:rFonts w:eastAsia="黑体"/>
         <w:b/>
         <w:bCs/>
         <w:i w:val="0"/>
@@ -12369,6 +13014,7 @@
     </w:tblStylePr>
     <w:tblStylePr w:type="lastCol">
       <w:rPr>
+        <w:rFonts w:eastAsia="黑体"/>
         <w:b/>
         <w:bCs/>
         <w:i w:val="0"/>
@@ -12449,6 +13095,7 @@
     </w:tcPr>
     <w:tblStylePr w:type="firstRow">
       <w:rPr>
+        <w:rFonts w:eastAsia="黑体"/>
         <w:b/>
         <w:bCs/>
         <w:i w:val="0"/>
@@ -12470,6 +13117,7 @@
     </w:tblStylePr>
     <w:tblStylePr w:type="lastRow">
       <w:rPr>
+        <w:rFonts w:eastAsia="黑体"/>
         <w:b/>
         <w:bCs/>
         <w:i w:val="0"/>
@@ -12491,6 +13139,7 @@
     </w:tblStylePr>
     <w:tblStylePr w:type="firstCol">
       <w:rPr>
+        <w:rFonts w:eastAsia="黑体"/>
         <w:b/>
         <w:bCs/>
         <w:i w:val="0"/>
@@ -12510,6 +13159,7 @@
     </w:tblStylePr>
     <w:tblStylePr w:type="lastCol">
       <w:rPr>
+        <w:rFonts w:eastAsia="黑体"/>
         <w:b/>
         <w:bCs/>
         <w:i w:val="0"/>
@@ -12590,6 +13240,7 @@
     </w:tcPr>
     <w:tblStylePr w:type="firstRow">
       <w:rPr>
+        <w:rFonts w:eastAsia="黑体"/>
         <w:b/>
         <w:bCs/>
         <w:i w:val="0"/>
@@ -12611,6 +13262,7 @@
     </w:tblStylePr>
     <w:tblStylePr w:type="lastRow">
       <w:rPr>
+        <w:rFonts w:eastAsia="黑体"/>
         <w:b/>
         <w:bCs/>
         <w:i w:val="0"/>
@@ -12632,6 +13284,7 @@
     </w:tblStylePr>
     <w:tblStylePr w:type="firstCol">
       <w:rPr>
+        <w:rFonts w:eastAsia="黑体"/>
         <w:b/>
         <w:bCs/>
         <w:i w:val="0"/>
@@ -12651,6 +13304,7 @@
     </w:tblStylePr>
     <w:tblStylePr w:type="lastCol">
       <w:rPr>
+        <w:rFonts w:eastAsia="黑体"/>
         <w:b/>
         <w:bCs/>
         <w:i w:val="0"/>
@@ -12731,6 +13385,7 @@
     </w:tcPr>
     <w:tblStylePr w:type="firstRow">
       <w:rPr>
+        <w:rFonts w:eastAsia="黑体"/>
         <w:b/>
         <w:bCs/>
         <w:i w:val="0"/>
@@ -12752,6 +13407,7 @@
     </w:tblStylePr>
     <w:tblStylePr w:type="lastRow">
       <w:rPr>
+        <w:rFonts w:eastAsia="黑体"/>
         <w:b/>
         <w:bCs/>
         <w:i w:val="0"/>
@@ -12773,6 +13429,7 @@
     </w:tblStylePr>
     <w:tblStylePr w:type="firstCol">
       <w:rPr>
+        <w:rFonts w:eastAsia="黑体"/>
         <w:b/>
         <w:bCs/>
         <w:i w:val="0"/>
@@ -12792,6 +13449,7 @@
     </w:tblStylePr>
     <w:tblStylePr w:type="lastCol">
       <w:rPr>
+        <w:rFonts w:eastAsia="黑体"/>
         <w:b/>
         <w:bCs/>
         <w:i w:val="0"/>
@@ -12872,6 +13530,7 @@
     </w:tcPr>
     <w:tblStylePr w:type="firstRow">
       <w:rPr>
+        <w:rFonts w:eastAsia="黑体"/>
         <w:b/>
         <w:bCs/>
         <w:i w:val="0"/>
@@ -12893,6 +13552,7 @@
     </w:tblStylePr>
     <w:tblStylePr w:type="lastRow">
       <w:rPr>
+        <w:rFonts w:eastAsia="黑体"/>
         <w:b/>
         <w:bCs/>
         <w:i w:val="0"/>
@@ -12914,6 +13574,7 @@
     </w:tblStylePr>
     <w:tblStylePr w:type="firstCol">
       <w:rPr>
+        <w:rFonts w:eastAsia="黑体"/>
         <w:b/>
         <w:bCs/>
         <w:i w:val="0"/>
@@ -12933,6 +13594,7 @@
     </w:tblStylePr>
     <w:tblStylePr w:type="lastCol">
       <w:rPr>
+        <w:rFonts w:eastAsia="黑体"/>
         <w:b/>
         <w:bCs/>
         <w:i w:val="0"/>
@@ -12990,6 +13652,7 @@
       <w:spacing w:after="0" w:line="240" w:lineRule="auto"/>
     </w:pPr>
     <w:rPr>
+      <w:rFonts w:eastAsia="黑体"/>
       <w:color w:themeColor="background1" w:val="FFFFFF"/>
     </w:rPr>
     <w:tblPr>
@@ -13008,6 +13671,7 @@
     </w:tcPr>
     <w:tblStylePr w:type="firstRow">
       <w:rPr>
+        <w:rFonts w:eastAsia="黑体"/>
         <w:b/>
         <w:bCs/>
       </w:rPr>
@@ -13104,6 +13768,7 @@
       <w:spacing w:after="0" w:line="240" w:lineRule="auto"/>
     </w:pPr>
     <w:rPr>
+      <w:rFonts w:eastAsia="黑体"/>
       <w:color w:themeColor="background1" w:val="FFFFFF"/>
     </w:rPr>
     <w:tblPr>
@@ -13122,6 +13787,7 @@
     </w:tcPr>
     <w:tblStylePr w:type="firstRow">
       <w:rPr>
+        <w:rFonts w:eastAsia="黑体"/>
         <w:b/>
         <w:bCs/>
       </w:rPr>
@@ -13218,6 +13884,7 @@
       <w:spacing w:after="0" w:line="240" w:lineRule="auto"/>
     </w:pPr>
     <w:rPr>
+      <w:rFonts w:eastAsia="黑体"/>
       <w:color w:themeColor="background1" w:val="FFFFFF"/>
     </w:rPr>
     <w:tblPr>
@@ -13236,6 +13903,7 @@
     </w:tcPr>
     <w:tblStylePr w:type="firstRow">
       <w:rPr>
+        <w:rFonts w:eastAsia="黑体"/>
         <w:b/>
         <w:bCs/>
       </w:rPr>
@@ -13332,6 +14000,7 @@
       <w:spacing w:after="0" w:line="240" w:lineRule="auto"/>
     </w:pPr>
     <w:rPr>
+      <w:rFonts w:eastAsia="黑体"/>
       <w:color w:themeColor="background1" w:val="FFFFFF"/>
     </w:rPr>
     <w:tblPr>
@@ -13350,6 +14019,7 @@
     </w:tcPr>
     <w:tblStylePr w:type="firstRow">
       <w:rPr>
+        <w:rFonts w:eastAsia="黑体"/>
         <w:b/>
         <w:bCs/>
       </w:rPr>
@@ -13446,6 +14116,7 @@
       <w:spacing w:after="0" w:line="240" w:lineRule="auto"/>
     </w:pPr>
     <w:rPr>
+      <w:rFonts w:eastAsia="黑体"/>
       <w:color w:themeColor="background1" w:val="FFFFFF"/>
     </w:rPr>
     <w:tblPr>
@@ -13464,6 +14135,7 @@
     </w:tcPr>
     <w:tblStylePr w:type="firstRow">
       <w:rPr>
+        <w:rFonts w:eastAsia="黑体"/>
         <w:b/>
         <w:bCs/>
       </w:rPr>
@@ -13560,6 +14232,7 @@
       <w:spacing w:after="0" w:line="240" w:lineRule="auto"/>
     </w:pPr>
     <w:rPr>
+      <w:rFonts w:eastAsia="黑体"/>
       <w:color w:themeColor="background1" w:val="FFFFFF"/>
     </w:rPr>
     <w:tblPr>
@@ -13578,6 +14251,7 @@
     </w:tcPr>
     <w:tblStylePr w:type="firstRow">
       <w:rPr>
+        <w:rFonts w:eastAsia="黑体"/>
         <w:b/>
         <w:bCs/>
       </w:rPr>
@@ -13674,6 +14348,7 @@
       <w:spacing w:after="0" w:line="240" w:lineRule="auto"/>
     </w:pPr>
     <w:rPr>
+      <w:rFonts w:eastAsia="黑体"/>
       <w:color w:themeColor="background1" w:val="FFFFFF"/>
     </w:rPr>
     <w:tblPr>
@@ -13692,6 +14367,7 @@
     </w:tcPr>
     <w:tblStylePr w:type="firstRow">
       <w:rPr>
+        <w:rFonts w:eastAsia="黑体"/>
         <w:b/>
         <w:bCs/>
       </w:rPr>
@@ -13788,6 +14464,7 @@
       <w:spacing w:after="0" w:line="240" w:lineRule="auto"/>
     </w:pPr>
     <w:rPr>
+      <w:rFonts w:eastAsia="黑体"/>
       <w:color w:themeColor="text1" w:val="000000"/>
     </w:rPr>
     <w:tblPr>
@@ -13814,6 +14491,7 @@
     </w:tcPr>
     <w:tblStylePr w:type="firstRow">
       <w:rPr>
+        <w:rFonts w:eastAsia="黑体"/>
         <w:b/>
         <w:bCs/>
       </w:rPr>
@@ -13832,6 +14510,7 @@
     </w:tblStylePr>
     <w:tblStylePr w:type="lastRow">
       <w:rPr>
+        <w:rFonts w:eastAsia="黑体"/>
         <w:b/>
         <w:bCs/>
         <w:color w:themeColor="background1" w:val="FFFFFF"/>
@@ -13846,6 +14525,7 @@
     </w:tblStylePr>
     <w:tblStylePr w:type="firstCol">
       <w:rPr>
+        <w:rFonts w:eastAsia="黑体"/>
         <w:color w:themeColor="background1" w:val="FFFFFF"/>
       </w:rPr>
       <w:tblPr/>
@@ -13863,6 +14543,7 @@
     </w:tblStylePr>
     <w:tblStylePr w:type="lastCol">
       <w:rPr>
+        <w:rFonts w:eastAsia="黑体"/>
         <w:color w:themeColor="background1" w:val="FFFFFF"/>
       </w:rPr>
       <w:tblPr/>
@@ -13892,11 +14573,13 @@
     </w:tblStylePr>
     <w:tblStylePr w:type="neCell">
       <w:rPr>
+        <w:rFonts w:eastAsia="黑体"/>
         <w:color w:themeColor="text1" w:val="000000"/>
       </w:rPr>
     </w:tblStylePr>
     <w:tblStylePr w:type="nwCell">
       <w:rPr>
+        <w:rFonts w:eastAsia="黑体"/>
         <w:color w:themeColor="text1" w:val="000000"/>
       </w:rPr>
     </w:tblStylePr>
@@ -13910,6 +14593,7 @@
       <w:spacing w:after="0" w:line="240" w:lineRule="auto"/>
     </w:pPr>
     <w:rPr>
+      <w:rFonts w:eastAsia="黑体"/>
       <w:color w:themeColor="text1" w:val="000000"/>
     </w:rPr>
     <w:tblPr>
@@ -13936,6 +14620,7 @@
     </w:tcPr>
     <w:tblStylePr w:type="firstRow">
       <w:rPr>
+        <w:rFonts w:eastAsia="黑体"/>
         <w:b/>
         <w:bCs/>
       </w:rPr>
@@ -13954,6 +14639,7 @@
     </w:tblStylePr>
     <w:tblStylePr w:type="lastRow">
       <w:rPr>
+        <w:rFonts w:eastAsia="黑体"/>
         <w:b/>
         <w:bCs/>
         <w:color w:themeColor="background1" w:val="FFFFFF"/>
@@ -13968,6 +14654,7 @@
     </w:tblStylePr>
     <w:tblStylePr w:type="firstCol">
       <w:rPr>
+        <w:rFonts w:eastAsia="黑体"/>
         <w:color w:themeColor="background1" w:val="FFFFFF"/>
       </w:rPr>
       <w:tblPr/>
@@ -13985,6 +14672,7 @@
     </w:tblStylePr>
     <w:tblStylePr w:type="lastCol">
       <w:rPr>
+        <w:rFonts w:eastAsia="黑体"/>
         <w:color w:themeColor="background1" w:val="FFFFFF"/>
       </w:rPr>
       <w:tblPr/>
@@ -14014,11 +14702,13 @@
     </w:tblStylePr>
     <w:tblStylePr w:type="neCell">
       <w:rPr>
+        <w:rFonts w:eastAsia="黑体"/>
         <w:color w:themeColor="text1" w:val="000000"/>
       </w:rPr>
     </w:tblStylePr>
     <w:tblStylePr w:type="nwCell">
       <w:rPr>
+        <w:rFonts w:eastAsia="黑体"/>
         <w:color w:themeColor="text1" w:val="000000"/>
       </w:rPr>
     </w:tblStylePr>
@@ -14032,6 +14722,7 @@
       <w:spacing w:after="0" w:line="240" w:lineRule="auto"/>
     </w:pPr>
     <w:rPr>
+      <w:rFonts w:eastAsia="黑体"/>
       <w:color w:themeColor="text1" w:val="000000"/>
     </w:rPr>
     <w:tblPr>
@@ -14058,6 +14749,7 @@
     </w:tcPr>
     <w:tblStylePr w:type="firstRow">
       <w:rPr>
+        <w:rFonts w:eastAsia="黑体"/>
         <w:b/>
         <w:bCs/>
       </w:rPr>
@@ -14076,6 +14768,7 @@
     </w:tblStylePr>
     <w:tblStylePr w:type="lastRow">
       <w:rPr>
+        <w:rFonts w:eastAsia="黑体"/>
         <w:b/>
         <w:bCs/>
         <w:color w:themeColor="background1" w:val="FFFFFF"/>
@@ -14090,6 +14783,7 @@
     </w:tblStylePr>
     <w:tblStylePr w:type="firstCol">
       <w:rPr>
+        <w:rFonts w:eastAsia="黑体"/>
         <w:color w:themeColor="background1" w:val="FFFFFF"/>
       </w:rPr>
       <w:tblPr/>
@@ -14107,6 +14801,7 @@
     </w:tblStylePr>
     <w:tblStylePr w:type="lastCol">
       <w:rPr>
+        <w:rFonts w:eastAsia="黑体"/>
         <w:color w:themeColor="background1" w:val="FFFFFF"/>
       </w:rPr>
       <w:tblPr/>
@@ -14136,11 +14831,13 @@
     </w:tblStylePr>
     <w:tblStylePr w:type="neCell">
       <w:rPr>
+        <w:rFonts w:eastAsia="黑体"/>
         <w:color w:themeColor="text1" w:val="000000"/>
       </w:rPr>
     </w:tblStylePr>
     <w:tblStylePr w:type="nwCell">
       <w:rPr>
+        <w:rFonts w:eastAsia="黑体"/>
         <w:color w:themeColor="text1" w:val="000000"/>
       </w:rPr>
     </w:tblStylePr>
@@ -14154,6 +14851,7 @@
       <w:spacing w:after="0" w:line="240" w:lineRule="auto"/>
     </w:pPr>
     <w:rPr>
+      <w:rFonts w:eastAsia="黑体"/>
       <w:color w:themeColor="text1" w:val="000000"/>
     </w:rPr>
     <w:tblPr>
@@ -14180,6 +14878,7 @@
     </w:tcPr>
     <w:tblStylePr w:type="firstRow">
       <w:rPr>
+        <w:rFonts w:eastAsia="黑体"/>
         <w:b/>
         <w:bCs/>
       </w:rPr>
@@ -14198,6 +14897,7 @@
     </w:tblStylePr>
     <w:tblStylePr w:type="lastRow">
       <w:rPr>
+        <w:rFonts w:eastAsia="黑体"/>
         <w:b/>
         <w:bCs/>
         <w:color w:themeColor="background1" w:val="FFFFFF"/>
@@ -14212,6 +14912,7 @@
     </w:tblStylePr>
     <w:tblStylePr w:type="firstCol">
       <w:rPr>
+        <w:rFonts w:eastAsia="黑体"/>
         <w:color w:themeColor="background1" w:val="FFFFFF"/>
       </w:rPr>
       <w:tblPr/>
@@ -14229,6 +14930,7 @@
     </w:tblStylePr>
     <w:tblStylePr w:type="lastCol">
       <w:rPr>
+        <w:rFonts w:eastAsia="黑体"/>
         <w:color w:themeColor="background1" w:val="FFFFFF"/>
       </w:rPr>
       <w:tblPr/>
@@ -14266,6 +14968,7 @@
       <w:spacing w:after="0" w:line="240" w:lineRule="auto"/>
     </w:pPr>
     <w:rPr>
+      <w:rFonts w:eastAsia="黑体"/>
       <w:color w:themeColor="text1" w:val="000000"/>
     </w:rPr>
     <w:tblPr>
@@ -14292,6 +14995,7 @@
     </w:tcPr>
     <w:tblStylePr w:type="firstRow">
       <w:rPr>
+        <w:rFonts w:eastAsia="黑体"/>
         <w:b/>
         <w:bCs/>
       </w:rPr>
@@ -14310,6 +15014,7 @@
     </w:tblStylePr>
     <w:tblStylePr w:type="lastRow">
       <w:rPr>
+        <w:rFonts w:eastAsia="黑体"/>
         <w:b/>
         <w:bCs/>
         <w:color w:themeColor="background1" w:val="FFFFFF"/>
@@ -14324,6 +15029,7 @@
     </w:tblStylePr>
     <w:tblStylePr w:type="firstCol">
       <w:rPr>
+        <w:rFonts w:eastAsia="黑体"/>
         <w:color w:themeColor="background1" w:val="FFFFFF"/>
       </w:rPr>
       <w:tblPr/>
@@ -14341,6 +15047,7 @@
     </w:tblStylePr>
     <w:tblStylePr w:type="lastCol">
       <w:rPr>
+        <w:rFonts w:eastAsia="黑体"/>
         <w:color w:themeColor="background1" w:val="FFFFFF"/>
       </w:rPr>
       <w:tblPr/>
@@ -14370,11 +15077,13 @@
     </w:tblStylePr>
     <w:tblStylePr w:type="neCell">
       <w:rPr>
+        <w:rFonts w:eastAsia="黑体"/>
         <w:color w:themeColor="text1" w:val="000000"/>
       </w:rPr>
     </w:tblStylePr>
     <w:tblStylePr w:type="nwCell">
       <w:rPr>
+        <w:rFonts w:eastAsia="黑体"/>
         <w:color w:themeColor="text1" w:val="000000"/>
       </w:rPr>
     </w:tblStylePr>
@@ -14388,6 +15097,7 @@
       <w:spacing w:after="0" w:line="240" w:lineRule="auto"/>
     </w:pPr>
     <w:rPr>
+      <w:rFonts w:eastAsia="黑体"/>
       <w:color w:themeColor="text1" w:val="000000"/>
     </w:rPr>
     <w:tblPr>
@@ -14414,6 +15124,7 @@
     </w:tcPr>
     <w:tblStylePr w:type="firstRow">
       <w:rPr>
+        <w:rFonts w:eastAsia="黑体"/>
         <w:b/>
         <w:bCs/>
       </w:rPr>
@@ -14432,6 +15143,7 @@
     </w:tblStylePr>
     <w:tblStylePr w:type="lastRow">
       <w:rPr>
+        <w:rFonts w:eastAsia="黑体"/>
         <w:b/>
         <w:bCs/>
         <w:color w:themeColor="background1" w:val="FFFFFF"/>
@@ -14446,6 +15158,7 @@
     </w:tblStylePr>
     <w:tblStylePr w:type="firstCol">
       <w:rPr>
+        <w:rFonts w:eastAsia="黑体"/>
         <w:color w:themeColor="background1" w:val="FFFFFF"/>
       </w:rPr>
       <w:tblPr/>
@@ -14463,6 +15176,7 @@
     </w:tblStylePr>
     <w:tblStylePr w:type="lastCol">
       <w:rPr>
+        <w:rFonts w:eastAsia="黑体"/>
         <w:color w:themeColor="background1" w:val="FFFFFF"/>
       </w:rPr>
       <w:tblPr/>
@@ -14492,11 +15206,13 @@
     </w:tblStylePr>
     <w:tblStylePr w:type="neCell">
       <w:rPr>
+        <w:rFonts w:eastAsia="黑体"/>
         <w:color w:themeColor="text1" w:val="000000"/>
       </w:rPr>
     </w:tblStylePr>
     <w:tblStylePr w:type="nwCell">
       <w:rPr>
+        <w:rFonts w:eastAsia="黑体"/>
         <w:color w:themeColor="text1" w:val="000000"/>
       </w:rPr>
     </w:tblStylePr>
@@ -14510,6 +15226,7 @@
       <w:spacing w:after="0" w:line="240" w:lineRule="auto"/>
     </w:pPr>
     <w:rPr>
+      <w:rFonts w:eastAsia="黑体"/>
       <w:color w:themeColor="text1" w:val="000000"/>
     </w:rPr>
     <w:tblPr>
@@ -14536,6 +15253,7 @@
     </w:tcPr>
     <w:tblStylePr w:type="firstRow">
       <w:rPr>
+        <w:rFonts w:eastAsia="黑体"/>
         <w:b/>
         <w:bCs/>
       </w:rPr>
@@ -14554,6 +15272,7 @@
     </w:tblStylePr>
     <w:tblStylePr w:type="lastRow">
       <w:rPr>
+        <w:rFonts w:eastAsia="黑体"/>
         <w:b/>
         <w:bCs/>
         <w:color w:themeColor="background1" w:val="FFFFFF"/>
@@ -14568,6 +15287,7 @@
     </w:tblStylePr>
     <w:tblStylePr w:type="firstCol">
       <w:rPr>
+        <w:rFonts w:eastAsia="黑体"/>
         <w:color w:themeColor="background1" w:val="FFFFFF"/>
       </w:rPr>
       <w:tblPr/>
@@ -14585,6 +15305,7 @@
     </w:tblStylePr>
     <w:tblStylePr w:type="lastCol">
       <w:rPr>
+        <w:rFonts w:eastAsia="黑体"/>
         <w:color w:themeColor="background1" w:val="FFFFFF"/>
       </w:rPr>
       <w:tblPr/>
@@ -14614,11 +15335,13 @@
     </w:tblStylePr>
     <w:tblStylePr w:type="neCell">
       <w:rPr>
+        <w:rFonts w:eastAsia="黑体"/>
         <w:color w:themeColor="text1" w:val="000000"/>
       </w:rPr>
     </w:tblStylePr>
     <w:tblStylePr w:type="nwCell">
       <w:rPr>
+        <w:rFonts w:eastAsia="黑体"/>
         <w:color w:themeColor="text1" w:val="000000"/>
       </w:rPr>
     </w:tblStylePr>
@@ -14632,6 +15355,7 @@
       <w:spacing w:after="0" w:line="240" w:lineRule="auto"/>
     </w:pPr>
     <w:rPr>
+      <w:rFonts w:eastAsia="黑体"/>
       <w:color w:themeColor="text1" w:val="000000"/>
     </w:rPr>
     <w:tblPr>
@@ -14650,6 +15374,7 @@
     </w:tcPr>
     <w:tblStylePr w:type="firstRow">
       <w:rPr>
+        <w:rFonts w:eastAsia="黑体"/>
         <w:b/>
         <w:bCs/>
         <w:color w:themeColor="background1" w:val="FFFFFF"/>
@@ -14664,6 +15389,7 @@
     </w:tblStylePr>
     <w:tblStylePr w:type="lastRow">
       <w:rPr>
+        <w:rFonts w:eastAsia="黑体"/>
         <w:b/>
         <w:bCs/>
         <w:color w:themeColor="accent2" w:themeShade="CC" w:val="9E3A38"/>
@@ -14678,12 +15404,14 @@
     </w:tblStylePr>
     <w:tblStylePr w:type="firstCol">
       <w:rPr>
+        <w:rFonts w:eastAsia="黑体"/>
         <w:b/>
         <w:bCs/>
       </w:rPr>
     </w:tblStylePr>
     <w:tblStylePr w:type="lastCol">
       <w:rPr>
+        <w:rFonts w:eastAsia="黑体"/>
         <w:b/>
         <w:bCs/>
       </w:rPr>
@@ -14718,6 +15446,7 @@
       <w:spacing w:after="0" w:line="240" w:lineRule="auto"/>
     </w:pPr>
     <w:rPr>
+      <w:rFonts w:eastAsia="黑体"/>
       <w:color w:themeColor="text1" w:val="000000"/>
     </w:rPr>
     <w:tblPr>
@@ -14736,6 +15465,7 @@
     </w:tcPr>
     <w:tblStylePr w:type="firstRow">
       <w:rPr>
+        <w:rFonts w:eastAsia="黑体"/>
         <w:b/>
         <w:bCs/>
         <w:color w:themeColor="background1" w:val="FFFFFF"/>
@@ -14750,6 +15480,7 @@
     </w:tblStylePr>
     <w:tblStylePr w:type="lastRow">
       <w:rPr>
+        <w:rFonts w:eastAsia="黑体"/>
         <w:b/>
         <w:bCs/>
         <w:color w:themeColor="accent2" w:themeShade="CC" w:val="9E3A38"/>
@@ -14764,12 +15495,14 @@
     </w:tblStylePr>
     <w:tblStylePr w:type="firstCol">
       <w:rPr>
+        <w:rFonts w:eastAsia="黑体"/>
         <w:b/>
         <w:bCs/>
       </w:rPr>
     </w:tblStylePr>
     <w:tblStylePr w:type="lastCol">
       <w:rPr>
+        <w:rFonts w:eastAsia="黑体"/>
         <w:b/>
         <w:bCs/>
       </w:rPr>
@@ -14804,6 +15537,7 @@
       <w:spacing w:after="0" w:line="240" w:lineRule="auto"/>
     </w:pPr>
     <w:rPr>
+      <w:rFonts w:eastAsia="黑体"/>
       <w:color w:themeColor="text1" w:val="000000"/>
     </w:rPr>
     <w:tblPr>
@@ -14822,6 +15556,7 @@
     </w:tcPr>
     <w:tblStylePr w:type="firstRow">
       <w:rPr>
+        <w:rFonts w:eastAsia="黑体"/>
         <w:b/>
         <w:bCs/>
         <w:color w:themeColor="background1" w:val="FFFFFF"/>
@@ -14836,6 +15571,7 @@
     </w:tblStylePr>
     <w:tblStylePr w:type="lastRow">
       <w:rPr>
+        <w:rFonts w:eastAsia="黑体"/>
         <w:b/>
         <w:bCs/>
         <w:color w:themeColor="accent2" w:themeShade="CC" w:val="9E3A38"/>
@@ -14850,12 +15586,14 @@
     </w:tblStylePr>
     <w:tblStylePr w:type="firstCol">
       <w:rPr>
+        <w:rFonts w:eastAsia="黑体"/>
         <w:b/>
         <w:bCs/>
       </w:rPr>
     </w:tblStylePr>
     <w:tblStylePr w:type="lastCol">
       <w:rPr>
+        <w:rFonts w:eastAsia="黑体"/>
         <w:b/>
         <w:bCs/>
       </w:rPr>
@@ -14890,6 +15628,7 @@
       <w:spacing w:after="0" w:line="240" w:lineRule="auto"/>
     </w:pPr>
     <w:rPr>
+      <w:rFonts w:eastAsia="黑体"/>
       <w:color w:themeColor="text1" w:val="000000"/>
     </w:rPr>
     <w:tblPr>
@@ -14908,6 +15647,7 @@
     </w:tcPr>
     <w:tblStylePr w:type="firstRow">
       <w:rPr>
+        <w:rFonts w:eastAsia="黑体"/>
         <w:b/>
         <w:bCs/>
         <w:color w:themeColor="background1" w:val="FFFFFF"/>
@@ -14922,6 +15662,7 @@
     </w:tblStylePr>
     <w:tblStylePr w:type="lastRow">
       <w:rPr>
+        <w:rFonts w:eastAsia="黑体"/>
         <w:b/>
         <w:bCs/>
         <w:color w:themeColor="accent4" w:themeShade="CC" w:val="664E82"/>
@@ -14936,12 +15677,14 @@
     </w:tblStylePr>
     <w:tblStylePr w:type="firstCol">
       <w:rPr>
+        <w:rFonts w:eastAsia="黑体"/>
         <w:b/>
         <w:bCs/>
       </w:rPr>
     </w:tblStylePr>
     <w:tblStylePr w:type="lastCol">
       <w:rPr>
+        <w:rFonts w:eastAsia="黑体"/>
         <w:b/>
         <w:bCs/>
       </w:rPr>
@@ -14976,6 +15719,7 @@
       <w:spacing w:after="0" w:line="240" w:lineRule="auto"/>
     </w:pPr>
     <w:rPr>
+      <w:rFonts w:eastAsia="黑体"/>
       <w:color w:themeColor="text1" w:val="000000"/>
     </w:rPr>
     <w:tblPr>
@@ -14994,6 +15738,7 @@
     </w:tcPr>
     <w:tblStylePr w:type="firstRow">
       <w:rPr>
+        <w:rFonts w:eastAsia="黑体"/>
         <w:b/>
         <w:bCs/>
         <w:color w:themeColor="background1" w:val="FFFFFF"/>
@@ -15008,6 +15753,7 @@
     </w:tblStylePr>
     <w:tblStylePr w:type="lastRow">
       <w:rPr>
+        <w:rFonts w:eastAsia="黑体"/>
         <w:b/>
         <w:bCs/>
         <w:color w:themeColor="accent3" w:themeShade="CC" w:val="7E9C40"/>
@@ -15022,12 +15768,14 @@
     </w:tblStylePr>
     <w:tblStylePr w:type="firstCol">
       <w:rPr>
+        <w:rFonts w:eastAsia="黑体"/>
         <w:b/>
         <w:bCs/>
       </w:rPr>
     </w:tblStylePr>
     <w:tblStylePr w:type="lastCol">
       <w:rPr>
+        <w:rFonts w:eastAsia="黑体"/>
         <w:b/>
         <w:bCs/>
       </w:rPr>
@@ -15062,6 +15810,7 @@
       <w:spacing w:after="0" w:line="240" w:lineRule="auto"/>
     </w:pPr>
     <w:rPr>
+      <w:rFonts w:eastAsia="黑体"/>
       <w:color w:themeColor="text1" w:val="000000"/>
     </w:rPr>
     <w:tblPr>
@@ -15080,6 +15829,7 @@
     </w:tcPr>
     <w:tblStylePr w:type="firstRow">
       <w:rPr>
+        <w:rFonts w:eastAsia="黑体"/>
         <w:b/>
         <w:bCs/>
         <w:color w:themeColor="background1" w:val="FFFFFF"/>
@@ -15094,6 +15844,7 @@
     </w:tblStylePr>
     <w:tblStylePr w:type="lastRow">
       <w:rPr>
+        <w:rFonts w:eastAsia="黑体"/>
         <w:b/>
         <w:bCs/>
         <w:color w:themeColor="accent6" w:themeShade="CC" w:val="F2730A"/>
@@ -15108,12 +15859,14 @@
     </w:tblStylePr>
     <w:tblStylePr w:type="firstCol">
       <w:rPr>
+        <w:rFonts w:eastAsia="黑体"/>
         <w:b/>
         <w:bCs/>
       </w:rPr>
     </w:tblStylePr>
     <w:tblStylePr w:type="lastCol">
       <w:rPr>
+        <w:rFonts w:eastAsia="黑体"/>
         <w:b/>
         <w:bCs/>
       </w:rPr>
@@ -15148,6 +15901,7 @@
       <w:spacing w:after="0" w:line="240" w:lineRule="auto"/>
     </w:pPr>
     <w:rPr>
+      <w:rFonts w:eastAsia="黑体"/>
       <w:color w:themeColor="text1" w:val="000000"/>
     </w:rPr>
     <w:tblPr>
@@ -15166,6 +15920,7 @@
     </w:tcPr>
     <w:tblStylePr w:type="firstRow">
       <w:rPr>
+        <w:rFonts w:eastAsia="黑体"/>
         <w:b/>
         <w:bCs/>
         <w:color w:themeColor="background1" w:val="FFFFFF"/>
@@ -15180,6 +15935,7 @@
     </w:tblStylePr>
     <w:tblStylePr w:type="lastRow">
       <w:rPr>
+        <w:rFonts w:eastAsia="黑体"/>
         <w:b/>
         <w:bCs/>
         <w:color w:themeColor="accent5" w:themeShade="CC" w:val="348DA5"/>
@@ -15194,12 +15950,14 @@
     </w:tblStylePr>
     <w:tblStylePr w:type="firstCol">
       <w:rPr>
+        <w:rFonts w:eastAsia="黑体"/>
         <w:b/>
         <w:bCs/>
       </w:rPr>
     </w:tblStylePr>
     <w:tblStylePr w:type="lastCol">
       <w:rPr>
+        <w:rFonts w:eastAsia="黑体"/>
         <w:b/>
         <w:bCs/>
       </w:rPr>
@@ -15234,6 +15992,7 @@
       <w:spacing w:after="0" w:line="240" w:lineRule="auto"/>
     </w:pPr>
     <w:rPr>
+      <w:rFonts w:eastAsia="黑体"/>
       <w:color w:themeColor="text1" w:val="000000"/>
     </w:rPr>
     <w:tblPr>
@@ -15255,6 +16014,7 @@
     </w:tcPr>
     <w:tblStylePr w:type="firstRow">
       <w:rPr>
+        <w:rFonts w:eastAsia="黑体"/>
         <w:b/>
         <w:bCs/>
       </w:rPr>
@@ -15265,6 +16025,7 @@
     </w:tblStylePr>
     <w:tblStylePr w:type="lastRow">
       <w:rPr>
+        <w:rFonts w:eastAsia="黑体"/>
         <w:b/>
         <w:bCs/>
         <w:color w:themeColor="text1" w:val="000000"/>
@@ -15276,6 +16037,7 @@
     </w:tblStylePr>
     <w:tblStylePr w:type="firstCol">
       <w:rPr>
+        <w:rFonts w:eastAsia="黑体"/>
         <w:color w:themeColor="background1" w:val="FFFFFF"/>
       </w:rPr>
       <w:tblPr/>
@@ -15285,6 +16047,7 @@
     </w:tblStylePr>
     <w:tblStylePr w:type="lastCol">
       <w:rPr>
+        <w:rFonts w:eastAsia="黑体"/>
         <w:color w:themeColor="background1" w:val="FFFFFF"/>
       </w:rPr>
       <w:tblPr/>
@@ -15314,6 +16077,7 @@
       <w:spacing w:after="0" w:line="240" w:lineRule="auto"/>
     </w:pPr>
     <w:rPr>
+      <w:rFonts w:eastAsia="黑体"/>
       <w:color w:themeColor="text1" w:val="000000"/>
     </w:rPr>
     <w:tblPr>
@@ -15335,6 +16099,7 @@
     </w:tcPr>
     <w:tblStylePr w:type="firstRow">
       <w:rPr>
+        <w:rFonts w:eastAsia="黑体"/>
         <w:b/>
         <w:bCs/>
       </w:rPr>
@@ -15345,6 +16110,7 @@
     </w:tblStylePr>
     <w:tblStylePr w:type="lastRow">
       <w:rPr>
+        <w:rFonts w:eastAsia="黑体"/>
         <w:b/>
         <w:bCs/>
         <w:color w:themeColor="text1" w:val="000000"/>
@@ -15356,6 +16122,7 @@
     </w:tblStylePr>
     <w:tblStylePr w:type="firstCol">
       <w:rPr>
+        <w:rFonts w:eastAsia="黑体"/>
         <w:color w:themeColor="background1" w:val="FFFFFF"/>
       </w:rPr>
       <w:tblPr/>
@@ -15365,6 +16132,7 @@
     </w:tblStylePr>
     <w:tblStylePr w:type="lastCol">
       <w:rPr>
+        <w:rFonts w:eastAsia="黑体"/>
         <w:color w:themeColor="background1" w:val="FFFFFF"/>
       </w:rPr>
       <w:tblPr/>
@@ -15394,6 +16162,7 @@
       <w:spacing w:after="0" w:line="240" w:lineRule="auto"/>
     </w:pPr>
     <w:rPr>
+      <w:rFonts w:eastAsia="黑体"/>
       <w:color w:themeColor="text1" w:val="000000"/>
     </w:rPr>
     <w:tblPr>
@@ -15415,6 +16184,7 @@
     </w:tcPr>
     <w:tblStylePr w:type="firstRow">
       <w:rPr>
+        <w:rFonts w:eastAsia="黑体"/>
         <w:b/>
         <w:bCs/>
       </w:rPr>
@@ -15425,6 +16195,7 @@
     </w:tblStylePr>
     <w:tblStylePr w:type="lastRow">
       <w:rPr>
+        <w:rFonts w:eastAsia="黑体"/>
         <w:b/>
         <w:bCs/>
         <w:color w:themeColor="text1" w:val="000000"/>
@@ -15436,6 +16207,7 @@
     </w:tblStylePr>
     <w:tblStylePr w:type="firstCol">
       <w:rPr>
+        <w:rFonts w:eastAsia="黑体"/>
         <w:color w:themeColor="background1" w:val="FFFFFF"/>
       </w:rPr>
       <w:tblPr/>
@@ -15445,6 +16217,7 @@
     </w:tblStylePr>
     <w:tblStylePr w:type="lastCol">
       <w:rPr>
+        <w:rFonts w:eastAsia="黑体"/>
         <w:color w:themeColor="background1" w:val="FFFFFF"/>
       </w:rPr>
       <w:tblPr/>
@@ -15474,6 +16247,7 @@
       <w:spacing w:after="0" w:line="240" w:lineRule="auto"/>
     </w:pPr>
     <w:rPr>
+      <w:rFonts w:eastAsia="黑体"/>
       <w:color w:themeColor="text1" w:val="000000"/>
     </w:rPr>
     <w:tblPr>
@@ -15495,6 +16269,7 @@
     </w:tcPr>
     <w:tblStylePr w:type="firstRow">
       <w:rPr>
+        <w:rFonts w:eastAsia="黑体"/>
         <w:b/>
         <w:bCs/>
       </w:rPr>
@@ -15505,6 +16280,7 @@
     </w:tblStylePr>
     <w:tblStylePr w:type="lastRow">
       <w:rPr>
+        <w:rFonts w:eastAsia="黑体"/>
         <w:b/>
         <w:bCs/>
         <w:color w:themeColor="text1" w:val="000000"/>
@@ -15516,6 +16292,7 @@
     </w:tblStylePr>
     <w:tblStylePr w:type="firstCol">
       <w:rPr>
+        <w:rFonts w:eastAsia="黑体"/>
         <w:color w:themeColor="background1" w:val="FFFFFF"/>
       </w:rPr>
       <w:tblPr/>
@@ -15525,6 +16302,7 @@
     </w:tblStylePr>
     <w:tblStylePr w:type="lastCol">
       <w:rPr>
+        <w:rFonts w:eastAsia="黑体"/>
         <w:color w:themeColor="background1" w:val="FFFFFF"/>
       </w:rPr>
       <w:tblPr/>
@@ -15554,6 +16332,7 @@
       <w:spacing w:after="0" w:line="240" w:lineRule="auto"/>
     </w:pPr>
     <w:rPr>
+      <w:rFonts w:eastAsia="黑体"/>
       <w:color w:themeColor="text1" w:val="000000"/>
     </w:rPr>
     <w:tblPr>
@@ -15575,6 +16354,7 @@
     </w:tcPr>
     <w:tblStylePr w:type="firstRow">
       <w:rPr>
+        <w:rFonts w:eastAsia="黑体"/>
         <w:b/>
         <w:bCs/>
       </w:rPr>
@@ -15585,6 +16365,7 @@
     </w:tblStylePr>
     <w:tblStylePr w:type="lastRow">
       <w:rPr>
+        <w:rFonts w:eastAsia="黑体"/>
         <w:b/>
         <w:bCs/>
         <w:color w:themeColor="text1" w:val="000000"/>
@@ -15596,6 +16377,7 @@
     </w:tblStylePr>
     <w:tblStylePr w:type="firstCol">
       <w:rPr>
+        <w:rFonts w:eastAsia="黑体"/>
         <w:color w:themeColor="background1" w:val="FFFFFF"/>
       </w:rPr>
       <w:tblPr/>
@@ -15605,6 +16387,7 @@
     </w:tblStylePr>
     <w:tblStylePr w:type="lastCol">
       <w:rPr>
+        <w:rFonts w:eastAsia="黑体"/>
         <w:color w:themeColor="background1" w:val="FFFFFF"/>
       </w:rPr>
       <w:tblPr/>
@@ -15634,6 +16417,7 @@
       <w:spacing w:after="0" w:line="240" w:lineRule="auto"/>
     </w:pPr>
     <w:rPr>
+      <w:rFonts w:eastAsia="黑体"/>
       <w:color w:themeColor="text1" w:val="000000"/>
     </w:rPr>
     <w:tblPr>
@@ -15655,6 +16439,7 @@
     </w:tcPr>
     <w:tblStylePr w:type="firstRow">
       <w:rPr>
+        <w:rFonts w:eastAsia="黑体"/>
         <w:b/>
         <w:bCs/>
       </w:rPr>
@@ -15665,6 +16450,7 @@
     </w:tblStylePr>
     <w:tblStylePr w:type="lastRow">
       <w:rPr>
+        <w:rFonts w:eastAsia="黑体"/>
         <w:b/>
         <w:bCs/>
         <w:color w:themeColor="text1" w:val="000000"/>
@@ -15676,6 +16462,7 @@
     </w:tblStylePr>
     <w:tblStylePr w:type="firstCol">
       <w:rPr>
+        <w:rFonts w:eastAsia="黑体"/>
         <w:color w:themeColor="background1" w:val="FFFFFF"/>
       </w:rPr>
       <w:tblPr/>
@@ -15685,6 +16472,7 @@
     </w:tblStylePr>
     <w:tblStylePr w:type="lastCol">
       <w:rPr>
+        <w:rFonts w:eastAsia="黑体"/>
         <w:color w:themeColor="background1" w:val="FFFFFF"/>
       </w:rPr>
       <w:tblPr/>
@@ -15714,6 +16502,7 @@
       <w:spacing w:after="0" w:line="240" w:lineRule="auto"/>
     </w:pPr>
     <w:rPr>
+      <w:rFonts w:eastAsia="黑体"/>
       <w:color w:themeColor="text1" w:val="000000"/>
     </w:rPr>
     <w:tblPr>
@@ -15735,6 +16524,7 @@
     </w:tcPr>
     <w:tblStylePr w:type="firstRow">
       <w:rPr>
+        <w:rFonts w:eastAsia="黑体"/>
         <w:b/>
         <w:bCs/>
       </w:rPr>
@@ -15745,6 +16535,7 @@
     </w:tblStylePr>
     <w:tblStylePr w:type="lastRow">
       <w:rPr>
+        <w:rFonts w:eastAsia="黑体"/>
         <w:b/>
         <w:bCs/>
         <w:color w:themeColor="text1" w:val="000000"/>
@@ -15756,6 +16547,7 @@
     </w:tblStylePr>
     <w:tblStylePr w:type="firstCol">
       <w:rPr>
+        <w:rFonts w:eastAsia="黑体"/>
         <w:color w:themeColor="background1" w:val="FFFFFF"/>
       </w:rPr>
       <w:tblPr/>
@@ -15765,6 +16557,7 @@
     </w:tblStylePr>
     <w:tblStylePr w:type="lastCol">
       <w:rPr>
+        <w:rFonts w:eastAsia="黑体"/>
         <w:color w:themeColor="background1" w:val="FFFFFF"/>
       </w:rPr>
       <w:tblPr/>
@@ -15797,6 +16590,7 @@
     <w:name w:val="KeywordTok"/>
     <w:basedOn w:val="VerbatimChar"/>
     <w:rPr>
+      <w:rFonts w:eastAsia="黑体"/>
       <w:b/>
       <w:color w:val="007020"/>
     </w:rPr>
@@ -15805,6 +16599,7 @@
     <w:name w:val="DataTypeTok"/>
     <w:basedOn w:val="VerbatimChar"/>
     <w:rPr>
+      <w:rFonts w:eastAsia="黑体"/>
       <w:color w:val="902000"/>
     </w:rPr>
   </w:style>
@@ -15812,6 +16607,7 @@
     <w:name w:val="DecValTok"/>
     <w:basedOn w:val="VerbatimChar"/>
     <w:rPr>
+      <w:rFonts w:eastAsia="黑体"/>
       <w:color w:val="40a070"/>
     </w:rPr>
   </w:style>
@@ -15819,6 +16615,7 @@
     <w:name w:val="BaseNTok"/>
     <w:basedOn w:val="VerbatimChar"/>
     <w:rPr>
+      <w:rFonts w:eastAsia="黑体"/>
       <w:color w:val="40a070"/>
     </w:rPr>
   </w:style>
@@ -15826,6 +16623,7 @@
     <w:name w:val="FloatTok"/>
     <w:basedOn w:val="VerbatimChar"/>
     <w:rPr>
+      <w:rFonts w:eastAsia="黑体"/>
       <w:color w:val="40a070"/>
     </w:rPr>
   </w:style>
@@ -15833,6 +16631,7 @@
     <w:name w:val="ConstantTok"/>
     <w:basedOn w:val="VerbatimChar"/>
     <w:rPr>
+      <w:rFonts w:eastAsia="黑体"/>
       <w:color w:val="880000"/>
     </w:rPr>
   </w:style>
@@ -15840,6 +16639,7 @@
     <w:name w:val="CharTok"/>
     <w:basedOn w:val="VerbatimChar"/>
     <w:rPr>
+      <w:rFonts w:eastAsia="黑体"/>
       <w:color w:val="4070a0"/>
     </w:rPr>
   </w:style>
@@ -15847,6 +16647,7 @@
     <w:name w:val="SpecialCharTok"/>
     <w:basedOn w:val="VerbatimChar"/>
     <w:rPr>
+      <w:rFonts w:eastAsia="黑体"/>
       <w:color w:val="4070a0"/>
     </w:rPr>
   </w:style>
@@ -15854,6 +16655,7 @@
     <w:name w:val="StringTok"/>
     <w:basedOn w:val="VerbatimChar"/>
     <w:rPr>
+      <w:rFonts w:eastAsia="黑体"/>
       <w:color w:val="4070a0"/>
     </w:rPr>
   </w:style>
@@ -15861,6 +16663,7 @@
     <w:name w:val="VerbatimStringTok"/>
     <w:basedOn w:val="VerbatimChar"/>
     <w:rPr>
+      <w:rFonts w:eastAsia="黑体"/>
       <w:color w:val="4070a0"/>
     </w:rPr>
   </w:style>
@@ -15868,6 +16671,7 @@
     <w:name w:val="SpecialStringTok"/>
     <w:basedOn w:val="VerbatimChar"/>
     <w:rPr>
+      <w:rFonts w:eastAsia="黑体"/>
       <w:color w:val="bb6688"/>
     </w:rPr>
   </w:style>
@@ -15875,6 +16679,7 @@
     <w:name w:val="ImportTok"/>
     <w:basedOn w:val="VerbatimChar"/>
     <w:rPr>
+      <w:rFonts w:eastAsia="黑体"/>
       <w:b/>
       <w:color w:val="008000"/>
     </w:rPr>
@@ -15883,6 +16688,7 @@
     <w:name w:val="CommentTok"/>
     <w:basedOn w:val="VerbatimChar"/>
     <w:rPr>
+      <w:rFonts w:eastAsia="黑体"/>
       <w:i/>
       <w:color w:val="60a0b0"/>
     </w:rPr>
@@ -15891,6 +16697,7 @@
     <w:name w:val="DocumentationTok"/>
     <w:basedOn w:val="VerbatimChar"/>
     <w:rPr>
+      <w:rFonts w:eastAsia="黑体"/>
       <w:i/>
       <w:color w:val="ba2121"/>
     </w:rPr>
@@ -15899,6 +16706,7 @@
     <w:name w:val="AnnotationTok"/>
     <w:basedOn w:val="VerbatimChar"/>
     <w:rPr>
+      <w:rFonts w:eastAsia="黑体"/>
       <w:b/>
       <w:i/>
       <w:color w:val="60a0b0"/>
@@ -15908,6 +16716,7 @@
     <w:name w:val="CommentVarTok"/>
     <w:basedOn w:val="VerbatimChar"/>
     <w:rPr>
+      <w:rFonts w:eastAsia="黑体"/>
       <w:b/>
       <w:i/>
       <w:color w:val="60a0b0"/>
@@ -15917,6 +16726,7 @@
     <w:name w:val="OtherTok"/>
     <w:basedOn w:val="VerbatimChar"/>
     <w:rPr>
+      <w:rFonts w:eastAsia="黑体"/>
       <w:color w:val="007020"/>
     </w:rPr>
   </w:style>
@@ -15924,6 +16734,7 @@
     <w:name w:val="FunctionTok"/>
     <w:basedOn w:val="VerbatimChar"/>
     <w:rPr>
+      <w:rFonts w:eastAsia="黑体"/>
       <w:color w:val="06287e"/>
     </w:rPr>
   </w:style>
@@ -15931,6 +16742,7 @@
     <w:name w:val="VariableTok"/>
     <w:basedOn w:val="VerbatimChar"/>
     <w:rPr>
+      <w:rFonts w:eastAsia="黑体"/>
       <w:color w:val="19177c"/>
     </w:rPr>
   </w:style>
@@ -15938,6 +16750,7 @@
     <w:name w:val="ControlFlowTok"/>
     <w:basedOn w:val="VerbatimChar"/>
     <w:rPr>
+      <w:rFonts w:eastAsia="黑体"/>
       <w:b/>
       <w:color w:val="007020"/>
     </w:rPr>
@@ -15946,6 +16759,7 @@
     <w:name w:val="OperatorTok"/>
     <w:basedOn w:val="VerbatimChar"/>
     <w:rPr>
+      <w:rFonts w:eastAsia="黑体"/>
       <w:color w:val="666666"/>
     </w:rPr>
   </w:style>
@@ -15953,18 +16767,22 @@
     <w:name w:val="BuiltInTok"/>
     <w:basedOn w:val="VerbatimChar"/>
     <w:rPr>
+      <w:rFonts w:eastAsia="黑体"/>
       <w:color w:val="008000"/>
     </w:rPr>
   </w:style>
   <w:style w:type="character" w:customStyle="1" w:styleId="ExtensionTok">
     <w:name w:val="ExtensionTok"/>
     <w:basedOn w:val="VerbatimChar"/>
-    <w:rPr/>
+    <w:rPr>
+      <w:rFonts w:eastAsia="黑体"/>
+    </w:rPr>
   </w:style>
   <w:style w:type="character" w:customStyle="1" w:styleId="PreprocessorTok">
     <w:name w:val="PreprocessorTok"/>
     <w:basedOn w:val="VerbatimChar"/>
     <w:rPr>
+      <w:rFonts w:eastAsia="黑体"/>
       <w:color w:val="bc7a00"/>
     </w:rPr>
   </w:style>
@@ -15972,18 +16790,22 @@
     <w:name w:val="AttributeTok"/>
     <w:basedOn w:val="VerbatimChar"/>
     <w:rPr>
+      <w:rFonts w:eastAsia="黑体"/>
       <w:color w:val="7d9029"/>
     </w:rPr>
   </w:style>
   <w:style w:type="character" w:customStyle="1" w:styleId="RegionMarkerTok">
     <w:name w:val="RegionMarkerTok"/>
     <w:basedOn w:val="VerbatimChar"/>
-    <w:rPr/>
+    <w:rPr>
+      <w:rFonts w:eastAsia="黑体"/>
+    </w:rPr>
   </w:style>
   <w:style w:type="character" w:customStyle="1" w:styleId="InformationTok">
     <w:name w:val="InformationTok"/>
     <w:basedOn w:val="VerbatimChar"/>
     <w:rPr>
+      <w:rFonts w:eastAsia="黑体"/>
       <w:b/>
       <w:i/>
       <w:color w:val="60a0b0"/>
@@ -15993,6 +16815,7 @@
     <w:name w:val="WarningTok"/>
     <w:basedOn w:val="VerbatimChar"/>
     <w:rPr>
+      <w:rFonts w:eastAsia="黑体"/>
       <w:b/>
       <w:i/>
       <w:color w:val="60a0b0"/>
@@ -16002,6 +16825,7 @@
     <w:name w:val="AlertTok"/>
     <w:basedOn w:val="VerbatimChar"/>
     <w:rPr>
+      <w:rFonts w:eastAsia="黑体"/>
       <w:b/>
       <w:color w:val="ff0000"/>
     </w:rPr>
@@ -16010,6 +16834,7 @@
     <w:name w:val="ErrorTok"/>
     <w:basedOn w:val="VerbatimChar"/>
     <w:rPr>
+      <w:rFonts w:eastAsia="黑体"/>
       <w:b/>
       <w:color w:val="ff0000"/>
     </w:rPr>
@@ -16017,7 +16842,9 @@
   <w:style w:type="character" w:customStyle="1" w:styleId="NormalTok">
     <w:name w:val="NormalTok"/>
     <w:basedOn w:val="VerbatimChar"/>
-    <w:rPr/>
+    <w:rPr>
+      <w:rFonts w:eastAsia="黑体"/>
+    </w:rPr>
   </w:style>
 </w:styles>
 </file>
@@ -16066,12 +16893,12 @@
     <a:fontScheme name="Office">
       <a:majorFont>
         <a:latin typeface="Calibri"/>
-        <a:ea typeface=""/>
+        <a:ea typeface="黑体"/>
         <a:cs typeface=""/>
         <a:font script="Jpan" typeface="ＭＳ ゴシック"/>
         <a:font script="Hang" typeface="맑은 고딕"/>
-        <a:font script="Hans" typeface="宋体"/>
-        <a:font script="Hant" typeface="新細明體"/>
+        <a:font script="Hans" typeface="黑体"/>
+        <a:font script="Hant" typeface="黑体"/>
         <a:font script="Arab" typeface="Times New Roman"/>
         <a:font script="Hebr" typeface="Times New Roman"/>
         <a:font script="Thai" typeface="Angsana New"/>
@@ -16101,12 +16928,12 @@
       </a:majorFont>
       <a:minorFont>
         <a:latin typeface="Cambria"/>
-        <a:ea typeface=""/>
+        <a:ea typeface="黑体"/>
         <a:cs typeface=""/>
         <a:font script="Jpan" typeface="ＭＳ 明朝"/>
         <a:font script="Hang" typeface="맑은 고딕"/>
-        <a:font script="Hans" typeface="宋体"/>
-        <a:font script="Hant" typeface="新細明體"/>
+        <a:font script="Hans" typeface="黑体"/>
+        <a:font script="Hant" typeface="黑体"/>
         <a:font script="Arab" typeface="Arial"/>
         <a:font script="Hebr" typeface="Arial"/>
         <a:font script="Thai" typeface="Cordia New"/>

--- a/04-滤波电路/04-带阻滤波/无源带阻滤波电路/无源带阻滤波电路.docx
+++ b/04-滤波电路/04-带阻滤波/无源带阻滤波电路/无源带阻滤波电路.docx
@@ -3822,7 +3822,7 @@
           <w:color w:val="555555"/>
           <w:sz w:val="21"/>
         </w:rPr>
-        <w:t>材料收集者：杜文杰，WX手机：19519196569，QQ:3478827729</w:t>
+        <w:t>材料收集者：杜文杰，微信/手机：19519196569，QQ:3478827729</w:t>
       </w:r>
     </w:p>
     <w:sectPr>
